--- a/docx/es/BUFRCREX_TableB_es_07.docx
+++ b/docx/es/BUFRCREX_TableB_es_07.docx
@@ -8,19 +8,33 @@
       </w:pPr>
       <w:r>
         <w:rPr>
-          <w:rFonts w:ascii="Arial" w:hAnsi="Arial"/>
+          <w:rFonts w:ascii="Verdana" w:hAnsi="Verdana"/>
           <w:b/>
           <w:sz w:val="22"/>
         </w:rPr>
-        <w:t>BUFR/CREX Table B — Class 07: Ubicación (vertical)</w:t>
+        <w:t>Clase 07: Ubicación (vertical)</w:t>
       </w:r>
     </w:p>
     <w:tbl>
       <w:tblPr>
         <w:tblStyle w:val="TableGrid"/>
         <w:tblW w:type="auto" w:w="0"/>
-        <w:jc w:val="center"/>
+        <w:jc w:val="left"/>
         <w:tblLook w:firstColumn="1" w:firstRow="1" w:lastColumn="0" w:lastRow="0" w:noHBand="0" w:noVBand="1" w:val="04A0"/>
+        <w:tblBorders>
+          <w:top w:val="single" w:sz="4" w:space="0" w:color="595959"/>
+          <w:left w:val="single" w:sz="4" w:space="0" w:color="595959"/>
+          <w:bottom w:val="single" w:sz="4" w:space="0" w:color="595959"/>
+          <w:right w:val="single" w:sz="4" w:space="0" w:color="595959"/>
+          <w:insideH w:val="single" w:sz="4" w:space="0" w:color="595959"/>
+          <w:insideV w:val="single" w:sz="4" w:space="0" w:color="595959"/>
+        </w:tblBorders>
+        <w:tblCellMar>
+          <w:top w:w="85" w:type="dxa"/>
+          <w:left w:w="85" w:type="dxa"/>
+          <w:bottom w:w="85" w:type="dxa"/>
+          <w:right w:w="85" w:type="dxa"/>
+        </w:tblCellMar>
       </w:tblPr>
       <w:tblGrid>
         <w:gridCol w:w="1514"/>
@@ -35,20 +49,20 @@
         <w:gridCol w:w="1514"/>
       </w:tblGrid>
       <w:tr>
-        <w:tc>
-          <w:tcPr>
-            <w:tcW w:type="dxa" w:w="1514"/>
-            <w:shd w:val="clear" w:color="auto" w:fill="D9E2F3"/>
-          </w:tcPr>
-          <w:p>
-            <w:pPr>
-              <w:jc w:val="center"/>
-            </w:pPr>
-            <w:r/>
-            <w:r>
-              <w:rPr>
-                <w:rFonts w:ascii="Arial" w:hAnsi="Arial"/>
-                <w:b/>
+        <w:trPr>
+          <w:tblHeader/>
+        </w:trPr>
+        <w:tc>
+          <w:tcPr>
+            <w:tcW w:type="dxa" w:w="1514"/>
+            <w:shd w:val="clear" w:color="auto" w:fill="D9D9D9"/>
+          </w:tcPr>
+          <w:p>
+            <w:r/>
+            <w:r>
+              <w:rPr>
+                <w:rFonts w:ascii="Verdana" w:hAnsi="Verdana"/>
+                <w:b w:val="0"/>
                 <w:sz w:val="16"/>
               </w:rPr>
               <w:t>FXY</w:t>
@@ -58,194 +72,170 @@
         <w:tc>
           <w:tcPr>
             <w:tcW w:type="dxa" w:w="1514"/>
-            <w:shd w:val="clear" w:color="auto" w:fill="D9E2F3"/>
-          </w:tcPr>
-          <w:p>
-            <w:pPr>
-              <w:jc w:val="center"/>
-            </w:pPr>
-            <w:r/>
-            <w:r>
-              <w:rPr>
-                <w:rFonts w:ascii="Arial" w:hAnsi="Arial"/>
-                <w:b/>
-                <w:sz w:val="16"/>
-              </w:rPr>
-              <w:t>ElementName</w:t>
-            </w:r>
-          </w:p>
-        </w:tc>
-        <w:tc>
-          <w:tcPr>
-            <w:tcW w:type="dxa" w:w="1514"/>
-            <w:shd w:val="clear" w:color="auto" w:fill="D9E2F3"/>
-          </w:tcPr>
-          <w:p>
-            <w:pPr>
-              <w:jc w:val="center"/>
-            </w:pPr>
-            <w:r/>
-            <w:r>
-              <w:rPr>
-                <w:rFonts w:ascii="Arial" w:hAnsi="Arial"/>
-                <w:b/>
-                <w:sz w:val="16"/>
-              </w:rPr>
-              <w:t>BUFR Unit</w:t>
-            </w:r>
-          </w:p>
-        </w:tc>
-        <w:tc>
-          <w:tcPr>
-            <w:tcW w:type="dxa" w:w="1514"/>
-            <w:shd w:val="clear" w:color="auto" w:fill="D9E2F3"/>
-          </w:tcPr>
-          <w:p>
-            <w:pPr>
-              <w:jc w:val="center"/>
-            </w:pPr>
-            <w:r/>
-            <w:r>
-              <w:rPr>
-                <w:rFonts w:ascii="Arial" w:hAnsi="Arial"/>
-                <w:b/>
-                <w:sz w:val="16"/>
-              </w:rPr>
-              <w:t>Scale</w:t>
-            </w:r>
-          </w:p>
-        </w:tc>
-        <w:tc>
-          <w:tcPr>
-            <w:tcW w:type="dxa" w:w="1514"/>
-            <w:shd w:val="clear" w:color="auto" w:fill="D9E2F3"/>
-          </w:tcPr>
-          <w:p>
-            <w:pPr>
-              <w:jc w:val="center"/>
-            </w:pPr>
-            <w:r/>
-            <w:r>
-              <w:rPr>
-                <w:rFonts w:ascii="Arial" w:hAnsi="Arial"/>
-                <w:b/>
-                <w:sz w:val="16"/>
-              </w:rPr>
-              <w:t>Ref Value</w:t>
-            </w:r>
-          </w:p>
-        </w:tc>
-        <w:tc>
-          <w:tcPr>
-            <w:tcW w:type="dxa" w:w="1514"/>
-            <w:shd w:val="clear" w:color="auto" w:fill="D9E2F3"/>
-          </w:tcPr>
-          <w:p>
-            <w:pPr>
-              <w:jc w:val="center"/>
-            </w:pPr>
-            <w:r/>
-            <w:r>
-              <w:rPr>
-                <w:rFonts w:ascii="Arial" w:hAnsi="Arial"/>
-                <w:b/>
-                <w:sz w:val="16"/>
-              </w:rPr>
-              <w:t>Bits</w:t>
-            </w:r>
-          </w:p>
-        </w:tc>
-        <w:tc>
-          <w:tcPr>
-            <w:tcW w:type="dxa" w:w="1514"/>
-            <w:shd w:val="clear" w:color="auto" w:fill="D9E2F3"/>
-          </w:tcPr>
-          <w:p>
-            <w:pPr>
-              <w:jc w:val="center"/>
-            </w:pPr>
-            <w:r/>
-            <w:r>
-              <w:rPr>
-                <w:rFonts w:ascii="Arial" w:hAnsi="Arial"/>
-                <w:b/>
-                <w:sz w:val="16"/>
-              </w:rPr>
-              <w:t>CREX Unit</w:t>
-            </w:r>
-          </w:p>
-        </w:tc>
-        <w:tc>
-          <w:tcPr>
-            <w:tcW w:type="dxa" w:w="1514"/>
-            <w:shd w:val="clear" w:color="auto" w:fill="D9E2F3"/>
-          </w:tcPr>
-          <w:p>
-            <w:pPr>
-              <w:jc w:val="center"/>
-            </w:pPr>
-            <w:r/>
-            <w:r>
-              <w:rPr>
-                <w:rFonts w:ascii="Arial" w:hAnsi="Arial"/>
-                <w:b/>
-                <w:sz w:val="16"/>
-              </w:rPr>
-              <w:t>Scale</w:t>
-            </w:r>
-          </w:p>
-        </w:tc>
-        <w:tc>
-          <w:tcPr>
-            <w:tcW w:type="dxa" w:w="1514"/>
-            <w:shd w:val="clear" w:color="auto" w:fill="D9E2F3"/>
-          </w:tcPr>
-          <w:p>
-            <w:pPr>
-              <w:jc w:val="center"/>
-            </w:pPr>
-            <w:r/>
-            <w:r>
-              <w:rPr>
-                <w:rFonts w:ascii="Arial" w:hAnsi="Arial"/>
-                <w:b/>
-                <w:sz w:val="16"/>
-              </w:rPr>
-              <w:t>Chars</w:t>
-            </w:r>
-          </w:p>
-        </w:tc>
-        <w:tc>
-          <w:tcPr>
-            <w:tcW w:type="dxa" w:w="1514"/>
-            <w:shd w:val="clear" w:color="auto" w:fill="D9E2F3"/>
-          </w:tcPr>
-          <w:p>
-            <w:pPr>
-              <w:jc w:val="center"/>
-            </w:pPr>
-            <w:r/>
-            <w:r>
-              <w:rPr>
-                <w:rFonts w:ascii="Arial" w:hAnsi="Arial"/>
-                <w:b/>
-                <w:sz w:val="16"/>
-              </w:rPr>
-              <w:t>Note</w:t>
+            <w:shd w:val="clear" w:color="auto" w:fill="D9D9D9"/>
+          </w:tcPr>
+          <w:p>
+            <w:r/>
+            <w:r>
+              <w:rPr>
+                <w:rFonts w:ascii="Verdana" w:hAnsi="Verdana"/>
+                <w:b w:val="0"/>
+                <w:sz w:val="16"/>
+              </w:rPr>
+              <w:t>NOMBRE DEL ELEMENTO</w:t>
+            </w:r>
+          </w:p>
+        </w:tc>
+        <w:tc>
+          <w:tcPr>
+            <w:tcW w:type="dxa" w:w="1514"/>
+            <w:shd w:val="clear" w:color="auto" w:fill="D9D9D9"/>
+          </w:tcPr>
+          <w:p>
+            <w:r/>
+            <w:r>
+              <w:rPr>
+                <w:rFonts w:ascii="Verdana" w:hAnsi="Verdana"/>
+                <w:b w:val="0"/>
+                <w:sz w:val="16"/>
+              </w:rPr>
+              <w:t>UNIDAD BUFR</w:t>
+            </w:r>
+          </w:p>
+        </w:tc>
+        <w:tc>
+          <w:tcPr>
+            <w:tcW w:type="dxa" w:w="1514"/>
+            <w:shd w:val="clear" w:color="auto" w:fill="D9D9D9"/>
+          </w:tcPr>
+          <w:p>
+            <w:r/>
+            <w:r>
+              <w:rPr>
+                <w:rFonts w:ascii="Verdana" w:hAnsi="Verdana"/>
+                <w:b w:val="0"/>
+                <w:sz w:val="16"/>
+              </w:rPr>
+              <w:t>ESCALA</w:t>
+            </w:r>
+          </w:p>
+        </w:tc>
+        <w:tc>
+          <w:tcPr>
+            <w:tcW w:type="dxa" w:w="1514"/>
+            <w:shd w:val="clear" w:color="auto" w:fill="D9D9D9"/>
+          </w:tcPr>
+          <w:p>
+            <w:r/>
+            <w:r>
+              <w:rPr>
+                <w:rFonts w:ascii="Verdana" w:hAnsi="Verdana"/>
+                <w:b w:val="0"/>
+                <w:sz w:val="16"/>
+              </w:rPr>
+              <w:t>VAL. REF.</w:t>
+            </w:r>
+          </w:p>
+        </w:tc>
+        <w:tc>
+          <w:tcPr>
+            <w:tcW w:type="dxa" w:w="1514"/>
+            <w:shd w:val="clear" w:color="auto" w:fill="D9D9D9"/>
+          </w:tcPr>
+          <w:p>
+            <w:r/>
+            <w:r>
+              <w:rPr>
+                <w:rFonts w:ascii="Verdana" w:hAnsi="Verdana"/>
+                <w:b w:val="0"/>
+                <w:sz w:val="16"/>
+              </w:rPr>
+              <w:t>BITS</w:t>
+            </w:r>
+          </w:p>
+        </w:tc>
+        <w:tc>
+          <w:tcPr>
+            <w:tcW w:type="dxa" w:w="1514"/>
+            <w:shd w:val="clear" w:color="auto" w:fill="D9D9D9"/>
+          </w:tcPr>
+          <w:p>
+            <w:r/>
+            <w:r>
+              <w:rPr>
+                <w:rFonts w:ascii="Verdana" w:hAnsi="Verdana"/>
+                <w:b w:val="0"/>
+                <w:sz w:val="16"/>
+              </w:rPr>
+              <w:t>UNIDAD CREX</w:t>
+            </w:r>
+          </w:p>
+        </w:tc>
+        <w:tc>
+          <w:tcPr>
+            <w:tcW w:type="dxa" w:w="1514"/>
+            <w:shd w:val="clear" w:color="auto" w:fill="D9D9D9"/>
+          </w:tcPr>
+          <w:p>
+            <w:r/>
+            <w:r>
+              <w:rPr>
+                <w:rFonts w:ascii="Verdana" w:hAnsi="Verdana"/>
+                <w:b w:val="0"/>
+                <w:sz w:val="16"/>
+              </w:rPr>
+              <w:t>ESCALA</w:t>
+            </w:r>
+          </w:p>
+        </w:tc>
+        <w:tc>
+          <w:tcPr>
+            <w:tcW w:type="dxa" w:w="1514"/>
+            <w:shd w:val="clear" w:color="auto" w:fill="D9D9D9"/>
+          </w:tcPr>
+          <w:p>
+            <w:r/>
+            <w:r>
+              <w:rPr>
+                <w:rFonts w:ascii="Verdana" w:hAnsi="Verdana"/>
+                <w:b w:val="0"/>
+                <w:sz w:val="16"/>
+              </w:rPr>
+              <w:t>CAR.</w:t>
+            </w:r>
+          </w:p>
+        </w:tc>
+        <w:tc>
+          <w:tcPr>
+            <w:tcW w:type="dxa" w:w="1514"/>
+            <w:shd w:val="clear" w:color="auto" w:fill="D9D9D9"/>
+          </w:tcPr>
+          <w:p>
+            <w:r/>
+            <w:r>
+              <w:rPr>
+                <w:rFonts w:ascii="Verdana" w:hAnsi="Verdana"/>
+                <w:b w:val="0"/>
+                <w:sz w:val="16"/>
+              </w:rPr>
+              <w:t>NOTA</w:t>
             </w:r>
           </w:p>
         </w:tc>
       </w:tr>
       <w:tr>
-        <w:tc>
-          <w:tcPr>
-            <w:tcW w:type="dxa" w:w="1514"/>
-          </w:tcPr>
-          <w:p>
-            <w:r/>
-            <w:r>
-              <w:rPr>
-                <w:rFonts w:ascii="Arial" w:hAnsi="Arial"/>
+        <w:trPr>
+          <w:cantSplit/>
+        </w:trPr>
+        <w:tc>
+          <w:tcPr>
+            <w:tcW w:type="dxa" w:w="1514"/>
+          </w:tcPr>
+          <w:p>
+            <w:r/>
+            <w:r>
+              <w:rPr>
+                <w:rFonts w:ascii="Verdana" w:hAnsi="Verdana"/>
                 <w:b w:val="0"/>
                 <w:sz w:val="16"/>
               </w:rPr>
@@ -261,7 +251,7 @@
             <w:r/>
             <w:r>
               <w:rPr>
-                <w:rFonts w:ascii="Arial" w:hAnsi="Arial"/>
+                <w:rFonts w:ascii="Verdana" w:hAnsi="Verdana"/>
                 <w:b w:val="0"/>
                 <w:sz w:val="16"/>
               </w:rPr>
@@ -277,7 +267,7 @@
             <w:r/>
             <w:r>
               <w:rPr>
-                <w:rFonts w:ascii="Arial" w:hAnsi="Arial"/>
+                <w:rFonts w:ascii="Verdana" w:hAnsi="Verdana"/>
                 <w:b w:val="0"/>
                 <w:sz w:val="16"/>
               </w:rPr>
@@ -293,7 +283,7 @@
             <w:r/>
             <w:r>
               <w:rPr>
-                <w:rFonts w:ascii="Arial" w:hAnsi="Arial"/>
+                <w:rFonts w:ascii="Verdana" w:hAnsi="Verdana"/>
                 <w:b w:val="0"/>
                 <w:sz w:val="16"/>
               </w:rPr>
@@ -309,7 +299,7 @@
             <w:r/>
             <w:r>
               <w:rPr>
-                <w:rFonts w:ascii="Arial" w:hAnsi="Arial"/>
+                <w:rFonts w:ascii="Verdana" w:hAnsi="Verdana"/>
                 <w:b w:val="0"/>
                 <w:sz w:val="16"/>
               </w:rPr>
@@ -325,7 +315,7 @@
             <w:r/>
             <w:r>
               <w:rPr>
-                <w:rFonts w:ascii="Arial" w:hAnsi="Arial"/>
+                <w:rFonts w:ascii="Verdana" w:hAnsi="Verdana"/>
                 <w:b w:val="0"/>
                 <w:sz w:val="16"/>
               </w:rPr>
@@ -341,7 +331,7 @@
             <w:r/>
             <w:r>
               <w:rPr>
-                <w:rFonts w:ascii="Arial" w:hAnsi="Arial"/>
+                <w:rFonts w:ascii="Verdana" w:hAnsi="Verdana"/>
                 <w:b w:val="0"/>
                 <w:sz w:val="16"/>
               </w:rPr>
@@ -357,7 +347,7 @@
             <w:r/>
             <w:r>
               <w:rPr>
-                <w:rFonts w:ascii="Arial" w:hAnsi="Arial"/>
+                <w:rFonts w:ascii="Verdana" w:hAnsi="Verdana"/>
                 <w:b w:val="0"/>
                 <w:sz w:val="16"/>
               </w:rPr>
@@ -373,7 +363,7 @@
             <w:r/>
             <w:r>
               <w:rPr>
-                <w:rFonts w:ascii="Arial" w:hAnsi="Arial"/>
+                <w:rFonts w:ascii="Verdana" w:hAnsi="Verdana"/>
                 <w:b w:val="0"/>
                 <w:sz w:val="16"/>
               </w:rPr>
@@ -389,7 +379,7 @@
             <w:r/>
             <w:r>
               <w:rPr>
-                <w:rFonts w:ascii="Arial" w:hAnsi="Arial"/>
+                <w:rFonts w:ascii="Verdana" w:hAnsi="Verdana"/>
                 <w:b w:val="0"/>
                 <w:sz w:val="16"/>
               </w:rPr>
@@ -399,15 +389,18 @@
         </w:tc>
       </w:tr>
       <w:tr>
-        <w:tc>
-          <w:tcPr>
-            <w:tcW w:type="dxa" w:w="1514"/>
-          </w:tcPr>
-          <w:p>
-            <w:r/>
-            <w:r>
-              <w:rPr>
-                <w:rFonts w:ascii="Arial" w:hAnsi="Arial"/>
+        <w:trPr>
+          <w:cantSplit/>
+        </w:trPr>
+        <w:tc>
+          <w:tcPr>
+            <w:tcW w:type="dxa" w:w="1514"/>
+          </w:tcPr>
+          <w:p>
+            <w:r/>
+            <w:r>
+              <w:rPr>
+                <w:rFonts w:ascii="Verdana" w:hAnsi="Verdana"/>
                 <w:b w:val="0"/>
                 <w:sz w:val="16"/>
               </w:rPr>
@@ -423,7 +416,7 @@
             <w:r/>
             <w:r>
               <w:rPr>
-                <w:rFonts w:ascii="Arial" w:hAnsi="Arial"/>
+                <w:rFonts w:ascii="Verdana" w:hAnsi="Verdana"/>
                 <w:b w:val="0"/>
                 <w:sz w:val="16"/>
               </w:rPr>
@@ -439,7 +432,7 @@
             <w:r/>
             <w:r>
               <w:rPr>
-                <w:rFonts w:ascii="Arial" w:hAnsi="Arial"/>
+                <w:rFonts w:ascii="Verdana" w:hAnsi="Verdana"/>
                 <w:b w:val="0"/>
                 <w:sz w:val="16"/>
               </w:rPr>
@@ -455,7 +448,7 @@
             <w:r/>
             <w:r>
               <w:rPr>
-                <w:rFonts w:ascii="Arial" w:hAnsi="Arial"/>
+                <w:rFonts w:ascii="Verdana" w:hAnsi="Verdana"/>
                 <w:b w:val="0"/>
                 <w:sz w:val="16"/>
               </w:rPr>
@@ -471,7 +464,7 @@
             <w:r/>
             <w:r>
               <w:rPr>
-                <w:rFonts w:ascii="Arial" w:hAnsi="Arial"/>
+                <w:rFonts w:ascii="Verdana" w:hAnsi="Verdana"/>
                 <w:b w:val="0"/>
                 <w:sz w:val="16"/>
               </w:rPr>
@@ -487,7 +480,7 @@
             <w:r/>
             <w:r>
               <w:rPr>
-                <w:rFonts w:ascii="Arial" w:hAnsi="Arial"/>
+                <w:rFonts w:ascii="Verdana" w:hAnsi="Verdana"/>
                 <w:b w:val="0"/>
                 <w:sz w:val="16"/>
               </w:rPr>
@@ -503,7 +496,7 @@
             <w:r/>
             <w:r>
               <w:rPr>
-                <w:rFonts w:ascii="Arial" w:hAnsi="Arial"/>
+                <w:rFonts w:ascii="Verdana" w:hAnsi="Verdana"/>
                 <w:b w:val="0"/>
                 <w:sz w:val="16"/>
               </w:rPr>
@@ -519,7 +512,7 @@
             <w:r/>
             <w:r>
               <w:rPr>
-                <w:rFonts w:ascii="Arial" w:hAnsi="Arial"/>
+                <w:rFonts w:ascii="Verdana" w:hAnsi="Verdana"/>
                 <w:b w:val="0"/>
                 <w:sz w:val="16"/>
               </w:rPr>
@@ -535,7 +528,7 @@
             <w:r/>
             <w:r>
               <w:rPr>
-                <w:rFonts w:ascii="Arial" w:hAnsi="Arial"/>
+                <w:rFonts w:ascii="Verdana" w:hAnsi="Verdana"/>
                 <w:b w:val="0"/>
                 <w:sz w:val="16"/>
               </w:rPr>
@@ -551,7 +544,7 @@
             <w:r/>
             <w:r>
               <w:rPr>
-                <w:rFonts w:ascii="Arial" w:hAnsi="Arial"/>
+                <w:rFonts w:ascii="Verdana" w:hAnsi="Verdana"/>
                 <w:b w:val="0"/>
                 <w:sz w:val="16"/>
               </w:rPr>
@@ -560,15 +553,18 @@
         </w:tc>
       </w:tr>
       <w:tr>
-        <w:tc>
-          <w:tcPr>
-            <w:tcW w:type="dxa" w:w="1514"/>
-          </w:tcPr>
-          <w:p>
-            <w:r/>
-            <w:r>
-              <w:rPr>
-                <w:rFonts w:ascii="Arial" w:hAnsi="Arial"/>
+        <w:trPr>
+          <w:cantSplit/>
+        </w:trPr>
+        <w:tc>
+          <w:tcPr>
+            <w:tcW w:type="dxa" w:w="1514"/>
+          </w:tcPr>
+          <w:p>
+            <w:r/>
+            <w:r>
+              <w:rPr>
+                <w:rFonts w:ascii="Verdana" w:hAnsi="Verdana"/>
                 <w:b w:val="0"/>
                 <w:sz w:val="16"/>
               </w:rPr>
@@ -584,7 +580,7 @@
             <w:r/>
             <w:r>
               <w:rPr>
-                <w:rFonts w:ascii="Arial" w:hAnsi="Arial"/>
+                <w:rFonts w:ascii="Verdana" w:hAnsi="Verdana"/>
                 <w:b w:val="0"/>
                 <w:sz w:val="16"/>
               </w:rPr>
@@ -600,7 +596,7 @@
             <w:r/>
             <w:r>
               <w:rPr>
-                <w:rFonts w:ascii="Arial" w:hAnsi="Arial"/>
+                <w:rFonts w:ascii="Verdana" w:hAnsi="Verdana"/>
                 <w:b w:val="0"/>
                 <w:sz w:val="16"/>
               </w:rPr>
@@ -616,7 +612,7 @@
             <w:r/>
             <w:r>
               <w:rPr>
-                <w:rFonts w:ascii="Arial" w:hAnsi="Arial"/>
+                <w:rFonts w:ascii="Verdana" w:hAnsi="Verdana"/>
                 <w:b w:val="0"/>
                 <w:sz w:val="16"/>
               </w:rPr>
@@ -632,7 +628,7 @@
             <w:r/>
             <w:r>
               <w:rPr>
-                <w:rFonts w:ascii="Arial" w:hAnsi="Arial"/>
+                <w:rFonts w:ascii="Verdana" w:hAnsi="Verdana"/>
                 <w:b w:val="0"/>
                 <w:sz w:val="16"/>
               </w:rPr>
@@ -648,7 +644,7 @@
             <w:r/>
             <w:r>
               <w:rPr>
-                <w:rFonts w:ascii="Arial" w:hAnsi="Arial"/>
+                <w:rFonts w:ascii="Verdana" w:hAnsi="Verdana"/>
                 <w:b w:val="0"/>
                 <w:sz w:val="16"/>
               </w:rPr>
@@ -664,7 +660,7 @@
             <w:r/>
             <w:r>
               <w:rPr>
-                <w:rFonts w:ascii="Arial" w:hAnsi="Arial"/>
+                <w:rFonts w:ascii="Verdana" w:hAnsi="Verdana"/>
                 <w:b w:val="0"/>
                 <w:sz w:val="16"/>
               </w:rPr>
@@ -680,7 +676,7 @@
             <w:r/>
             <w:r>
               <w:rPr>
-                <w:rFonts w:ascii="Arial" w:hAnsi="Arial"/>
+                <w:rFonts w:ascii="Verdana" w:hAnsi="Verdana"/>
                 <w:b w:val="0"/>
                 <w:sz w:val="16"/>
               </w:rPr>
@@ -696,7 +692,7 @@
             <w:r/>
             <w:r>
               <w:rPr>
-                <w:rFonts w:ascii="Arial" w:hAnsi="Arial"/>
+                <w:rFonts w:ascii="Verdana" w:hAnsi="Verdana"/>
                 <w:b w:val="0"/>
                 <w:sz w:val="16"/>
               </w:rPr>
@@ -712,7 +708,7 @@
             <w:r/>
             <w:r>
               <w:rPr>
-                <w:rFonts w:ascii="Arial" w:hAnsi="Arial"/>
+                <w:rFonts w:ascii="Verdana" w:hAnsi="Verdana"/>
                 <w:b w:val="0"/>
                 <w:sz w:val="16"/>
               </w:rPr>
@@ -721,15 +717,18 @@
         </w:tc>
       </w:tr>
       <w:tr>
-        <w:tc>
-          <w:tcPr>
-            <w:tcW w:type="dxa" w:w="1514"/>
-          </w:tcPr>
-          <w:p>
-            <w:r/>
-            <w:r>
-              <w:rPr>
-                <w:rFonts w:ascii="Arial" w:hAnsi="Arial"/>
+        <w:trPr>
+          <w:cantSplit/>
+        </w:trPr>
+        <w:tc>
+          <w:tcPr>
+            <w:tcW w:type="dxa" w:w="1514"/>
+          </w:tcPr>
+          <w:p>
+            <w:r/>
+            <w:r>
+              <w:rPr>
+                <w:rFonts w:ascii="Verdana" w:hAnsi="Verdana"/>
                 <w:b w:val="0"/>
                 <w:sz w:val="16"/>
               </w:rPr>
@@ -745,7 +744,7 @@
             <w:r/>
             <w:r>
               <w:rPr>
-                <w:rFonts w:ascii="Arial" w:hAnsi="Arial"/>
+                <w:rFonts w:ascii="Verdana" w:hAnsi="Verdana"/>
                 <w:b w:val="0"/>
                 <w:sz w:val="16"/>
               </w:rPr>
@@ -761,7 +760,7 @@
             <w:r/>
             <w:r>
               <w:rPr>
-                <w:rFonts w:ascii="Arial" w:hAnsi="Arial"/>
+                <w:rFonts w:ascii="Verdana" w:hAnsi="Verdana"/>
                 <w:b w:val="0"/>
                 <w:sz w:val="16"/>
               </w:rPr>
@@ -777,7 +776,7 @@
             <w:r/>
             <w:r>
               <w:rPr>
-                <w:rFonts w:ascii="Arial" w:hAnsi="Arial"/>
+                <w:rFonts w:ascii="Verdana" w:hAnsi="Verdana"/>
                 <w:b w:val="0"/>
                 <w:sz w:val="16"/>
               </w:rPr>
@@ -793,7 +792,7 @@
             <w:r/>
             <w:r>
               <w:rPr>
-                <w:rFonts w:ascii="Arial" w:hAnsi="Arial"/>
+                <w:rFonts w:ascii="Verdana" w:hAnsi="Verdana"/>
                 <w:b w:val="0"/>
                 <w:sz w:val="16"/>
               </w:rPr>
@@ -809,7 +808,7 @@
             <w:r/>
             <w:r>
               <w:rPr>
-                <w:rFonts w:ascii="Arial" w:hAnsi="Arial"/>
+                <w:rFonts w:ascii="Verdana" w:hAnsi="Verdana"/>
                 <w:b w:val="0"/>
                 <w:sz w:val="16"/>
               </w:rPr>
@@ -825,7 +824,7 @@
             <w:r/>
             <w:r>
               <w:rPr>
-                <w:rFonts w:ascii="Arial" w:hAnsi="Arial"/>
+                <w:rFonts w:ascii="Verdana" w:hAnsi="Verdana"/>
                 <w:b w:val="0"/>
                 <w:sz w:val="16"/>
               </w:rPr>
@@ -841,7 +840,7 @@
             <w:r/>
             <w:r>
               <w:rPr>
-                <w:rFonts w:ascii="Arial" w:hAnsi="Arial"/>
+                <w:rFonts w:ascii="Verdana" w:hAnsi="Verdana"/>
                 <w:b w:val="0"/>
                 <w:sz w:val="16"/>
               </w:rPr>
@@ -857,7 +856,7 @@
             <w:r/>
             <w:r>
               <w:rPr>
-                <w:rFonts w:ascii="Arial" w:hAnsi="Arial"/>
+                <w:rFonts w:ascii="Verdana" w:hAnsi="Verdana"/>
                 <w:b w:val="0"/>
                 <w:sz w:val="16"/>
               </w:rPr>
@@ -873,7 +872,7 @@
             <w:r/>
             <w:r>
               <w:rPr>
-                <w:rFonts w:ascii="Arial" w:hAnsi="Arial"/>
+                <w:rFonts w:ascii="Verdana" w:hAnsi="Verdana"/>
                 <w:b w:val="0"/>
                 <w:sz w:val="16"/>
               </w:rPr>
@@ -882,15 +881,18 @@
         </w:tc>
       </w:tr>
       <w:tr>
-        <w:tc>
-          <w:tcPr>
-            <w:tcW w:type="dxa" w:w="1514"/>
-          </w:tcPr>
-          <w:p>
-            <w:r/>
-            <w:r>
-              <w:rPr>
-                <w:rFonts w:ascii="Arial" w:hAnsi="Arial"/>
+        <w:trPr>
+          <w:cantSplit/>
+        </w:trPr>
+        <w:tc>
+          <w:tcPr>
+            <w:tcW w:type="dxa" w:w="1514"/>
+          </w:tcPr>
+          <w:p>
+            <w:r/>
+            <w:r>
+              <w:rPr>
+                <w:rFonts w:ascii="Verdana" w:hAnsi="Verdana"/>
                 <w:b w:val="0"/>
                 <w:sz w:val="16"/>
               </w:rPr>
@@ -906,7 +908,7 @@
             <w:r/>
             <w:r>
               <w:rPr>
-                <w:rFonts w:ascii="Arial" w:hAnsi="Arial"/>
+                <w:rFonts w:ascii="Verdana" w:hAnsi="Verdana"/>
                 <w:b w:val="0"/>
                 <w:sz w:val="16"/>
               </w:rPr>
@@ -922,7 +924,7 @@
             <w:r/>
             <w:r>
               <w:rPr>
-                <w:rFonts w:ascii="Arial" w:hAnsi="Arial"/>
+                <w:rFonts w:ascii="Verdana" w:hAnsi="Verdana"/>
                 <w:b w:val="0"/>
                 <w:sz w:val="16"/>
               </w:rPr>
@@ -938,7 +940,7 @@
             <w:r/>
             <w:r>
               <w:rPr>
-                <w:rFonts w:ascii="Arial" w:hAnsi="Arial"/>
+                <w:rFonts w:ascii="Verdana" w:hAnsi="Verdana"/>
                 <w:b w:val="0"/>
                 <w:sz w:val="16"/>
               </w:rPr>
@@ -954,7 +956,7 @@
             <w:r/>
             <w:r>
               <w:rPr>
-                <w:rFonts w:ascii="Arial" w:hAnsi="Arial"/>
+                <w:rFonts w:ascii="Verdana" w:hAnsi="Verdana"/>
                 <w:b w:val="0"/>
                 <w:sz w:val="16"/>
               </w:rPr>
@@ -970,7 +972,7 @@
             <w:r/>
             <w:r>
               <w:rPr>
-                <w:rFonts w:ascii="Arial" w:hAnsi="Arial"/>
+                <w:rFonts w:ascii="Verdana" w:hAnsi="Verdana"/>
                 <w:b w:val="0"/>
                 <w:sz w:val="16"/>
               </w:rPr>
@@ -986,7 +988,7 @@
             <w:r/>
             <w:r>
               <w:rPr>
-                <w:rFonts w:ascii="Arial" w:hAnsi="Arial"/>
+                <w:rFonts w:ascii="Verdana" w:hAnsi="Verdana"/>
                 <w:b w:val="0"/>
                 <w:sz w:val="16"/>
               </w:rPr>
@@ -1002,7 +1004,7 @@
             <w:r/>
             <w:r>
               <w:rPr>
-                <w:rFonts w:ascii="Arial" w:hAnsi="Arial"/>
+                <w:rFonts w:ascii="Verdana" w:hAnsi="Verdana"/>
                 <w:b w:val="0"/>
                 <w:sz w:val="16"/>
               </w:rPr>
@@ -1018,7 +1020,7 @@
             <w:r/>
             <w:r>
               <w:rPr>
-                <w:rFonts w:ascii="Arial" w:hAnsi="Arial"/>
+                <w:rFonts w:ascii="Verdana" w:hAnsi="Verdana"/>
                 <w:b w:val="0"/>
                 <w:sz w:val="16"/>
               </w:rPr>
@@ -1034,7 +1036,7 @@
             <w:r/>
             <w:r>
               <w:rPr>
-                <w:rFonts w:ascii="Arial" w:hAnsi="Arial"/>
+                <w:rFonts w:ascii="Verdana" w:hAnsi="Verdana"/>
                 <w:b w:val="0"/>
                 <w:sz w:val="16"/>
               </w:rPr>
@@ -1043,15 +1045,18 @@
         </w:tc>
       </w:tr>
       <w:tr>
-        <w:tc>
-          <w:tcPr>
-            <w:tcW w:type="dxa" w:w="1514"/>
-          </w:tcPr>
-          <w:p>
-            <w:r/>
-            <w:r>
-              <w:rPr>
-                <w:rFonts w:ascii="Arial" w:hAnsi="Arial"/>
+        <w:trPr>
+          <w:cantSplit/>
+        </w:trPr>
+        <w:tc>
+          <w:tcPr>
+            <w:tcW w:type="dxa" w:w="1514"/>
+          </w:tcPr>
+          <w:p>
+            <w:r/>
+            <w:r>
+              <w:rPr>
+                <w:rFonts w:ascii="Verdana" w:hAnsi="Verdana"/>
                 <w:b w:val="0"/>
                 <w:sz w:val="16"/>
               </w:rPr>
@@ -1067,7 +1072,7 @@
             <w:r/>
             <w:r>
               <w:rPr>
-                <w:rFonts w:ascii="Arial" w:hAnsi="Arial"/>
+                <w:rFonts w:ascii="Verdana" w:hAnsi="Verdana"/>
                 <w:b w:val="0"/>
                 <w:sz w:val="16"/>
               </w:rPr>
@@ -1083,7 +1088,7 @@
             <w:r/>
             <w:r>
               <w:rPr>
-                <w:rFonts w:ascii="Arial" w:hAnsi="Arial"/>
+                <w:rFonts w:ascii="Verdana" w:hAnsi="Verdana"/>
                 <w:b w:val="0"/>
                 <w:sz w:val="16"/>
               </w:rPr>
@@ -1099,7 +1104,7 @@
             <w:r/>
             <w:r>
               <w:rPr>
-                <w:rFonts w:ascii="Arial" w:hAnsi="Arial"/>
+                <w:rFonts w:ascii="Verdana" w:hAnsi="Verdana"/>
                 <w:b w:val="0"/>
                 <w:sz w:val="16"/>
               </w:rPr>
@@ -1115,7 +1120,7 @@
             <w:r/>
             <w:r>
               <w:rPr>
-                <w:rFonts w:ascii="Arial" w:hAnsi="Arial"/>
+                <w:rFonts w:ascii="Verdana" w:hAnsi="Verdana"/>
                 <w:b w:val="0"/>
                 <w:sz w:val="16"/>
               </w:rPr>
@@ -1131,7 +1136,7 @@
             <w:r/>
             <w:r>
               <w:rPr>
-                <w:rFonts w:ascii="Arial" w:hAnsi="Arial"/>
+                <w:rFonts w:ascii="Verdana" w:hAnsi="Verdana"/>
                 <w:b w:val="0"/>
                 <w:sz w:val="16"/>
               </w:rPr>
@@ -1147,7 +1152,7 @@
             <w:r/>
             <w:r>
               <w:rPr>
-                <w:rFonts w:ascii="Arial" w:hAnsi="Arial"/>
+                <w:rFonts w:ascii="Verdana" w:hAnsi="Verdana"/>
                 <w:b w:val="0"/>
                 <w:sz w:val="16"/>
               </w:rPr>
@@ -1163,7 +1168,7 @@
             <w:r/>
             <w:r>
               <w:rPr>
-                <w:rFonts w:ascii="Arial" w:hAnsi="Arial"/>
+                <w:rFonts w:ascii="Verdana" w:hAnsi="Verdana"/>
                 <w:b w:val="0"/>
                 <w:sz w:val="16"/>
               </w:rPr>
@@ -1179,7 +1184,7 @@
             <w:r/>
             <w:r>
               <w:rPr>
-                <w:rFonts w:ascii="Arial" w:hAnsi="Arial"/>
+                <w:rFonts w:ascii="Verdana" w:hAnsi="Verdana"/>
                 <w:b w:val="0"/>
                 <w:sz w:val="16"/>
               </w:rPr>
@@ -1195,7 +1200,7 @@
             <w:r/>
             <w:r>
               <w:rPr>
-                <w:rFonts w:ascii="Arial" w:hAnsi="Arial"/>
+                <w:rFonts w:ascii="Verdana" w:hAnsi="Verdana"/>
                 <w:b w:val="0"/>
                 <w:sz w:val="16"/>
               </w:rPr>
@@ -1204,15 +1209,18 @@
         </w:tc>
       </w:tr>
       <w:tr>
-        <w:tc>
-          <w:tcPr>
-            <w:tcW w:type="dxa" w:w="1514"/>
-          </w:tcPr>
-          <w:p>
-            <w:r/>
-            <w:r>
-              <w:rPr>
-                <w:rFonts w:ascii="Arial" w:hAnsi="Arial"/>
+        <w:trPr>
+          <w:cantSplit/>
+        </w:trPr>
+        <w:tc>
+          <w:tcPr>
+            <w:tcW w:type="dxa" w:w="1514"/>
+          </w:tcPr>
+          <w:p>
+            <w:r/>
+            <w:r>
+              <w:rPr>
+                <w:rFonts w:ascii="Verdana" w:hAnsi="Verdana"/>
                 <w:b w:val="0"/>
                 <w:sz w:val="16"/>
               </w:rPr>
@@ -1228,7 +1236,7 @@
             <w:r/>
             <w:r>
               <w:rPr>
-                <w:rFonts w:ascii="Arial" w:hAnsi="Arial"/>
+                <w:rFonts w:ascii="Verdana" w:hAnsi="Verdana"/>
                 <w:b w:val="0"/>
                 <w:sz w:val="16"/>
               </w:rPr>
@@ -1244,7 +1252,7 @@
             <w:r/>
             <w:r>
               <w:rPr>
-                <w:rFonts w:ascii="Arial" w:hAnsi="Arial"/>
+                <w:rFonts w:ascii="Verdana" w:hAnsi="Verdana"/>
                 <w:b w:val="0"/>
                 <w:sz w:val="16"/>
               </w:rPr>
@@ -1260,7 +1268,7 @@
             <w:r/>
             <w:r>
               <w:rPr>
-                <w:rFonts w:ascii="Arial" w:hAnsi="Arial"/>
+                <w:rFonts w:ascii="Verdana" w:hAnsi="Verdana"/>
                 <w:b w:val="0"/>
                 <w:sz w:val="16"/>
               </w:rPr>
@@ -1276,7 +1284,7 @@
             <w:r/>
             <w:r>
               <w:rPr>
-                <w:rFonts w:ascii="Arial" w:hAnsi="Arial"/>
+                <w:rFonts w:ascii="Verdana" w:hAnsi="Verdana"/>
                 <w:b w:val="0"/>
                 <w:sz w:val="16"/>
               </w:rPr>
@@ -1292,7 +1300,7 @@
             <w:r/>
             <w:r>
               <w:rPr>
-                <w:rFonts w:ascii="Arial" w:hAnsi="Arial"/>
+                <w:rFonts w:ascii="Verdana" w:hAnsi="Verdana"/>
                 <w:b w:val="0"/>
                 <w:sz w:val="16"/>
               </w:rPr>
@@ -1308,7 +1316,7 @@
             <w:r/>
             <w:r>
               <w:rPr>
-                <w:rFonts w:ascii="Arial" w:hAnsi="Arial"/>
+                <w:rFonts w:ascii="Verdana" w:hAnsi="Verdana"/>
                 <w:b w:val="0"/>
                 <w:sz w:val="16"/>
               </w:rPr>
@@ -1324,7 +1332,7 @@
             <w:r/>
             <w:r>
               <w:rPr>
-                <w:rFonts w:ascii="Arial" w:hAnsi="Arial"/>
+                <w:rFonts w:ascii="Verdana" w:hAnsi="Verdana"/>
                 <w:b w:val="0"/>
                 <w:sz w:val="16"/>
               </w:rPr>
@@ -1340,7 +1348,7 @@
             <w:r/>
             <w:r>
               <w:rPr>
-                <w:rFonts w:ascii="Arial" w:hAnsi="Arial"/>
+                <w:rFonts w:ascii="Verdana" w:hAnsi="Verdana"/>
                 <w:b w:val="0"/>
                 <w:sz w:val="16"/>
               </w:rPr>
@@ -1356,7 +1364,7 @@
             <w:r/>
             <w:r>
               <w:rPr>
-                <w:rFonts w:ascii="Arial" w:hAnsi="Arial"/>
+                <w:rFonts w:ascii="Verdana" w:hAnsi="Verdana"/>
                 <w:b w:val="0"/>
                 <w:sz w:val="16"/>
               </w:rPr>
@@ -1365,15 +1373,18 @@
         </w:tc>
       </w:tr>
       <w:tr>
-        <w:tc>
-          <w:tcPr>
-            <w:tcW w:type="dxa" w:w="1514"/>
-          </w:tcPr>
-          <w:p>
-            <w:r/>
-            <w:r>
-              <w:rPr>
-                <w:rFonts w:ascii="Arial" w:hAnsi="Arial"/>
+        <w:trPr>
+          <w:cantSplit/>
+        </w:trPr>
+        <w:tc>
+          <w:tcPr>
+            <w:tcW w:type="dxa" w:w="1514"/>
+          </w:tcPr>
+          <w:p>
+            <w:r/>
+            <w:r>
+              <w:rPr>
+                <w:rFonts w:ascii="Verdana" w:hAnsi="Verdana"/>
                 <w:b w:val="0"/>
                 <w:sz w:val="16"/>
               </w:rPr>
@@ -1389,7 +1400,7 @@
             <w:r/>
             <w:r>
               <w:rPr>
-                <w:rFonts w:ascii="Arial" w:hAnsi="Arial"/>
+                <w:rFonts w:ascii="Verdana" w:hAnsi="Verdana"/>
                 <w:b w:val="0"/>
                 <w:sz w:val="16"/>
               </w:rPr>
@@ -1405,7 +1416,7 @@
             <w:r/>
             <w:r>
               <w:rPr>
-                <w:rFonts w:ascii="Arial" w:hAnsi="Arial"/>
+                <w:rFonts w:ascii="Verdana" w:hAnsi="Verdana"/>
                 <w:b w:val="0"/>
                 <w:sz w:val="16"/>
               </w:rPr>
@@ -1421,7 +1432,7 @@
             <w:r/>
             <w:r>
               <w:rPr>
-                <w:rFonts w:ascii="Arial" w:hAnsi="Arial"/>
+                <w:rFonts w:ascii="Verdana" w:hAnsi="Verdana"/>
                 <w:b w:val="0"/>
                 <w:sz w:val="16"/>
               </w:rPr>
@@ -1437,7 +1448,7 @@
             <w:r/>
             <w:r>
               <w:rPr>
-                <w:rFonts w:ascii="Arial" w:hAnsi="Arial"/>
+                <w:rFonts w:ascii="Verdana" w:hAnsi="Verdana"/>
                 <w:b w:val="0"/>
                 <w:sz w:val="16"/>
               </w:rPr>
@@ -1453,7 +1464,7 @@
             <w:r/>
             <w:r>
               <w:rPr>
-                <w:rFonts w:ascii="Arial" w:hAnsi="Arial"/>
+                <w:rFonts w:ascii="Verdana" w:hAnsi="Verdana"/>
                 <w:b w:val="0"/>
                 <w:sz w:val="16"/>
               </w:rPr>
@@ -1469,7 +1480,7 @@
             <w:r/>
             <w:r>
               <w:rPr>
-                <w:rFonts w:ascii="Arial" w:hAnsi="Arial"/>
+                <w:rFonts w:ascii="Verdana" w:hAnsi="Verdana"/>
                 <w:b w:val="0"/>
                 <w:sz w:val="16"/>
               </w:rPr>
@@ -1485,7 +1496,7 @@
             <w:r/>
             <w:r>
               <w:rPr>
-                <w:rFonts w:ascii="Arial" w:hAnsi="Arial"/>
+                <w:rFonts w:ascii="Verdana" w:hAnsi="Verdana"/>
                 <w:b w:val="0"/>
                 <w:sz w:val="16"/>
               </w:rPr>
@@ -1501,7 +1512,7 @@
             <w:r/>
             <w:r>
               <w:rPr>
-                <w:rFonts w:ascii="Arial" w:hAnsi="Arial"/>
+                <w:rFonts w:ascii="Verdana" w:hAnsi="Verdana"/>
                 <w:b w:val="0"/>
                 <w:sz w:val="16"/>
               </w:rPr>
@@ -1517,7 +1528,7 @@
             <w:r/>
             <w:r>
               <w:rPr>
-                <w:rFonts w:ascii="Arial" w:hAnsi="Arial"/>
+                <w:rFonts w:ascii="Verdana" w:hAnsi="Verdana"/>
                 <w:b w:val="0"/>
                 <w:sz w:val="16"/>
               </w:rPr>
@@ -1526,15 +1537,18 @@
         </w:tc>
       </w:tr>
       <w:tr>
-        <w:tc>
-          <w:tcPr>
-            <w:tcW w:type="dxa" w:w="1514"/>
-          </w:tcPr>
-          <w:p>
-            <w:r/>
-            <w:r>
-              <w:rPr>
-                <w:rFonts w:ascii="Arial" w:hAnsi="Arial"/>
+        <w:trPr>
+          <w:cantSplit/>
+        </w:trPr>
+        <w:tc>
+          <w:tcPr>
+            <w:tcW w:type="dxa" w:w="1514"/>
+          </w:tcPr>
+          <w:p>
+            <w:r/>
+            <w:r>
+              <w:rPr>
+                <w:rFonts w:ascii="Verdana" w:hAnsi="Verdana"/>
                 <w:b w:val="0"/>
                 <w:sz w:val="16"/>
               </w:rPr>
@@ -1550,7 +1564,7 @@
             <w:r/>
             <w:r>
               <w:rPr>
-                <w:rFonts w:ascii="Arial" w:hAnsi="Arial"/>
+                <w:rFonts w:ascii="Verdana" w:hAnsi="Verdana"/>
                 <w:b w:val="0"/>
                 <w:sz w:val="16"/>
               </w:rPr>
@@ -1566,7 +1580,7 @@
             <w:r/>
             <w:r>
               <w:rPr>
-                <w:rFonts w:ascii="Arial" w:hAnsi="Arial"/>
+                <w:rFonts w:ascii="Verdana" w:hAnsi="Verdana"/>
                 <w:b w:val="0"/>
                 <w:sz w:val="16"/>
               </w:rPr>
@@ -1582,7 +1596,7 @@
             <w:r/>
             <w:r>
               <w:rPr>
-                <w:rFonts w:ascii="Arial" w:hAnsi="Arial"/>
+                <w:rFonts w:ascii="Verdana" w:hAnsi="Verdana"/>
                 <w:b w:val="0"/>
                 <w:sz w:val="16"/>
               </w:rPr>
@@ -1598,7 +1612,7 @@
             <w:r/>
             <w:r>
               <w:rPr>
-                <w:rFonts w:ascii="Arial" w:hAnsi="Arial"/>
+                <w:rFonts w:ascii="Verdana" w:hAnsi="Verdana"/>
                 <w:b w:val="0"/>
                 <w:sz w:val="16"/>
               </w:rPr>
@@ -1614,7 +1628,7 @@
             <w:r/>
             <w:r>
               <w:rPr>
-                <w:rFonts w:ascii="Arial" w:hAnsi="Arial"/>
+                <w:rFonts w:ascii="Verdana" w:hAnsi="Verdana"/>
                 <w:b w:val="0"/>
                 <w:sz w:val="16"/>
               </w:rPr>
@@ -1630,7 +1644,7 @@
             <w:r/>
             <w:r>
               <w:rPr>
-                <w:rFonts w:ascii="Arial" w:hAnsi="Arial"/>
+                <w:rFonts w:ascii="Verdana" w:hAnsi="Verdana"/>
                 <w:b w:val="0"/>
                 <w:sz w:val="16"/>
               </w:rPr>
@@ -1646,7 +1660,7 @@
             <w:r/>
             <w:r>
               <w:rPr>
-                <w:rFonts w:ascii="Arial" w:hAnsi="Arial"/>
+                <w:rFonts w:ascii="Verdana" w:hAnsi="Verdana"/>
                 <w:b w:val="0"/>
                 <w:sz w:val="16"/>
               </w:rPr>
@@ -1662,7 +1676,7 @@
             <w:r/>
             <w:r>
               <w:rPr>
-                <w:rFonts w:ascii="Arial" w:hAnsi="Arial"/>
+                <w:rFonts w:ascii="Verdana" w:hAnsi="Verdana"/>
                 <w:b w:val="0"/>
                 <w:sz w:val="16"/>
               </w:rPr>
@@ -1678,7 +1692,7 @@
             <w:r/>
             <w:r>
               <w:rPr>
-                <w:rFonts w:ascii="Arial" w:hAnsi="Arial"/>
+                <w:rFonts w:ascii="Verdana" w:hAnsi="Verdana"/>
                 <w:b w:val="0"/>
                 <w:sz w:val="16"/>
               </w:rPr>
@@ -1687,15 +1701,18 @@
         </w:tc>
       </w:tr>
       <w:tr>
-        <w:tc>
-          <w:tcPr>
-            <w:tcW w:type="dxa" w:w="1514"/>
-          </w:tcPr>
-          <w:p>
-            <w:r/>
-            <w:r>
-              <w:rPr>
-                <w:rFonts w:ascii="Arial" w:hAnsi="Arial"/>
+        <w:trPr>
+          <w:cantSplit/>
+        </w:trPr>
+        <w:tc>
+          <w:tcPr>
+            <w:tcW w:type="dxa" w:w="1514"/>
+          </w:tcPr>
+          <w:p>
+            <w:r/>
+            <w:r>
+              <w:rPr>
+                <w:rFonts w:ascii="Verdana" w:hAnsi="Verdana"/>
                 <w:b w:val="0"/>
                 <w:sz w:val="16"/>
               </w:rPr>
@@ -1711,7 +1728,7 @@
             <w:r/>
             <w:r>
               <w:rPr>
-                <w:rFonts w:ascii="Arial" w:hAnsi="Arial"/>
+                <w:rFonts w:ascii="Verdana" w:hAnsi="Verdana"/>
                 <w:b w:val="0"/>
                 <w:sz w:val="16"/>
               </w:rPr>
@@ -1727,7 +1744,7 @@
             <w:r/>
             <w:r>
               <w:rPr>
-                <w:rFonts w:ascii="Arial" w:hAnsi="Arial"/>
+                <w:rFonts w:ascii="Verdana" w:hAnsi="Verdana"/>
                 <w:b w:val="0"/>
                 <w:sz w:val="16"/>
               </w:rPr>
@@ -1743,7 +1760,7 @@
             <w:r/>
             <w:r>
               <w:rPr>
-                <w:rFonts w:ascii="Arial" w:hAnsi="Arial"/>
+                <w:rFonts w:ascii="Verdana" w:hAnsi="Verdana"/>
                 <w:b w:val="0"/>
                 <w:sz w:val="16"/>
               </w:rPr>
@@ -1759,7 +1776,7 @@
             <w:r/>
             <w:r>
               <w:rPr>
-                <w:rFonts w:ascii="Arial" w:hAnsi="Arial"/>
+                <w:rFonts w:ascii="Verdana" w:hAnsi="Verdana"/>
                 <w:b w:val="0"/>
                 <w:sz w:val="16"/>
               </w:rPr>
@@ -1775,7 +1792,7 @@
             <w:r/>
             <w:r>
               <w:rPr>
-                <w:rFonts w:ascii="Arial" w:hAnsi="Arial"/>
+                <w:rFonts w:ascii="Verdana" w:hAnsi="Verdana"/>
                 <w:b w:val="0"/>
                 <w:sz w:val="16"/>
               </w:rPr>
@@ -1791,7 +1808,7 @@
             <w:r/>
             <w:r>
               <w:rPr>
-                <w:rFonts w:ascii="Arial" w:hAnsi="Arial"/>
+                <w:rFonts w:ascii="Verdana" w:hAnsi="Verdana"/>
                 <w:b w:val="0"/>
                 <w:sz w:val="16"/>
               </w:rPr>
@@ -1807,7 +1824,7 @@
             <w:r/>
             <w:r>
               <w:rPr>
-                <w:rFonts w:ascii="Arial" w:hAnsi="Arial"/>
+                <w:rFonts w:ascii="Verdana" w:hAnsi="Verdana"/>
                 <w:b w:val="0"/>
                 <w:sz w:val="16"/>
               </w:rPr>
@@ -1823,7 +1840,7 @@
             <w:r/>
             <w:r>
               <w:rPr>
-                <w:rFonts w:ascii="Arial" w:hAnsi="Arial"/>
+                <w:rFonts w:ascii="Verdana" w:hAnsi="Verdana"/>
                 <w:b w:val="0"/>
                 <w:sz w:val="16"/>
               </w:rPr>
@@ -1839,7 +1856,7 @@
             <w:r/>
             <w:r>
               <w:rPr>
-                <w:rFonts w:ascii="Arial" w:hAnsi="Arial"/>
+                <w:rFonts w:ascii="Verdana" w:hAnsi="Verdana"/>
                 <w:b w:val="0"/>
                 <w:sz w:val="16"/>
               </w:rPr>
@@ -1848,15 +1865,18 @@
         </w:tc>
       </w:tr>
       <w:tr>
-        <w:tc>
-          <w:tcPr>
-            <w:tcW w:type="dxa" w:w="1514"/>
-          </w:tcPr>
-          <w:p>
-            <w:r/>
-            <w:r>
-              <w:rPr>
-                <w:rFonts w:ascii="Arial" w:hAnsi="Arial"/>
+        <w:trPr>
+          <w:cantSplit/>
+        </w:trPr>
+        <w:tc>
+          <w:tcPr>
+            <w:tcW w:type="dxa" w:w="1514"/>
+          </w:tcPr>
+          <w:p>
+            <w:r/>
+            <w:r>
+              <w:rPr>
+                <w:rFonts w:ascii="Verdana" w:hAnsi="Verdana"/>
                 <w:b w:val="0"/>
                 <w:sz w:val="16"/>
               </w:rPr>
@@ -1872,7 +1892,7 @@
             <w:r/>
             <w:r>
               <w:rPr>
-                <w:rFonts w:ascii="Arial" w:hAnsi="Arial"/>
+                <w:rFonts w:ascii="Verdana" w:hAnsi="Verdana"/>
                 <w:b w:val="0"/>
                 <w:sz w:val="16"/>
               </w:rPr>
@@ -1888,7 +1908,7 @@
             <w:r/>
             <w:r>
               <w:rPr>
-                <w:rFonts w:ascii="Arial" w:hAnsi="Arial"/>
+                <w:rFonts w:ascii="Verdana" w:hAnsi="Verdana"/>
                 <w:b w:val="0"/>
                 <w:sz w:val="16"/>
               </w:rPr>
@@ -1904,7 +1924,7 @@
             <w:r/>
             <w:r>
               <w:rPr>
-                <w:rFonts w:ascii="Arial" w:hAnsi="Arial"/>
+                <w:rFonts w:ascii="Verdana" w:hAnsi="Verdana"/>
                 <w:b w:val="0"/>
                 <w:sz w:val="16"/>
               </w:rPr>
@@ -1920,7 +1940,7 @@
             <w:r/>
             <w:r>
               <w:rPr>
-                <w:rFonts w:ascii="Arial" w:hAnsi="Arial"/>
+                <w:rFonts w:ascii="Verdana" w:hAnsi="Verdana"/>
                 <w:b w:val="0"/>
                 <w:sz w:val="16"/>
               </w:rPr>
@@ -1936,7 +1956,7 @@
             <w:r/>
             <w:r>
               <w:rPr>
-                <w:rFonts w:ascii="Arial" w:hAnsi="Arial"/>
+                <w:rFonts w:ascii="Verdana" w:hAnsi="Verdana"/>
                 <w:b w:val="0"/>
                 <w:sz w:val="16"/>
               </w:rPr>
@@ -1952,7 +1972,7 @@
             <w:r/>
             <w:r>
               <w:rPr>
-                <w:rFonts w:ascii="Arial" w:hAnsi="Arial"/>
+                <w:rFonts w:ascii="Verdana" w:hAnsi="Verdana"/>
                 <w:b w:val="0"/>
                 <w:sz w:val="16"/>
               </w:rPr>
@@ -1968,7 +1988,7 @@
             <w:r/>
             <w:r>
               <w:rPr>
-                <w:rFonts w:ascii="Arial" w:hAnsi="Arial"/>
+                <w:rFonts w:ascii="Verdana" w:hAnsi="Verdana"/>
                 <w:b w:val="0"/>
                 <w:sz w:val="16"/>
               </w:rPr>
@@ -1984,7 +2004,7 @@
             <w:r/>
             <w:r>
               <w:rPr>
-                <w:rFonts w:ascii="Arial" w:hAnsi="Arial"/>
+                <w:rFonts w:ascii="Verdana" w:hAnsi="Verdana"/>
                 <w:b w:val="0"/>
                 <w:sz w:val="16"/>
               </w:rPr>
@@ -2000,7 +2020,7 @@
             <w:r/>
             <w:r>
               <w:rPr>
-                <w:rFonts w:ascii="Arial" w:hAnsi="Arial"/>
+                <w:rFonts w:ascii="Verdana" w:hAnsi="Verdana"/>
                 <w:b w:val="0"/>
                 <w:sz w:val="16"/>
               </w:rPr>
@@ -2009,15 +2029,18 @@
         </w:tc>
       </w:tr>
       <w:tr>
-        <w:tc>
-          <w:tcPr>
-            <w:tcW w:type="dxa" w:w="1514"/>
-          </w:tcPr>
-          <w:p>
-            <w:r/>
-            <w:r>
-              <w:rPr>
-                <w:rFonts w:ascii="Arial" w:hAnsi="Arial"/>
+        <w:trPr>
+          <w:cantSplit/>
+        </w:trPr>
+        <w:tc>
+          <w:tcPr>
+            <w:tcW w:type="dxa" w:w="1514"/>
+          </w:tcPr>
+          <w:p>
+            <w:r/>
+            <w:r>
+              <w:rPr>
+                <w:rFonts w:ascii="Verdana" w:hAnsi="Verdana"/>
                 <w:b w:val="0"/>
                 <w:sz w:val="16"/>
               </w:rPr>
@@ -2033,7 +2056,7 @@
             <w:r/>
             <w:r>
               <w:rPr>
-                <w:rFonts w:ascii="Arial" w:hAnsi="Arial"/>
+                <w:rFonts w:ascii="Verdana" w:hAnsi="Verdana"/>
                 <w:b w:val="0"/>
                 <w:sz w:val="16"/>
               </w:rPr>
@@ -2049,7 +2072,7 @@
             <w:r/>
             <w:r>
               <w:rPr>
-                <w:rFonts w:ascii="Arial" w:hAnsi="Arial"/>
+                <w:rFonts w:ascii="Verdana" w:hAnsi="Verdana"/>
                 <w:b w:val="0"/>
                 <w:sz w:val="16"/>
               </w:rPr>
@@ -2065,7 +2088,7 @@
             <w:r/>
             <w:r>
               <w:rPr>
-                <w:rFonts w:ascii="Arial" w:hAnsi="Arial"/>
+                <w:rFonts w:ascii="Verdana" w:hAnsi="Verdana"/>
                 <w:b w:val="0"/>
                 <w:sz w:val="16"/>
               </w:rPr>
@@ -2081,7 +2104,7 @@
             <w:r/>
             <w:r>
               <w:rPr>
-                <w:rFonts w:ascii="Arial" w:hAnsi="Arial"/>
+                <w:rFonts w:ascii="Verdana" w:hAnsi="Verdana"/>
                 <w:b w:val="0"/>
                 <w:sz w:val="16"/>
               </w:rPr>
@@ -2097,7 +2120,7 @@
             <w:r/>
             <w:r>
               <w:rPr>
-                <w:rFonts w:ascii="Arial" w:hAnsi="Arial"/>
+                <w:rFonts w:ascii="Verdana" w:hAnsi="Verdana"/>
                 <w:b w:val="0"/>
                 <w:sz w:val="16"/>
               </w:rPr>
@@ -2113,7 +2136,7 @@
             <w:r/>
             <w:r>
               <w:rPr>
-                <w:rFonts w:ascii="Arial" w:hAnsi="Arial"/>
+                <w:rFonts w:ascii="Verdana" w:hAnsi="Verdana"/>
                 <w:b w:val="0"/>
                 <w:sz w:val="16"/>
               </w:rPr>
@@ -2129,7 +2152,7 @@
             <w:r/>
             <w:r>
               <w:rPr>
-                <w:rFonts w:ascii="Arial" w:hAnsi="Arial"/>
+                <w:rFonts w:ascii="Verdana" w:hAnsi="Verdana"/>
                 <w:b w:val="0"/>
                 <w:sz w:val="16"/>
               </w:rPr>
@@ -2145,7 +2168,7 @@
             <w:r/>
             <w:r>
               <w:rPr>
-                <w:rFonts w:ascii="Arial" w:hAnsi="Arial"/>
+                <w:rFonts w:ascii="Verdana" w:hAnsi="Verdana"/>
                 <w:b w:val="0"/>
                 <w:sz w:val="16"/>
               </w:rPr>
@@ -2161,25 +2184,28 @@
             <w:r/>
             <w:r>
               <w:rPr>
-                <w:rFonts w:ascii="Arial" w:hAnsi="Arial"/>
-                <w:b w:val="0"/>
-                <w:sz w:val="16"/>
-              </w:rPr>
-              <w:t>Note 68: La calidad del registro de datos científicos es inválida si falla el reajuste del bit (véase el bit 12) o si se detectan errores en el cálculo de franjas (véase el bit 11), datos inválidos en el registro de datos en bruto (véase el bit 10), calibraciones radiométricas inválidas (véase el bit 5) o calibraciones espectrales inválidas (véase el bit 7).</w:t>
+                <w:rFonts w:ascii="Verdana" w:hAnsi="Verdana"/>
+                <w:b w:val="0"/>
+                <w:sz w:val="16"/>
+              </w:rPr>
+              <w:t>Note 68: Esta secuencia queda relegada por utilización incorrecta del descriptor 0 04 075 en la secuencia 3 06 020; en su lugar debería utilizarse la secuencia 3 06 025.</w:t>
             </w:r>
           </w:p>
         </w:tc>
       </w:tr>
       <w:tr>
-        <w:tc>
-          <w:tcPr>
-            <w:tcW w:type="dxa" w:w="1514"/>
-          </w:tcPr>
-          <w:p>
-            <w:r/>
-            <w:r>
-              <w:rPr>
-                <w:rFonts w:ascii="Arial" w:hAnsi="Arial"/>
+        <w:trPr>
+          <w:cantSplit/>
+        </w:trPr>
+        <w:tc>
+          <w:tcPr>
+            <w:tcW w:type="dxa" w:w="1514"/>
+          </w:tcPr>
+          <w:p>
+            <w:r/>
+            <w:r>
+              <w:rPr>
+                <w:rFonts w:ascii="Verdana" w:hAnsi="Verdana"/>
                 <w:b w:val="0"/>
                 <w:sz w:val="16"/>
               </w:rPr>
@@ -2195,7 +2221,7 @@
             <w:r/>
             <w:r>
               <w:rPr>
-                <w:rFonts w:ascii="Arial" w:hAnsi="Arial"/>
+                <w:rFonts w:ascii="Verdana" w:hAnsi="Verdana"/>
                 <w:b w:val="0"/>
                 <w:sz w:val="16"/>
               </w:rPr>
@@ -2211,7 +2237,7 @@
             <w:r/>
             <w:r>
               <w:rPr>
-                <w:rFonts w:ascii="Arial" w:hAnsi="Arial"/>
+                <w:rFonts w:ascii="Verdana" w:hAnsi="Verdana"/>
                 <w:b w:val="0"/>
                 <w:sz w:val="16"/>
               </w:rPr>
@@ -2227,7 +2253,7 @@
             <w:r/>
             <w:r>
               <w:rPr>
-                <w:rFonts w:ascii="Arial" w:hAnsi="Arial"/>
+                <w:rFonts w:ascii="Verdana" w:hAnsi="Verdana"/>
                 <w:b w:val="0"/>
                 <w:sz w:val="16"/>
               </w:rPr>
@@ -2243,7 +2269,7 @@
             <w:r/>
             <w:r>
               <w:rPr>
-                <w:rFonts w:ascii="Arial" w:hAnsi="Arial"/>
+                <w:rFonts w:ascii="Verdana" w:hAnsi="Verdana"/>
                 <w:b w:val="0"/>
                 <w:sz w:val="16"/>
               </w:rPr>
@@ -2259,7 +2285,7 @@
             <w:r/>
             <w:r>
               <w:rPr>
-                <w:rFonts w:ascii="Arial" w:hAnsi="Arial"/>
+                <w:rFonts w:ascii="Verdana" w:hAnsi="Verdana"/>
                 <w:b w:val="0"/>
                 <w:sz w:val="16"/>
               </w:rPr>
@@ -2275,7 +2301,7 @@
             <w:r/>
             <w:r>
               <w:rPr>
-                <w:rFonts w:ascii="Arial" w:hAnsi="Arial"/>
+                <w:rFonts w:ascii="Verdana" w:hAnsi="Verdana"/>
                 <w:b w:val="0"/>
                 <w:sz w:val="16"/>
               </w:rPr>
@@ -2291,7 +2317,7 @@
             <w:r/>
             <w:r>
               <w:rPr>
-                <w:rFonts w:ascii="Arial" w:hAnsi="Arial"/>
+                <w:rFonts w:ascii="Verdana" w:hAnsi="Verdana"/>
                 <w:b w:val="0"/>
                 <w:sz w:val="16"/>
               </w:rPr>
@@ -2307,7 +2333,7 @@
             <w:r/>
             <w:r>
               <w:rPr>
-                <w:rFonts w:ascii="Arial" w:hAnsi="Arial"/>
+                <w:rFonts w:ascii="Verdana" w:hAnsi="Verdana"/>
                 <w:b w:val="0"/>
                 <w:sz w:val="16"/>
               </w:rPr>
@@ -2323,7 +2349,7 @@
             <w:r/>
             <w:r>
               <w:rPr>
-                <w:rFonts w:ascii="Arial" w:hAnsi="Arial"/>
+                <w:rFonts w:ascii="Verdana" w:hAnsi="Verdana"/>
                 <w:b w:val="0"/>
                 <w:sz w:val="16"/>
               </w:rPr>
@@ -2332,15 +2358,18 @@
         </w:tc>
       </w:tr>
       <w:tr>
-        <w:tc>
-          <w:tcPr>
-            <w:tcW w:type="dxa" w:w="1514"/>
-          </w:tcPr>
-          <w:p>
-            <w:r/>
-            <w:r>
-              <w:rPr>
-                <w:rFonts w:ascii="Arial" w:hAnsi="Arial"/>
+        <w:trPr>
+          <w:cantSplit/>
+        </w:trPr>
+        <w:tc>
+          <w:tcPr>
+            <w:tcW w:type="dxa" w:w="1514"/>
+          </w:tcPr>
+          <w:p>
+            <w:r/>
+            <w:r>
+              <w:rPr>
+                <w:rFonts w:ascii="Verdana" w:hAnsi="Verdana"/>
                 <w:b w:val="0"/>
                 <w:sz w:val="16"/>
               </w:rPr>
@@ -2356,7 +2385,7 @@
             <w:r/>
             <w:r>
               <w:rPr>
-                <w:rFonts w:ascii="Arial" w:hAnsi="Arial"/>
+                <w:rFonts w:ascii="Verdana" w:hAnsi="Verdana"/>
                 <w:b w:val="0"/>
                 <w:sz w:val="16"/>
               </w:rPr>
@@ -2372,7 +2401,7 @@
             <w:r/>
             <w:r>
               <w:rPr>
-                <w:rFonts w:ascii="Arial" w:hAnsi="Arial"/>
+                <w:rFonts w:ascii="Verdana" w:hAnsi="Verdana"/>
                 <w:b w:val="0"/>
                 <w:sz w:val="16"/>
               </w:rPr>
@@ -2388,7 +2417,7 @@
             <w:r/>
             <w:r>
               <w:rPr>
-                <w:rFonts w:ascii="Arial" w:hAnsi="Arial"/>
+                <w:rFonts w:ascii="Verdana" w:hAnsi="Verdana"/>
                 <w:b w:val="0"/>
                 <w:sz w:val="16"/>
               </w:rPr>
@@ -2404,7 +2433,7 @@
             <w:r/>
             <w:r>
               <w:rPr>
-                <w:rFonts w:ascii="Arial" w:hAnsi="Arial"/>
+                <w:rFonts w:ascii="Verdana" w:hAnsi="Verdana"/>
                 <w:b w:val="0"/>
                 <w:sz w:val="16"/>
               </w:rPr>
@@ -2420,7 +2449,7 @@
             <w:r/>
             <w:r>
               <w:rPr>
-                <w:rFonts w:ascii="Arial" w:hAnsi="Arial"/>
+                <w:rFonts w:ascii="Verdana" w:hAnsi="Verdana"/>
                 <w:b w:val="0"/>
                 <w:sz w:val="16"/>
               </w:rPr>
@@ -2436,7 +2465,7 @@
             <w:r/>
             <w:r>
               <w:rPr>
-                <w:rFonts w:ascii="Arial" w:hAnsi="Arial"/>
+                <w:rFonts w:ascii="Verdana" w:hAnsi="Verdana"/>
                 <w:b w:val="0"/>
                 <w:sz w:val="16"/>
               </w:rPr>
@@ -2452,7 +2481,7 @@
             <w:r/>
             <w:r>
               <w:rPr>
-                <w:rFonts w:ascii="Arial" w:hAnsi="Arial"/>
+                <w:rFonts w:ascii="Verdana" w:hAnsi="Verdana"/>
                 <w:b w:val="0"/>
                 <w:sz w:val="16"/>
               </w:rPr>
@@ -2468,7 +2497,7 @@
             <w:r/>
             <w:r>
               <w:rPr>
-                <w:rFonts w:ascii="Arial" w:hAnsi="Arial"/>
+                <w:rFonts w:ascii="Verdana" w:hAnsi="Verdana"/>
                 <w:b w:val="0"/>
                 <w:sz w:val="16"/>
               </w:rPr>
@@ -2484,7 +2513,7 @@
             <w:r/>
             <w:r>
               <w:rPr>
-                <w:rFonts w:ascii="Arial" w:hAnsi="Arial"/>
+                <w:rFonts w:ascii="Verdana" w:hAnsi="Verdana"/>
                 <w:b w:val="0"/>
                 <w:sz w:val="16"/>
               </w:rPr>
@@ -2493,15 +2522,18 @@
         </w:tc>
       </w:tr>
       <w:tr>
-        <w:tc>
-          <w:tcPr>
-            <w:tcW w:type="dxa" w:w="1514"/>
-          </w:tcPr>
-          <w:p>
-            <w:r/>
-            <w:r>
-              <w:rPr>
-                <w:rFonts w:ascii="Arial" w:hAnsi="Arial"/>
+        <w:trPr>
+          <w:cantSplit/>
+        </w:trPr>
+        <w:tc>
+          <w:tcPr>
+            <w:tcW w:type="dxa" w:w="1514"/>
+          </w:tcPr>
+          <w:p>
+            <w:r/>
+            <w:r>
+              <w:rPr>
+                <w:rFonts w:ascii="Verdana" w:hAnsi="Verdana"/>
                 <w:b w:val="0"/>
                 <w:sz w:val="16"/>
               </w:rPr>
@@ -2517,7 +2549,7 @@
             <w:r/>
             <w:r>
               <w:rPr>
-                <w:rFonts w:ascii="Arial" w:hAnsi="Arial"/>
+                <w:rFonts w:ascii="Verdana" w:hAnsi="Verdana"/>
                 <w:b w:val="0"/>
                 <w:sz w:val="16"/>
               </w:rPr>
@@ -2533,7 +2565,7 @@
             <w:r/>
             <w:r>
               <w:rPr>
-                <w:rFonts w:ascii="Arial" w:hAnsi="Arial"/>
+                <w:rFonts w:ascii="Verdana" w:hAnsi="Verdana"/>
                 <w:b w:val="0"/>
                 <w:sz w:val="16"/>
               </w:rPr>
@@ -2549,7 +2581,7 @@
             <w:r/>
             <w:r>
               <w:rPr>
-                <w:rFonts w:ascii="Arial" w:hAnsi="Arial"/>
+                <w:rFonts w:ascii="Verdana" w:hAnsi="Verdana"/>
                 <w:b w:val="0"/>
                 <w:sz w:val="16"/>
               </w:rPr>
@@ -2565,7 +2597,7 @@
             <w:r/>
             <w:r>
               <w:rPr>
-                <w:rFonts w:ascii="Arial" w:hAnsi="Arial"/>
+                <w:rFonts w:ascii="Verdana" w:hAnsi="Verdana"/>
                 <w:b w:val="0"/>
                 <w:sz w:val="16"/>
               </w:rPr>
@@ -2581,7 +2613,7 @@
             <w:r/>
             <w:r>
               <w:rPr>
-                <w:rFonts w:ascii="Arial" w:hAnsi="Arial"/>
+                <w:rFonts w:ascii="Verdana" w:hAnsi="Verdana"/>
                 <w:b w:val="0"/>
                 <w:sz w:val="16"/>
               </w:rPr>
@@ -2597,7 +2629,7 @@
             <w:r/>
             <w:r>
               <w:rPr>
-                <w:rFonts w:ascii="Arial" w:hAnsi="Arial"/>
+                <w:rFonts w:ascii="Verdana" w:hAnsi="Verdana"/>
                 <w:b w:val="0"/>
                 <w:sz w:val="16"/>
               </w:rPr>
@@ -2613,7 +2645,7 @@
             <w:r/>
             <w:r>
               <w:rPr>
-                <w:rFonts w:ascii="Arial" w:hAnsi="Arial"/>
+                <w:rFonts w:ascii="Verdana" w:hAnsi="Verdana"/>
                 <w:b w:val="0"/>
                 <w:sz w:val="16"/>
               </w:rPr>
@@ -2629,7 +2661,7 @@
             <w:r/>
             <w:r>
               <w:rPr>
-                <w:rFonts w:ascii="Arial" w:hAnsi="Arial"/>
+                <w:rFonts w:ascii="Verdana" w:hAnsi="Verdana"/>
                 <w:b w:val="0"/>
                 <w:sz w:val="16"/>
               </w:rPr>
@@ -2645,7 +2677,7 @@
             <w:r/>
             <w:r>
               <w:rPr>
-                <w:rFonts w:ascii="Arial" w:hAnsi="Arial"/>
+                <w:rFonts w:ascii="Verdana" w:hAnsi="Verdana"/>
                 <w:b w:val="0"/>
                 <w:sz w:val="16"/>
               </w:rPr>
@@ -2654,15 +2686,18 @@
         </w:tc>
       </w:tr>
       <w:tr>
-        <w:tc>
-          <w:tcPr>
-            <w:tcW w:type="dxa" w:w="1514"/>
-          </w:tcPr>
-          <w:p>
-            <w:r/>
-            <w:r>
-              <w:rPr>
-                <w:rFonts w:ascii="Arial" w:hAnsi="Arial"/>
+        <w:trPr>
+          <w:cantSplit/>
+        </w:trPr>
+        <w:tc>
+          <w:tcPr>
+            <w:tcW w:type="dxa" w:w="1514"/>
+          </w:tcPr>
+          <w:p>
+            <w:r/>
+            <w:r>
+              <w:rPr>
+                <w:rFonts w:ascii="Verdana" w:hAnsi="Verdana"/>
                 <w:b w:val="0"/>
                 <w:sz w:val="16"/>
               </w:rPr>
@@ -2678,7 +2713,7 @@
             <w:r/>
             <w:r>
               <w:rPr>
-                <w:rFonts w:ascii="Arial" w:hAnsi="Arial"/>
+                <w:rFonts w:ascii="Verdana" w:hAnsi="Verdana"/>
                 <w:b w:val="0"/>
                 <w:sz w:val="16"/>
               </w:rPr>
@@ -2694,7 +2729,7 @@
             <w:r/>
             <w:r>
               <w:rPr>
-                <w:rFonts w:ascii="Arial" w:hAnsi="Arial"/>
+                <w:rFonts w:ascii="Verdana" w:hAnsi="Verdana"/>
                 <w:b w:val="0"/>
                 <w:sz w:val="16"/>
               </w:rPr>
@@ -2710,7 +2745,7 @@
             <w:r/>
             <w:r>
               <w:rPr>
-                <w:rFonts w:ascii="Arial" w:hAnsi="Arial"/>
+                <w:rFonts w:ascii="Verdana" w:hAnsi="Verdana"/>
                 <w:b w:val="0"/>
                 <w:sz w:val="16"/>
               </w:rPr>
@@ -2726,7 +2761,7 @@
             <w:r/>
             <w:r>
               <w:rPr>
-                <w:rFonts w:ascii="Arial" w:hAnsi="Arial"/>
+                <w:rFonts w:ascii="Verdana" w:hAnsi="Verdana"/>
                 <w:b w:val="0"/>
                 <w:sz w:val="16"/>
               </w:rPr>
@@ -2742,7 +2777,7 @@
             <w:r/>
             <w:r>
               <w:rPr>
-                <w:rFonts w:ascii="Arial" w:hAnsi="Arial"/>
+                <w:rFonts w:ascii="Verdana" w:hAnsi="Verdana"/>
                 <w:b w:val="0"/>
                 <w:sz w:val="16"/>
               </w:rPr>
@@ -2758,7 +2793,7 @@
             <w:r/>
             <w:r>
               <w:rPr>
-                <w:rFonts w:ascii="Arial" w:hAnsi="Arial"/>
+                <w:rFonts w:ascii="Verdana" w:hAnsi="Verdana"/>
                 <w:b w:val="0"/>
                 <w:sz w:val="16"/>
               </w:rPr>
@@ -2774,7 +2809,7 @@
             <w:r/>
             <w:r>
               <w:rPr>
-                <w:rFonts w:ascii="Arial" w:hAnsi="Arial"/>
+                <w:rFonts w:ascii="Verdana" w:hAnsi="Verdana"/>
                 <w:b w:val="0"/>
                 <w:sz w:val="16"/>
               </w:rPr>
@@ -2790,7 +2825,7 @@
             <w:r/>
             <w:r>
               <w:rPr>
-                <w:rFonts w:ascii="Arial" w:hAnsi="Arial"/>
+                <w:rFonts w:ascii="Verdana" w:hAnsi="Verdana"/>
                 <w:b w:val="0"/>
                 <w:sz w:val="16"/>
               </w:rPr>
@@ -2806,7 +2841,7 @@
             <w:r/>
             <w:r>
               <w:rPr>
-                <w:rFonts w:ascii="Arial" w:hAnsi="Arial"/>
+                <w:rFonts w:ascii="Verdana" w:hAnsi="Verdana"/>
                 <w:b w:val="0"/>
                 <w:sz w:val="16"/>
               </w:rPr>
@@ -2815,15 +2850,18 @@
         </w:tc>
       </w:tr>
       <w:tr>
-        <w:tc>
-          <w:tcPr>
-            <w:tcW w:type="dxa" w:w="1514"/>
-          </w:tcPr>
-          <w:p>
-            <w:r/>
-            <w:r>
-              <w:rPr>
-                <w:rFonts w:ascii="Arial" w:hAnsi="Arial"/>
+        <w:trPr>
+          <w:cantSplit/>
+        </w:trPr>
+        <w:tc>
+          <w:tcPr>
+            <w:tcW w:type="dxa" w:w="1514"/>
+          </w:tcPr>
+          <w:p>
+            <w:r/>
+            <w:r>
+              <w:rPr>
+                <w:rFonts w:ascii="Verdana" w:hAnsi="Verdana"/>
                 <w:b w:val="0"/>
                 <w:sz w:val="16"/>
               </w:rPr>
@@ -2839,7 +2877,7 @@
             <w:r/>
             <w:r>
               <w:rPr>
-                <w:rFonts w:ascii="Arial" w:hAnsi="Arial"/>
+                <w:rFonts w:ascii="Verdana" w:hAnsi="Verdana"/>
                 <w:b w:val="0"/>
                 <w:sz w:val="16"/>
               </w:rPr>
@@ -2855,7 +2893,7 @@
             <w:r/>
             <w:r>
               <w:rPr>
-                <w:rFonts w:ascii="Arial" w:hAnsi="Arial"/>
+                <w:rFonts w:ascii="Verdana" w:hAnsi="Verdana"/>
                 <w:b w:val="0"/>
                 <w:sz w:val="16"/>
               </w:rPr>
@@ -2871,7 +2909,7 @@
             <w:r/>
             <w:r>
               <w:rPr>
-                <w:rFonts w:ascii="Arial" w:hAnsi="Arial"/>
+                <w:rFonts w:ascii="Verdana" w:hAnsi="Verdana"/>
                 <w:b w:val="0"/>
                 <w:sz w:val="16"/>
               </w:rPr>
@@ -2887,7 +2925,7 @@
             <w:r/>
             <w:r>
               <w:rPr>
-                <w:rFonts w:ascii="Arial" w:hAnsi="Arial"/>
+                <w:rFonts w:ascii="Verdana" w:hAnsi="Verdana"/>
                 <w:b w:val="0"/>
                 <w:sz w:val="16"/>
               </w:rPr>
@@ -2903,7 +2941,7 @@
             <w:r/>
             <w:r>
               <w:rPr>
-                <w:rFonts w:ascii="Arial" w:hAnsi="Arial"/>
+                <w:rFonts w:ascii="Verdana" w:hAnsi="Verdana"/>
                 <w:b w:val="0"/>
                 <w:sz w:val="16"/>
               </w:rPr>
@@ -2919,7 +2957,7 @@
             <w:r/>
             <w:r>
               <w:rPr>
-                <w:rFonts w:ascii="Arial" w:hAnsi="Arial"/>
+                <w:rFonts w:ascii="Verdana" w:hAnsi="Verdana"/>
                 <w:b w:val="0"/>
                 <w:sz w:val="16"/>
               </w:rPr>
@@ -2935,7 +2973,7 @@
             <w:r/>
             <w:r>
               <w:rPr>
-                <w:rFonts w:ascii="Arial" w:hAnsi="Arial"/>
+                <w:rFonts w:ascii="Verdana" w:hAnsi="Verdana"/>
                 <w:b w:val="0"/>
                 <w:sz w:val="16"/>
               </w:rPr>
@@ -2951,7 +2989,7 @@
             <w:r/>
             <w:r>
               <w:rPr>
-                <w:rFonts w:ascii="Arial" w:hAnsi="Arial"/>
+                <w:rFonts w:ascii="Verdana" w:hAnsi="Verdana"/>
                 <w:b w:val="0"/>
                 <w:sz w:val="16"/>
               </w:rPr>
@@ -2967,25 +3005,28 @@
             <w:r/>
             <w:r>
               <w:rPr>
-                <w:rFonts w:ascii="Arial" w:hAnsi="Arial"/>
-                <w:b w:val="0"/>
-                <w:sz w:val="16"/>
-              </w:rPr>
-              <w:t>Note 87: Este banderín indica que el instrumento presenta errores de funcionamiento y que el/los interferograma(s) asociado(s) queda (n) excluido(s) del procesamiento del registro de datos científicos.</w:t>
+                <w:rFonts w:ascii="Verdana" w:hAnsi="Verdana"/>
+                <w:b w:val="0"/>
+                <w:sz w:val="16"/>
+              </w:rPr>
+              <w:t>Note 87: La altura del suelo de la estación sobre el nivel medio del mar se define como la altura sobre el nivel medio del mar del suelo en que se encuentra el pluviómetro o, si no hay pluviómetro, el suelo por debajo del abrigo del termómetro. De no haber pluviómetro ni abrigo, es el nivel medio del terreno en la proximidad de la estación (Referencia: Guía de instrumentos y métodos de observación meteorológicos (OMM-Nº 8), 1996).</w:t>
             </w:r>
           </w:p>
         </w:tc>
       </w:tr>
       <w:tr>
-        <w:tc>
-          <w:tcPr>
-            <w:tcW w:type="dxa" w:w="1514"/>
-          </w:tcPr>
-          <w:p>
-            <w:r/>
-            <w:r>
-              <w:rPr>
-                <w:rFonts w:ascii="Arial" w:hAnsi="Arial"/>
+        <w:trPr>
+          <w:cantSplit/>
+        </w:trPr>
+        <w:tc>
+          <w:tcPr>
+            <w:tcW w:type="dxa" w:w="1514"/>
+          </w:tcPr>
+          <w:p>
+            <w:r/>
+            <w:r>
+              <w:rPr>
+                <w:rFonts w:ascii="Verdana" w:hAnsi="Verdana"/>
                 <w:b w:val="0"/>
                 <w:sz w:val="16"/>
               </w:rPr>
@@ -3001,7 +3042,7 @@
             <w:r/>
             <w:r>
               <w:rPr>
-                <w:rFonts w:ascii="Arial" w:hAnsi="Arial"/>
+                <w:rFonts w:ascii="Verdana" w:hAnsi="Verdana"/>
                 <w:b w:val="0"/>
                 <w:sz w:val="16"/>
               </w:rPr>
@@ -3017,7 +3058,7 @@
             <w:r/>
             <w:r>
               <w:rPr>
-                <w:rFonts w:ascii="Arial" w:hAnsi="Arial"/>
+                <w:rFonts w:ascii="Verdana" w:hAnsi="Verdana"/>
                 <w:b w:val="0"/>
                 <w:sz w:val="16"/>
               </w:rPr>
@@ -3033,7 +3074,7 @@
             <w:r/>
             <w:r>
               <w:rPr>
-                <w:rFonts w:ascii="Arial" w:hAnsi="Arial"/>
+                <w:rFonts w:ascii="Verdana" w:hAnsi="Verdana"/>
                 <w:b w:val="0"/>
                 <w:sz w:val="16"/>
               </w:rPr>
@@ -3049,7 +3090,7 @@
             <w:r/>
             <w:r>
               <w:rPr>
-                <w:rFonts w:ascii="Arial" w:hAnsi="Arial"/>
+                <w:rFonts w:ascii="Verdana" w:hAnsi="Verdana"/>
                 <w:b w:val="0"/>
                 <w:sz w:val="16"/>
               </w:rPr>
@@ -3065,7 +3106,7 @@
             <w:r/>
             <w:r>
               <w:rPr>
-                <w:rFonts w:ascii="Arial" w:hAnsi="Arial"/>
+                <w:rFonts w:ascii="Verdana" w:hAnsi="Verdana"/>
                 <w:b w:val="0"/>
                 <w:sz w:val="16"/>
               </w:rPr>
@@ -3081,7 +3122,7 @@
             <w:r/>
             <w:r>
               <w:rPr>
-                <w:rFonts w:ascii="Arial" w:hAnsi="Arial"/>
+                <w:rFonts w:ascii="Verdana" w:hAnsi="Verdana"/>
                 <w:b w:val="0"/>
                 <w:sz w:val="16"/>
               </w:rPr>
@@ -3097,7 +3138,7 @@
             <w:r/>
             <w:r>
               <w:rPr>
-                <w:rFonts w:ascii="Arial" w:hAnsi="Arial"/>
+                <w:rFonts w:ascii="Verdana" w:hAnsi="Verdana"/>
                 <w:b w:val="0"/>
                 <w:sz w:val="16"/>
               </w:rPr>
@@ -3113,7 +3154,7 @@
             <w:r/>
             <w:r>
               <w:rPr>
-                <w:rFonts w:ascii="Arial" w:hAnsi="Arial"/>
+                <w:rFonts w:ascii="Verdana" w:hAnsi="Verdana"/>
                 <w:b w:val="0"/>
                 <w:sz w:val="16"/>
               </w:rPr>
@@ -3129,25 +3170,28 @@
             <w:r/>
             <w:r>
               <w:rPr>
-                <w:rFonts w:ascii="Arial" w:hAnsi="Arial"/>
-                <w:b w:val="0"/>
-                <w:sz w:val="16"/>
-              </w:rPr>
-              <w:t>Note 84: Estos valores se refieren a olas bien formadas en altamar por acción del viento. Si bien se dará prioridad a los términos descriptivos, los valores relativos a las alturas podrán utilizarse como guía por el observador cuando cifra el estado total de agitación del mar, resultante de diversos factores tales como el viento, la mar de fondo, las corrientes, el ángulo entre la mar de fondo y el viento, etc.</w:t>
+                <w:rFonts w:ascii="Verdana" w:hAnsi="Verdana"/>
+                <w:b w:val="0"/>
+                <w:sz w:val="16"/>
+              </w:rPr>
+              <w:t>Note 84: La altura del barómetro por encima del nivel medio del mar, en referencia a la ubicación del barómetro de una estación, no redefine el descriptor 0 07 030.</w:t>
             </w:r>
           </w:p>
         </w:tc>
       </w:tr>
       <w:tr>
-        <w:tc>
-          <w:tcPr>
-            <w:tcW w:type="dxa" w:w="1514"/>
-          </w:tcPr>
-          <w:p>
-            <w:r/>
-            <w:r>
-              <w:rPr>
-                <w:rFonts w:ascii="Arial" w:hAnsi="Arial"/>
+        <w:trPr>
+          <w:cantSplit/>
+        </w:trPr>
+        <w:tc>
+          <w:tcPr>
+            <w:tcW w:type="dxa" w:w="1514"/>
+          </w:tcPr>
+          <w:p>
+            <w:r/>
+            <w:r>
+              <w:rPr>
+                <w:rFonts w:ascii="Verdana" w:hAnsi="Verdana"/>
                 <w:b w:val="0"/>
                 <w:sz w:val="16"/>
               </w:rPr>
@@ -3163,7 +3207,7 @@
             <w:r/>
             <w:r>
               <w:rPr>
-                <w:rFonts w:ascii="Arial" w:hAnsi="Arial"/>
+                <w:rFonts w:ascii="Verdana" w:hAnsi="Verdana"/>
                 <w:b w:val="0"/>
                 <w:sz w:val="16"/>
               </w:rPr>
@@ -3179,7 +3223,7 @@
             <w:r/>
             <w:r>
               <w:rPr>
-                <w:rFonts w:ascii="Arial" w:hAnsi="Arial"/>
+                <w:rFonts w:ascii="Verdana" w:hAnsi="Verdana"/>
                 <w:b w:val="0"/>
                 <w:sz w:val="16"/>
               </w:rPr>
@@ -3195,7 +3239,7 @@
             <w:r/>
             <w:r>
               <w:rPr>
-                <w:rFonts w:ascii="Arial" w:hAnsi="Arial"/>
+                <w:rFonts w:ascii="Verdana" w:hAnsi="Verdana"/>
                 <w:b w:val="0"/>
                 <w:sz w:val="16"/>
               </w:rPr>
@@ -3211,7 +3255,7 @@
             <w:r/>
             <w:r>
               <w:rPr>
-                <w:rFonts w:ascii="Arial" w:hAnsi="Arial"/>
+                <w:rFonts w:ascii="Verdana" w:hAnsi="Verdana"/>
                 <w:b w:val="0"/>
                 <w:sz w:val="16"/>
               </w:rPr>
@@ -3227,7 +3271,7 @@
             <w:r/>
             <w:r>
               <w:rPr>
-                <w:rFonts w:ascii="Arial" w:hAnsi="Arial"/>
+                <w:rFonts w:ascii="Verdana" w:hAnsi="Verdana"/>
                 <w:b w:val="0"/>
                 <w:sz w:val="16"/>
               </w:rPr>
@@ -3243,7 +3287,7 @@
             <w:r/>
             <w:r>
               <w:rPr>
-                <w:rFonts w:ascii="Arial" w:hAnsi="Arial"/>
+                <w:rFonts w:ascii="Verdana" w:hAnsi="Verdana"/>
                 <w:b w:val="0"/>
                 <w:sz w:val="16"/>
               </w:rPr>
@@ -3259,7 +3303,7 @@
             <w:r/>
             <w:r>
               <w:rPr>
-                <w:rFonts w:ascii="Arial" w:hAnsi="Arial"/>
+                <w:rFonts w:ascii="Verdana" w:hAnsi="Verdana"/>
                 <w:b w:val="0"/>
                 <w:sz w:val="16"/>
               </w:rPr>
@@ -3275,7 +3319,7 @@
             <w:r/>
             <w:r>
               <w:rPr>
-                <w:rFonts w:ascii="Arial" w:hAnsi="Arial"/>
+                <w:rFonts w:ascii="Verdana" w:hAnsi="Verdana"/>
                 <w:b w:val="0"/>
                 <w:sz w:val="16"/>
               </w:rPr>
@@ -3291,25 +3335,28 @@
             <w:r/>
             <w:r>
               <w:rPr>
-                <w:rFonts w:ascii="Arial" w:hAnsi="Arial"/>
-                <w:b w:val="0"/>
-                <w:sz w:val="16"/>
-              </w:rPr>
-              <w:t>Note 85: Este descriptor se asociará a los datos de la visibilidad o a los de la altura de las nubes para especificar si se trata de un valor limitado. Si los datos transmitidos son el valor verdadero, la cifra de clave es 0. Sin-embargo, la medición puede alcanzar el límite de la capacidad de medición del instrumento. Si el valor transmitido es mayor que el valor verdadero, la cifra de clave es 1; y si el valor transmitido es menor que el valor verdadero, la cifra de clave es 2.</w:t>
+                <w:rFonts w:ascii="Verdana" w:hAnsi="Verdana"/>
+                <w:b w:val="0"/>
+                <w:sz w:val="16"/>
+              </w:rPr>
+              <w:t>Note 85: La altura del sensor sobre el suelo local (o el puente de una plataforma marina) es la altura real por encima del suelo (o el puente de la plataforma marina) en el punto donde se encuentra el sensor. Este descriptor no redefine los descriptores 0 07 030 ni 0 07 033. El valor definido previamente de 0 07 032 puede cancelarse asignando a 0 07 032 un “valor faltante”.</w:t>
             </w:r>
           </w:p>
         </w:tc>
       </w:tr>
       <w:tr>
-        <w:tc>
-          <w:tcPr>
-            <w:tcW w:type="dxa" w:w="1514"/>
-          </w:tcPr>
-          <w:p>
-            <w:r/>
-            <w:r>
-              <w:rPr>
-                <w:rFonts w:ascii="Arial" w:hAnsi="Arial"/>
+        <w:trPr>
+          <w:cantSplit/>
+        </w:trPr>
+        <w:tc>
+          <w:tcPr>
+            <w:tcW w:type="dxa" w:w="1514"/>
+          </w:tcPr>
+          <w:p>
+            <w:r/>
+            <w:r>
+              <w:rPr>
+                <w:rFonts w:ascii="Verdana" w:hAnsi="Verdana"/>
                 <w:b w:val="0"/>
                 <w:sz w:val="16"/>
               </w:rPr>
@@ -3325,7 +3372,7 @@
             <w:r/>
             <w:r>
               <w:rPr>
-                <w:rFonts w:ascii="Arial" w:hAnsi="Arial"/>
+                <w:rFonts w:ascii="Verdana" w:hAnsi="Verdana"/>
                 <w:b w:val="0"/>
                 <w:sz w:val="16"/>
               </w:rPr>
@@ -3341,7 +3388,7 @@
             <w:r/>
             <w:r>
               <w:rPr>
-                <w:rFonts w:ascii="Arial" w:hAnsi="Arial"/>
+                <w:rFonts w:ascii="Verdana" w:hAnsi="Verdana"/>
                 <w:b w:val="0"/>
                 <w:sz w:val="16"/>
               </w:rPr>
@@ -3357,7 +3404,7 @@
             <w:r/>
             <w:r>
               <w:rPr>
-                <w:rFonts w:ascii="Arial" w:hAnsi="Arial"/>
+                <w:rFonts w:ascii="Verdana" w:hAnsi="Verdana"/>
                 <w:b w:val="0"/>
                 <w:sz w:val="16"/>
               </w:rPr>
@@ -3373,7 +3420,7 @@
             <w:r/>
             <w:r>
               <w:rPr>
-                <w:rFonts w:ascii="Arial" w:hAnsi="Arial"/>
+                <w:rFonts w:ascii="Verdana" w:hAnsi="Verdana"/>
                 <w:b w:val="0"/>
                 <w:sz w:val="16"/>
               </w:rPr>
@@ -3389,7 +3436,7 @@
             <w:r/>
             <w:r>
               <w:rPr>
-                <w:rFonts w:ascii="Arial" w:hAnsi="Arial"/>
+                <w:rFonts w:ascii="Verdana" w:hAnsi="Verdana"/>
                 <w:b w:val="0"/>
                 <w:sz w:val="16"/>
               </w:rPr>
@@ -3405,7 +3452,7 @@
             <w:r/>
             <w:r>
               <w:rPr>
-                <w:rFonts w:ascii="Arial" w:hAnsi="Arial"/>
+                <w:rFonts w:ascii="Verdana" w:hAnsi="Verdana"/>
                 <w:b w:val="0"/>
                 <w:sz w:val="16"/>
               </w:rPr>
@@ -3421,7 +3468,7 @@
             <w:r/>
             <w:r>
               <w:rPr>
-                <w:rFonts w:ascii="Arial" w:hAnsi="Arial"/>
+                <w:rFonts w:ascii="Verdana" w:hAnsi="Verdana"/>
                 <w:b w:val="0"/>
                 <w:sz w:val="16"/>
               </w:rPr>
@@ -3437,7 +3484,7 @@
             <w:r/>
             <w:r>
               <w:rPr>
-                <w:rFonts w:ascii="Arial" w:hAnsi="Arial"/>
+                <w:rFonts w:ascii="Verdana" w:hAnsi="Verdana"/>
                 <w:b w:val="0"/>
                 <w:sz w:val="16"/>
               </w:rPr>
@@ -3453,25 +3500,28 @@
             <w:r/>
             <w:r>
               <w:rPr>
-                <w:rFonts w:ascii="Arial" w:hAnsi="Arial"/>
-                <w:b w:val="0"/>
-                <w:sz w:val="16"/>
-              </w:rPr>
-              <w:t>Note 86: Este banderín indica que no se ha detectado un número significativo de franjas, desplazando la diferencia de trayecto cero (ZPD) del interferograma fuera de una ventana controlada por el instrumento, y que el interferograma queda excluido del procesamiento del registro de datos científicos.</w:t>
+                <w:rFonts w:ascii="Verdana" w:hAnsi="Verdana"/>
+                <w:b w:val="0"/>
+                <w:sz w:val="16"/>
+              </w:rPr>
+              <w:t>Note 86: La altura del sensor sobre la superficie del agua es la altura del sensor sobre la superficie del agua del mar o de un lago. Este descriptor no redefine los descriptores 0 07 030 ni 0 07 032. El valor definido previamente de 0 07 033 puede cancelarse asignando a 0 07 033 un “valor faltante”.</w:t>
             </w:r>
           </w:p>
         </w:tc>
       </w:tr>
       <w:tr>
-        <w:tc>
-          <w:tcPr>
-            <w:tcW w:type="dxa" w:w="1514"/>
-          </w:tcPr>
-          <w:p>
-            <w:r/>
-            <w:r>
-              <w:rPr>
-                <w:rFonts w:ascii="Arial" w:hAnsi="Arial"/>
+        <w:trPr>
+          <w:cantSplit/>
+        </w:trPr>
+        <w:tc>
+          <w:tcPr>
+            <w:tcW w:type="dxa" w:w="1514"/>
+          </w:tcPr>
+          <w:p>
+            <w:r/>
+            <w:r>
+              <w:rPr>
+                <w:rFonts w:ascii="Verdana" w:hAnsi="Verdana"/>
                 <w:b w:val="0"/>
                 <w:sz w:val="16"/>
               </w:rPr>
@@ -3487,7 +3537,7 @@
             <w:r/>
             <w:r>
               <w:rPr>
-                <w:rFonts w:ascii="Arial" w:hAnsi="Arial"/>
+                <w:rFonts w:ascii="Verdana" w:hAnsi="Verdana"/>
                 <w:b w:val="0"/>
                 <w:sz w:val="16"/>
               </w:rPr>
@@ -3503,7 +3553,7 @@
             <w:r/>
             <w:r>
               <w:rPr>
-                <w:rFonts w:ascii="Arial" w:hAnsi="Arial"/>
+                <w:rFonts w:ascii="Verdana" w:hAnsi="Verdana"/>
                 <w:b w:val="0"/>
                 <w:sz w:val="16"/>
               </w:rPr>
@@ -3519,7 +3569,7 @@
             <w:r/>
             <w:r>
               <w:rPr>
-                <w:rFonts w:ascii="Arial" w:hAnsi="Arial"/>
+                <w:rFonts w:ascii="Verdana" w:hAnsi="Verdana"/>
                 <w:b w:val="0"/>
                 <w:sz w:val="16"/>
               </w:rPr>
@@ -3535,7 +3585,7 @@
             <w:r/>
             <w:r>
               <w:rPr>
-                <w:rFonts w:ascii="Arial" w:hAnsi="Arial"/>
+                <w:rFonts w:ascii="Verdana" w:hAnsi="Verdana"/>
                 <w:b w:val="0"/>
                 <w:sz w:val="16"/>
               </w:rPr>
@@ -3551,7 +3601,7 @@
             <w:r/>
             <w:r>
               <w:rPr>
-                <w:rFonts w:ascii="Arial" w:hAnsi="Arial"/>
+                <w:rFonts w:ascii="Verdana" w:hAnsi="Verdana"/>
                 <w:b w:val="0"/>
                 <w:sz w:val="16"/>
               </w:rPr>
@@ -3567,7 +3617,7 @@
             <w:r/>
             <w:r>
               <w:rPr>
-                <w:rFonts w:ascii="Arial" w:hAnsi="Arial"/>
+                <w:rFonts w:ascii="Verdana" w:hAnsi="Verdana"/>
                 <w:b w:val="0"/>
                 <w:sz w:val="16"/>
               </w:rPr>
@@ -3583,7 +3633,7 @@
             <w:r/>
             <w:r>
               <w:rPr>
-                <w:rFonts w:ascii="Arial" w:hAnsi="Arial"/>
+                <w:rFonts w:ascii="Verdana" w:hAnsi="Verdana"/>
                 <w:b w:val="0"/>
                 <w:sz w:val="16"/>
               </w:rPr>
@@ -3599,7 +3649,7 @@
             <w:r/>
             <w:r>
               <w:rPr>
-                <w:rFonts w:ascii="Arial" w:hAnsi="Arial"/>
+                <w:rFonts w:ascii="Verdana" w:hAnsi="Verdana"/>
                 <w:b w:val="0"/>
                 <w:sz w:val="16"/>
               </w:rPr>
@@ -3615,7 +3665,7 @@
             <w:r/>
             <w:r>
               <w:rPr>
-                <w:rFonts w:ascii="Arial" w:hAnsi="Arial"/>
+                <w:rFonts w:ascii="Verdana" w:hAnsi="Verdana"/>
                 <w:b w:val="0"/>
                 <w:sz w:val="16"/>
               </w:rPr>
@@ -3624,15 +3674,18 @@
         </w:tc>
       </w:tr>
       <w:tr>
-        <w:tc>
-          <w:tcPr>
-            <w:tcW w:type="dxa" w:w="1514"/>
-          </w:tcPr>
-          <w:p>
-            <w:r/>
-            <w:r>
-              <w:rPr>
-                <w:rFonts w:ascii="Arial" w:hAnsi="Arial"/>
+        <w:trPr>
+          <w:cantSplit/>
+        </w:trPr>
+        <w:tc>
+          <w:tcPr>
+            <w:tcW w:type="dxa" w:w="1514"/>
+          </w:tcPr>
+          <w:p>
+            <w:r/>
+            <w:r>
+              <w:rPr>
+                <w:rFonts w:ascii="Verdana" w:hAnsi="Verdana"/>
                 <w:b w:val="0"/>
                 <w:sz w:val="16"/>
               </w:rPr>
@@ -3648,7 +3701,7 @@
             <w:r/>
             <w:r>
               <w:rPr>
-                <w:rFonts w:ascii="Arial" w:hAnsi="Arial"/>
+                <w:rFonts w:ascii="Verdana" w:hAnsi="Verdana"/>
                 <w:b w:val="0"/>
                 <w:sz w:val="16"/>
               </w:rPr>
@@ -3664,7 +3717,7 @@
             <w:r/>
             <w:r>
               <w:rPr>
-                <w:rFonts w:ascii="Arial" w:hAnsi="Arial"/>
+                <w:rFonts w:ascii="Verdana" w:hAnsi="Verdana"/>
                 <w:b w:val="0"/>
                 <w:sz w:val="16"/>
               </w:rPr>
@@ -3680,7 +3733,7 @@
             <w:r/>
             <w:r>
               <w:rPr>
-                <w:rFonts w:ascii="Arial" w:hAnsi="Arial"/>
+                <w:rFonts w:ascii="Verdana" w:hAnsi="Verdana"/>
                 <w:b w:val="0"/>
                 <w:sz w:val="16"/>
               </w:rPr>
@@ -3696,7 +3749,7 @@
             <w:r/>
             <w:r>
               <w:rPr>
-                <w:rFonts w:ascii="Arial" w:hAnsi="Arial"/>
+                <w:rFonts w:ascii="Verdana" w:hAnsi="Verdana"/>
                 <w:b w:val="0"/>
                 <w:sz w:val="16"/>
               </w:rPr>
@@ -3712,7 +3765,7 @@
             <w:r/>
             <w:r>
               <w:rPr>
-                <w:rFonts w:ascii="Arial" w:hAnsi="Arial"/>
+                <w:rFonts w:ascii="Verdana" w:hAnsi="Verdana"/>
                 <w:b w:val="0"/>
                 <w:sz w:val="16"/>
               </w:rPr>
@@ -3728,7 +3781,7 @@
             <w:r/>
             <w:r>
               <w:rPr>
-                <w:rFonts w:ascii="Arial" w:hAnsi="Arial"/>
+                <w:rFonts w:ascii="Verdana" w:hAnsi="Verdana"/>
                 <w:b w:val="0"/>
                 <w:sz w:val="16"/>
               </w:rPr>
@@ -3744,7 +3797,7 @@
             <w:r/>
             <w:r>
               <w:rPr>
-                <w:rFonts w:ascii="Arial" w:hAnsi="Arial"/>
+                <w:rFonts w:ascii="Verdana" w:hAnsi="Verdana"/>
                 <w:b w:val="0"/>
                 <w:sz w:val="16"/>
               </w:rPr>
@@ -3760,7 +3813,7 @@
             <w:r/>
             <w:r>
               <w:rPr>
-                <w:rFonts w:ascii="Arial" w:hAnsi="Arial"/>
+                <w:rFonts w:ascii="Verdana" w:hAnsi="Verdana"/>
                 <w:b w:val="0"/>
                 <w:sz w:val="16"/>
               </w:rPr>
@@ -3776,7 +3829,7 @@
             <w:r/>
             <w:r>
               <w:rPr>
-                <w:rFonts w:ascii="Arial" w:hAnsi="Arial"/>
+                <w:rFonts w:ascii="Verdana" w:hAnsi="Verdana"/>
                 <w:b w:val="0"/>
                 <w:sz w:val="16"/>
               </w:rPr>
@@ -3785,15 +3838,18 @@
         </w:tc>
       </w:tr>
       <w:tr>
-        <w:tc>
-          <w:tcPr>
-            <w:tcW w:type="dxa" w:w="1514"/>
-          </w:tcPr>
-          <w:p>
-            <w:r/>
-            <w:r>
-              <w:rPr>
-                <w:rFonts w:ascii="Arial" w:hAnsi="Arial"/>
+        <w:trPr>
+          <w:cantSplit/>
+        </w:trPr>
+        <w:tc>
+          <w:tcPr>
+            <w:tcW w:type="dxa" w:w="1514"/>
+          </w:tcPr>
+          <w:p>
+            <w:r/>
+            <w:r>
+              <w:rPr>
+                <w:rFonts w:ascii="Verdana" w:hAnsi="Verdana"/>
                 <w:b w:val="0"/>
                 <w:sz w:val="16"/>
               </w:rPr>
@@ -3809,7 +3865,7 @@
             <w:r/>
             <w:r>
               <w:rPr>
-                <w:rFonts w:ascii="Arial" w:hAnsi="Arial"/>
+                <w:rFonts w:ascii="Verdana" w:hAnsi="Verdana"/>
                 <w:b w:val="0"/>
                 <w:sz w:val="16"/>
               </w:rPr>
@@ -3825,7 +3881,7 @@
             <w:r/>
             <w:r>
               <w:rPr>
-                <w:rFonts w:ascii="Arial" w:hAnsi="Arial"/>
+                <w:rFonts w:ascii="Verdana" w:hAnsi="Verdana"/>
                 <w:b w:val="0"/>
                 <w:sz w:val="16"/>
               </w:rPr>
@@ -3841,7 +3897,7 @@
             <w:r/>
             <w:r>
               <w:rPr>
-                <w:rFonts w:ascii="Arial" w:hAnsi="Arial"/>
+                <w:rFonts w:ascii="Verdana" w:hAnsi="Verdana"/>
                 <w:b w:val="0"/>
                 <w:sz w:val="16"/>
               </w:rPr>
@@ -3857,7 +3913,7 @@
             <w:r/>
             <w:r>
               <w:rPr>
-                <w:rFonts w:ascii="Arial" w:hAnsi="Arial"/>
+                <w:rFonts w:ascii="Verdana" w:hAnsi="Verdana"/>
                 <w:b w:val="0"/>
                 <w:sz w:val="16"/>
               </w:rPr>
@@ -3873,7 +3929,7 @@
             <w:r/>
             <w:r>
               <w:rPr>
-                <w:rFonts w:ascii="Arial" w:hAnsi="Arial"/>
+                <w:rFonts w:ascii="Verdana" w:hAnsi="Verdana"/>
                 <w:b w:val="0"/>
                 <w:sz w:val="16"/>
               </w:rPr>
@@ -3889,7 +3945,7 @@
             <w:r/>
             <w:r>
               <w:rPr>
-                <w:rFonts w:ascii="Arial" w:hAnsi="Arial"/>
+                <w:rFonts w:ascii="Verdana" w:hAnsi="Verdana"/>
                 <w:b w:val="0"/>
                 <w:sz w:val="16"/>
               </w:rPr>
@@ -3905,7 +3961,7 @@
             <w:r/>
             <w:r>
               <w:rPr>
-                <w:rFonts w:ascii="Arial" w:hAnsi="Arial"/>
+                <w:rFonts w:ascii="Verdana" w:hAnsi="Verdana"/>
                 <w:b w:val="0"/>
                 <w:sz w:val="16"/>
               </w:rPr>
@@ -3921,7 +3977,7 @@
             <w:r/>
             <w:r>
               <w:rPr>
-                <w:rFonts w:ascii="Arial" w:hAnsi="Arial"/>
+                <w:rFonts w:ascii="Verdana" w:hAnsi="Verdana"/>
                 <w:b w:val="0"/>
                 <w:sz w:val="16"/>
               </w:rPr>
@@ -3937,25 +3993,28 @@
             <w:r/>
             <w:r>
               <w:rPr>
-                <w:rFonts w:ascii="Arial" w:hAnsi="Arial"/>
-                <w:b w:val="0"/>
-                <w:sz w:val="16"/>
-              </w:rPr>
-              <w:t>Note 74: Para un sondeo atmosférico descendente, el “parámetro de impacto” es la distancia entre el rayo asintótico y el centro de curvatura de la superficie de la Tierra en el punto tangente.</w:t>
+                <w:rFonts w:ascii="Verdana" w:hAnsi="Verdana"/>
+                <w:b w:val="0"/>
+                <w:sz w:val="16"/>
+              </w:rPr>
+              <w:t>Note 74: Para representar la intensidad de la precipitación, el tipo de precipitación y el estado de funcionalidad, se utilizan, respectivamente los descriptores 0 20 024 (tabla de cifrado), 0 20 021 (tabla de banderines) y 0 33 005 (tabla de banderines).</w:t>
             </w:r>
           </w:p>
         </w:tc>
       </w:tr>
       <w:tr>
-        <w:tc>
-          <w:tcPr>
-            <w:tcW w:type="dxa" w:w="1514"/>
-          </w:tcPr>
-          <w:p>
-            <w:r/>
-            <w:r>
-              <w:rPr>
-                <w:rFonts w:ascii="Arial" w:hAnsi="Arial"/>
+        <w:trPr>
+          <w:cantSplit/>
+        </w:trPr>
+        <w:tc>
+          <w:tcPr>
+            <w:tcW w:type="dxa" w:w="1514"/>
+          </w:tcPr>
+          <w:p>
+            <w:r/>
+            <w:r>
+              <w:rPr>
+                <w:rFonts w:ascii="Verdana" w:hAnsi="Verdana"/>
                 <w:b w:val="0"/>
                 <w:sz w:val="16"/>
               </w:rPr>
@@ -3971,7 +4030,7 @@
             <w:r/>
             <w:r>
               <w:rPr>
-                <w:rFonts w:ascii="Arial" w:hAnsi="Arial"/>
+                <w:rFonts w:ascii="Verdana" w:hAnsi="Verdana"/>
                 <w:b w:val="0"/>
                 <w:sz w:val="16"/>
               </w:rPr>
@@ -3987,7 +4046,7 @@
             <w:r/>
             <w:r>
               <w:rPr>
-                <w:rFonts w:ascii="Arial" w:hAnsi="Arial"/>
+                <w:rFonts w:ascii="Verdana" w:hAnsi="Verdana"/>
                 <w:b w:val="0"/>
                 <w:sz w:val="16"/>
               </w:rPr>
@@ -4003,7 +4062,7 @@
             <w:r/>
             <w:r>
               <w:rPr>
-                <w:rFonts w:ascii="Arial" w:hAnsi="Arial"/>
+                <w:rFonts w:ascii="Verdana" w:hAnsi="Verdana"/>
                 <w:b w:val="0"/>
                 <w:sz w:val="16"/>
               </w:rPr>
@@ -4019,7 +4078,7 @@
             <w:r/>
             <w:r>
               <w:rPr>
-                <w:rFonts w:ascii="Arial" w:hAnsi="Arial"/>
+                <w:rFonts w:ascii="Verdana" w:hAnsi="Verdana"/>
                 <w:b w:val="0"/>
                 <w:sz w:val="16"/>
               </w:rPr>
@@ -4035,7 +4094,7 @@
             <w:r/>
             <w:r>
               <w:rPr>
-                <w:rFonts w:ascii="Arial" w:hAnsi="Arial"/>
+                <w:rFonts w:ascii="Verdana" w:hAnsi="Verdana"/>
                 <w:b w:val="0"/>
                 <w:sz w:val="16"/>
               </w:rPr>
@@ -4051,7 +4110,7 @@
             <w:r/>
             <w:r>
               <w:rPr>
-                <w:rFonts w:ascii="Arial" w:hAnsi="Arial"/>
+                <w:rFonts w:ascii="Verdana" w:hAnsi="Verdana"/>
                 <w:b w:val="0"/>
                 <w:sz w:val="16"/>
               </w:rPr>
@@ -4067,7 +4126,7 @@
             <w:r/>
             <w:r>
               <w:rPr>
-                <w:rFonts w:ascii="Arial" w:hAnsi="Arial"/>
+                <w:rFonts w:ascii="Verdana" w:hAnsi="Verdana"/>
                 <w:b w:val="0"/>
                 <w:sz w:val="16"/>
               </w:rPr>
@@ -4083,7 +4142,7 @@
             <w:r/>
             <w:r>
               <w:rPr>
-                <w:rFonts w:ascii="Arial" w:hAnsi="Arial"/>
+                <w:rFonts w:ascii="Verdana" w:hAnsi="Verdana"/>
                 <w:b w:val="0"/>
                 <w:sz w:val="16"/>
               </w:rPr>
@@ -4099,7 +4158,7 @@
             <w:r/>
             <w:r>
               <w:rPr>
-                <w:rFonts w:ascii="Arial" w:hAnsi="Arial"/>
+                <w:rFonts w:ascii="Verdana" w:hAnsi="Verdana"/>
                 <w:b w:val="0"/>
                 <w:sz w:val="16"/>
               </w:rPr>
@@ -4108,15 +4167,18 @@
         </w:tc>
       </w:tr>
       <w:tr>
-        <w:tc>
-          <w:tcPr>
-            <w:tcW w:type="dxa" w:w="1514"/>
-          </w:tcPr>
-          <w:p>
-            <w:r/>
-            <w:r>
-              <w:rPr>
-                <w:rFonts w:ascii="Arial" w:hAnsi="Arial"/>
+        <w:trPr>
+          <w:cantSplit/>
+        </w:trPr>
+        <w:tc>
+          <w:tcPr>
+            <w:tcW w:type="dxa" w:w="1514"/>
+          </w:tcPr>
+          <w:p>
+            <w:r/>
+            <w:r>
+              <w:rPr>
+                <w:rFonts w:ascii="Verdana" w:hAnsi="Verdana"/>
                 <w:b w:val="0"/>
                 <w:sz w:val="16"/>
               </w:rPr>
@@ -4132,7 +4194,7 @@
             <w:r/>
             <w:r>
               <w:rPr>
-                <w:rFonts w:ascii="Arial" w:hAnsi="Arial"/>
+                <w:rFonts w:ascii="Verdana" w:hAnsi="Verdana"/>
                 <w:b w:val="0"/>
                 <w:sz w:val="16"/>
               </w:rPr>
@@ -4148,7 +4210,7 @@
             <w:r/>
             <w:r>
               <w:rPr>
-                <w:rFonts w:ascii="Arial" w:hAnsi="Arial"/>
+                <w:rFonts w:ascii="Verdana" w:hAnsi="Verdana"/>
                 <w:b w:val="0"/>
                 <w:sz w:val="16"/>
               </w:rPr>
@@ -4164,7 +4226,7 @@
             <w:r/>
             <w:r>
               <w:rPr>
-                <w:rFonts w:ascii="Arial" w:hAnsi="Arial"/>
+                <w:rFonts w:ascii="Verdana" w:hAnsi="Verdana"/>
                 <w:b w:val="0"/>
                 <w:sz w:val="16"/>
               </w:rPr>
@@ -4180,7 +4242,7 @@
             <w:r/>
             <w:r>
               <w:rPr>
-                <w:rFonts w:ascii="Arial" w:hAnsi="Arial"/>
+                <w:rFonts w:ascii="Verdana" w:hAnsi="Verdana"/>
                 <w:b w:val="0"/>
                 <w:sz w:val="16"/>
               </w:rPr>
@@ -4196,7 +4258,7 @@
             <w:r/>
             <w:r>
               <w:rPr>
-                <w:rFonts w:ascii="Arial" w:hAnsi="Arial"/>
+                <w:rFonts w:ascii="Verdana" w:hAnsi="Verdana"/>
                 <w:b w:val="0"/>
                 <w:sz w:val="16"/>
               </w:rPr>
@@ -4212,7 +4274,7 @@
             <w:r/>
             <w:r>
               <w:rPr>
-                <w:rFonts w:ascii="Arial" w:hAnsi="Arial"/>
+                <w:rFonts w:ascii="Verdana" w:hAnsi="Verdana"/>
                 <w:b w:val="0"/>
                 <w:sz w:val="16"/>
               </w:rPr>
@@ -4228,7 +4290,7 @@
             <w:r/>
             <w:r>
               <w:rPr>
-                <w:rFonts w:ascii="Arial" w:hAnsi="Arial"/>
+                <w:rFonts w:ascii="Verdana" w:hAnsi="Verdana"/>
                 <w:b w:val="0"/>
                 <w:sz w:val="16"/>
               </w:rPr>
@@ -4244,7 +4306,7 @@
             <w:r/>
             <w:r>
               <w:rPr>
-                <w:rFonts w:ascii="Arial" w:hAnsi="Arial"/>
+                <w:rFonts w:ascii="Verdana" w:hAnsi="Verdana"/>
                 <w:b w:val="0"/>
                 <w:sz w:val="16"/>
               </w:rPr>
@@ -4260,7 +4322,7 @@
             <w:r/>
             <w:r>
               <w:rPr>
-                <w:rFonts w:ascii="Arial" w:hAnsi="Arial"/>
+                <w:rFonts w:ascii="Verdana" w:hAnsi="Verdana"/>
                 <w:b w:val="0"/>
                 <w:sz w:val="16"/>
               </w:rPr>
@@ -4269,15 +4331,18 @@
         </w:tc>
       </w:tr>
       <w:tr>
-        <w:tc>
-          <w:tcPr>
-            <w:tcW w:type="dxa" w:w="1514"/>
-          </w:tcPr>
-          <w:p>
-            <w:r/>
-            <w:r>
-              <w:rPr>
-                <w:rFonts w:ascii="Arial" w:hAnsi="Arial"/>
+        <w:trPr>
+          <w:cantSplit/>
+        </w:trPr>
+        <w:tc>
+          <w:tcPr>
+            <w:tcW w:type="dxa" w:w="1514"/>
+          </w:tcPr>
+          <w:p>
+            <w:r/>
+            <w:r>
+              <w:rPr>
+                <w:rFonts w:ascii="Verdana" w:hAnsi="Verdana"/>
                 <w:b w:val="0"/>
                 <w:sz w:val="16"/>
               </w:rPr>
@@ -4293,7 +4358,7 @@
             <w:r/>
             <w:r>
               <w:rPr>
-                <w:rFonts w:ascii="Arial" w:hAnsi="Arial"/>
+                <w:rFonts w:ascii="Verdana" w:hAnsi="Verdana"/>
                 <w:b w:val="0"/>
                 <w:sz w:val="16"/>
               </w:rPr>
@@ -4309,7 +4374,7 @@
             <w:r/>
             <w:r>
               <w:rPr>
-                <w:rFonts w:ascii="Arial" w:hAnsi="Arial"/>
+                <w:rFonts w:ascii="Verdana" w:hAnsi="Verdana"/>
                 <w:b w:val="0"/>
                 <w:sz w:val="16"/>
               </w:rPr>
@@ -4325,7 +4390,7 @@
             <w:r/>
             <w:r>
               <w:rPr>
-                <w:rFonts w:ascii="Arial" w:hAnsi="Arial"/>
+                <w:rFonts w:ascii="Verdana" w:hAnsi="Verdana"/>
                 <w:b w:val="0"/>
                 <w:sz w:val="16"/>
               </w:rPr>
@@ -4341,7 +4406,7 @@
             <w:r/>
             <w:r>
               <w:rPr>
-                <w:rFonts w:ascii="Arial" w:hAnsi="Arial"/>
+                <w:rFonts w:ascii="Verdana" w:hAnsi="Verdana"/>
                 <w:b w:val="0"/>
                 <w:sz w:val="16"/>
               </w:rPr>
@@ -4357,7 +4422,7 @@
             <w:r/>
             <w:r>
               <w:rPr>
-                <w:rFonts w:ascii="Arial" w:hAnsi="Arial"/>
+                <w:rFonts w:ascii="Verdana" w:hAnsi="Verdana"/>
                 <w:b w:val="0"/>
                 <w:sz w:val="16"/>
               </w:rPr>
@@ -4373,7 +4438,7 @@
             <w:r/>
             <w:r>
               <w:rPr>
-                <w:rFonts w:ascii="Arial" w:hAnsi="Arial"/>
+                <w:rFonts w:ascii="Verdana" w:hAnsi="Verdana"/>
                 <w:b w:val="0"/>
                 <w:sz w:val="16"/>
               </w:rPr>
@@ -4389,7 +4454,7 @@
             <w:r/>
             <w:r>
               <w:rPr>
-                <w:rFonts w:ascii="Arial" w:hAnsi="Arial"/>
+                <w:rFonts w:ascii="Verdana" w:hAnsi="Verdana"/>
                 <w:b w:val="0"/>
                 <w:sz w:val="16"/>
               </w:rPr>
@@ -4405,7 +4470,7 @@
             <w:r/>
             <w:r>
               <w:rPr>
-                <w:rFonts w:ascii="Arial" w:hAnsi="Arial"/>
+                <w:rFonts w:ascii="Verdana" w:hAnsi="Verdana"/>
                 <w:b w:val="0"/>
                 <w:sz w:val="16"/>
               </w:rPr>
@@ -4421,7 +4486,7 @@
             <w:r/>
             <w:r>
               <w:rPr>
-                <w:rFonts w:ascii="Arial" w:hAnsi="Arial"/>
+                <w:rFonts w:ascii="Verdana" w:hAnsi="Verdana"/>
                 <w:b w:val="0"/>
                 <w:sz w:val="16"/>
               </w:rPr>
@@ -4430,15 +4495,18 @@
         </w:tc>
       </w:tr>
       <w:tr>
-        <w:tc>
-          <w:tcPr>
-            <w:tcW w:type="dxa" w:w="1514"/>
-          </w:tcPr>
-          <w:p>
-            <w:r/>
-            <w:r>
-              <w:rPr>
-                <w:rFonts w:ascii="Arial" w:hAnsi="Arial"/>
+        <w:trPr>
+          <w:cantSplit/>
+        </w:trPr>
+        <w:tc>
+          <w:tcPr>
+            <w:tcW w:type="dxa" w:w="1514"/>
+          </w:tcPr>
+          <w:p>
+            <w:r/>
+            <w:r>
+              <w:rPr>
+                <w:rFonts w:ascii="Verdana" w:hAnsi="Verdana"/>
                 <w:b w:val="0"/>
                 <w:sz w:val="16"/>
               </w:rPr>
@@ -4454,7 +4522,7 @@
             <w:r/>
             <w:r>
               <w:rPr>
-                <w:rFonts w:ascii="Arial" w:hAnsi="Arial"/>
+                <w:rFonts w:ascii="Verdana" w:hAnsi="Verdana"/>
                 <w:b w:val="0"/>
                 <w:sz w:val="16"/>
               </w:rPr>
@@ -4470,7 +4538,7 @@
             <w:r/>
             <w:r>
               <w:rPr>
-                <w:rFonts w:ascii="Arial" w:hAnsi="Arial"/>
+                <w:rFonts w:ascii="Verdana" w:hAnsi="Verdana"/>
                 <w:b w:val="0"/>
                 <w:sz w:val="16"/>
               </w:rPr>
@@ -4486,7 +4554,7 @@
             <w:r/>
             <w:r>
               <w:rPr>
-                <w:rFonts w:ascii="Arial" w:hAnsi="Arial"/>
+                <w:rFonts w:ascii="Verdana" w:hAnsi="Verdana"/>
                 <w:b w:val="0"/>
                 <w:sz w:val="16"/>
               </w:rPr>
@@ -4502,7 +4570,7 @@
             <w:r/>
             <w:r>
               <w:rPr>
-                <w:rFonts w:ascii="Arial" w:hAnsi="Arial"/>
+                <w:rFonts w:ascii="Verdana" w:hAnsi="Verdana"/>
                 <w:b w:val="0"/>
                 <w:sz w:val="16"/>
               </w:rPr>
@@ -4518,7 +4586,7 @@
             <w:r/>
             <w:r>
               <w:rPr>
-                <w:rFonts w:ascii="Arial" w:hAnsi="Arial"/>
+                <w:rFonts w:ascii="Verdana" w:hAnsi="Verdana"/>
                 <w:b w:val="0"/>
                 <w:sz w:val="16"/>
               </w:rPr>
@@ -4534,7 +4602,7 @@
             <w:r/>
             <w:r>
               <w:rPr>
-                <w:rFonts w:ascii="Arial" w:hAnsi="Arial"/>
+                <w:rFonts w:ascii="Verdana" w:hAnsi="Verdana"/>
                 <w:b w:val="0"/>
                 <w:sz w:val="16"/>
               </w:rPr>
@@ -4550,7 +4618,7 @@
             <w:r/>
             <w:r>
               <w:rPr>
-                <w:rFonts w:ascii="Arial" w:hAnsi="Arial"/>
+                <w:rFonts w:ascii="Verdana" w:hAnsi="Verdana"/>
                 <w:b w:val="0"/>
                 <w:sz w:val="16"/>
               </w:rPr>
@@ -4566,7 +4634,7 @@
             <w:r/>
             <w:r>
               <w:rPr>
-                <w:rFonts w:ascii="Arial" w:hAnsi="Arial"/>
+                <w:rFonts w:ascii="Verdana" w:hAnsi="Verdana"/>
                 <w:b w:val="0"/>
                 <w:sz w:val="16"/>
               </w:rPr>
@@ -4582,7 +4650,7 @@
             <w:r/>
             <w:r>
               <w:rPr>
-                <w:rFonts w:ascii="Arial" w:hAnsi="Arial"/>
+                <w:rFonts w:ascii="Verdana" w:hAnsi="Verdana"/>
                 <w:b w:val="0"/>
                 <w:sz w:val="16"/>
               </w:rPr>
@@ -4592,15 +4660,18 @@
         </w:tc>
       </w:tr>
       <w:tr>
-        <w:tc>
-          <w:tcPr>
-            <w:tcW w:type="dxa" w:w="1514"/>
-          </w:tcPr>
-          <w:p>
-            <w:r/>
-            <w:r>
-              <w:rPr>
-                <w:rFonts w:ascii="Arial" w:hAnsi="Arial"/>
+        <w:trPr>
+          <w:cantSplit/>
+        </w:trPr>
+        <w:tc>
+          <w:tcPr>
+            <w:tcW w:type="dxa" w:w="1514"/>
+          </w:tcPr>
+          <w:p>
+            <w:r/>
+            <w:r>
+              <w:rPr>
+                <w:rFonts w:ascii="Verdana" w:hAnsi="Verdana"/>
                 <w:b w:val="0"/>
                 <w:sz w:val="16"/>
               </w:rPr>
@@ -4616,7 +4687,7 @@
             <w:r/>
             <w:r>
               <w:rPr>
-                <w:rFonts w:ascii="Arial" w:hAnsi="Arial"/>
+                <w:rFonts w:ascii="Verdana" w:hAnsi="Verdana"/>
                 <w:b w:val="0"/>
                 <w:sz w:val="16"/>
               </w:rPr>
@@ -4632,7 +4703,7 @@
             <w:r/>
             <w:r>
               <w:rPr>
-                <w:rFonts w:ascii="Arial" w:hAnsi="Arial"/>
+                <w:rFonts w:ascii="Verdana" w:hAnsi="Verdana"/>
                 <w:b w:val="0"/>
                 <w:sz w:val="16"/>
               </w:rPr>
@@ -4648,7 +4719,7 @@
             <w:r/>
             <w:r>
               <w:rPr>
-                <w:rFonts w:ascii="Arial" w:hAnsi="Arial"/>
+                <w:rFonts w:ascii="Verdana" w:hAnsi="Verdana"/>
                 <w:b w:val="0"/>
                 <w:sz w:val="16"/>
               </w:rPr>
@@ -4664,7 +4735,7 @@
             <w:r/>
             <w:r>
               <w:rPr>
-                <w:rFonts w:ascii="Arial" w:hAnsi="Arial"/>
+                <w:rFonts w:ascii="Verdana" w:hAnsi="Verdana"/>
                 <w:b w:val="0"/>
                 <w:sz w:val="16"/>
               </w:rPr>
@@ -4680,7 +4751,7 @@
             <w:r/>
             <w:r>
               <w:rPr>
-                <w:rFonts w:ascii="Arial" w:hAnsi="Arial"/>
+                <w:rFonts w:ascii="Verdana" w:hAnsi="Verdana"/>
                 <w:b w:val="0"/>
                 <w:sz w:val="16"/>
               </w:rPr>
@@ -4696,7 +4767,7 @@
             <w:r/>
             <w:r>
               <w:rPr>
-                <w:rFonts w:ascii="Arial" w:hAnsi="Arial"/>
+                <w:rFonts w:ascii="Verdana" w:hAnsi="Verdana"/>
                 <w:b w:val="0"/>
                 <w:sz w:val="16"/>
               </w:rPr>
@@ -4712,7 +4783,7 @@
             <w:r/>
             <w:r>
               <w:rPr>
-                <w:rFonts w:ascii="Arial" w:hAnsi="Arial"/>
+                <w:rFonts w:ascii="Verdana" w:hAnsi="Verdana"/>
                 <w:b w:val="0"/>
                 <w:sz w:val="16"/>
               </w:rPr>
@@ -4728,7 +4799,7 @@
             <w:r/>
             <w:r>
               <w:rPr>
-                <w:rFonts w:ascii="Arial" w:hAnsi="Arial"/>
+                <w:rFonts w:ascii="Verdana" w:hAnsi="Verdana"/>
                 <w:b w:val="0"/>
                 <w:sz w:val="16"/>
               </w:rPr>
@@ -4744,7 +4815,7 @@
             <w:r/>
             <w:r>
               <w:rPr>
-                <w:rFonts w:ascii="Arial" w:hAnsi="Arial"/>
+                <w:rFonts w:ascii="Verdana" w:hAnsi="Verdana"/>
                 <w:b w:val="0"/>
                 <w:sz w:val="16"/>
               </w:rPr>
@@ -4753,15 +4824,18 @@
         </w:tc>
       </w:tr>
       <w:tr>
-        <w:tc>
-          <w:tcPr>
-            <w:tcW w:type="dxa" w:w="1514"/>
-          </w:tcPr>
-          <w:p>
-            <w:r/>
-            <w:r>
-              <w:rPr>
-                <w:rFonts w:ascii="Arial" w:hAnsi="Arial"/>
+        <w:trPr>
+          <w:cantSplit/>
+        </w:trPr>
+        <w:tc>
+          <w:tcPr>
+            <w:tcW w:type="dxa" w:w="1514"/>
+          </w:tcPr>
+          <w:p>
+            <w:r/>
+            <w:r>
+              <w:rPr>
+                <w:rFonts w:ascii="Verdana" w:hAnsi="Verdana"/>
                 <w:b w:val="0"/>
                 <w:sz w:val="16"/>
               </w:rPr>
@@ -4777,7 +4851,7 @@
             <w:r/>
             <w:r>
               <w:rPr>
-                <w:rFonts w:ascii="Arial" w:hAnsi="Arial"/>
+                <w:rFonts w:ascii="Verdana" w:hAnsi="Verdana"/>
                 <w:b w:val="0"/>
                 <w:sz w:val="16"/>
               </w:rPr>
@@ -4793,7 +4867,7 @@
             <w:r/>
             <w:r>
               <w:rPr>
-                <w:rFonts w:ascii="Arial" w:hAnsi="Arial"/>
+                <w:rFonts w:ascii="Verdana" w:hAnsi="Verdana"/>
                 <w:b w:val="0"/>
                 <w:sz w:val="16"/>
               </w:rPr>
@@ -4809,7 +4883,7 @@
             <w:r/>
             <w:r>
               <w:rPr>
-                <w:rFonts w:ascii="Arial" w:hAnsi="Arial"/>
+                <w:rFonts w:ascii="Verdana" w:hAnsi="Verdana"/>
                 <w:b w:val="0"/>
                 <w:sz w:val="16"/>
               </w:rPr>
@@ -4825,7 +4899,7 @@
             <w:r/>
             <w:r>
               <w:rPr>
-                <w:rFonts w:ascii="Arial" w:hAnsi="Arial"/>
+                <w:rFonts w:ascii="Verdana" w:hAnsi="Verdana"/>
                 <w:b w:val="0"/>
                 <w:sz w:val="16"/>
               </w:rPr>
@@ -4841,7 +4915,7 @@
             <w:r/>
             <w:r>
               <w:rPr>
-                <w:rFonts w:ascii="Arial" w:hAnsi="Arial"/>
+                <w:rFonts w:ascii="Verdana" w:hAnsi="Verdana"/>
                 <w:b w:val="0"/>
                 <w:sz w:val="16"/>
               </w:rPr>
@@ -4857,7 +4931,7 @@
             <w:r/>
             <w:r>
               <w:rPr>
-                <w:rFonts w:ascii="Arial" w:hAnsi="Arial"/>
+                <w:rFonts w:ascii="Verdana" w:hAnsi="Verdana"/>
                 <w:b w:val="0"/>
                 <w:sz w:val="16"/>
               </w:rPr>
@@ -4873,7 +4947,7 @@
             <w:r/>
             <w:r>
               <w:rPr>
-                <w:rFonts w:ascii="Arial" w:hAnsi="Arial"/>
+                <w:rFonts w:ascii="Verdana" w:hAnsi="Verdana"/>
                 <w:b w:val="0"/>
                 <w:sz w:val="16"/>
               </w:rPr>
@@ -4889,7 +4963,7 @@
             <w:r/>
             <w:r>
               <w:rPr>
-                <w:rFonts w:ascii="Arial" w:hAnsi="Arial"/>
+                <w:rFonts w:ascii="Verdana" w:hAnsi="Verdana"/>
                 <w:b w:val="0"/>
                 <w:sz w:val="16"/>
               </w:rPr>
@@ -4905,7 +4979,7 @@
             <w:r/>
             <w:r>
               <w:rPr>
-                <w:rFonts w:ascii="Arial" w:hAnsi="Arial"/>
+                <w:rFonts w:ascii="Verdana" w:hAnsi="Verdana"/>
                 <w:b w:val="0"/>
                 <w:sz w:val="16"/>
               </w:rPr>
@@ -4914,15 +4988,18 @@
         </w:tc>
       </w:tr>
       <w:tr>
-        <w:tc>
-          <w:tcPr>
-            <w:tcW w:type="dxa" w:w="1514"/>
-          </w:tcPr>
-          <w:p>
-            <w:r/>
-            <w:r>
-              <w:rPr>
-                <w:rFonts w:ascii="Arial" w:hAnsi="Arial"/>
+        <w:trPr>
+          <w:cantSplit/>
+        </w:trPr>
+        <w:tc>
+          <w:tcPr>
+            <w:tcW w:type="dxa" w:w="1514"/>
+          </w:tcPr>
+          <w:p>
+            <w:r/>
+            <w:r>
+              <w:rPr>
+                <w:rFonts w:ascii="Verdana" w:hAnsi="Verdana"/>
                 <w:b w:val="0"/>
                 <w:sz w:val="16"/>
               </w:rPr>
@@ -4938,7 +5015,7 @@
             <w:r/>
             <w:r>
               <w:rPr>
-                <w:rFonts w:ascii="Arial" w:hAnsi="Arial"/>
+                <w:rFonts w:ascii="Verdana" w:hAnsi="Verdana"/>
                 <w:b w:val="0"/>
                 <w:sz w:val="16"/>
               </w:rPr>
@@ -4954,7 +5031,7 @@
             <w:r/>
             <w:r>
               <w:rPr>
-                <w:rFonts w:ascii="Arial" w:hAnsi="Arial"/>
+                <w:rFonts w:ascii="Verdana" w:hAnsi="Verdana"/>
                 <w:b w:val="0"/>
                 <w:sz w:val="16"/>
               </w:rPr>
@@ -4970,7 +5047,7 @@
             <w:r/>
             <w:r>
               <w:rPr>
-                <w:rFonts w:ascii="Arial" w:hAnsi="Arial"/>
+                <w:rFonts w:ascii="Verdana" w:hAnsi="Verdana"/>
                 <w:b w:val="0"/>
                 <w:sz w:val="16"/>
               </w:rPr>
@@ -4986,7 +5063,7 @@
             <w:r/>
             <w:r>
               <w:rPr>
-                <w:rFonts w:ascii="Arial" w:hAnsi="Arial"/>
+                <w:rFonts w:ascii="Verdana" w:hAnsi="Verdana"/>
                 <w:b w:val="0"/>
                 <w:sz w:val="16"/>
               </w:rPr>
@@ -5002,7 +5079,7 @@
             <w:r/>
             <w:r>
               <w:rPr>
-                <w:rFonts w:ascii="Arial" w:hAnsi="Arial"/>
+                <w:rFonts w:ascii="Verdana" w:hAnsi="Verdana"/>
                 <w:b w:val="0"/>
                 <w:sz w:val="16"/>
               </w:rPr>
@@ -5018,7 +5095,7 @@
             <w:r/>
             <w:r>
               <w:rPr>
-                <w:rFonts w:ascii="Arial" w:hAnsi="Arial"/>
+                <w:rFonts w:ascii="Verdana" w:hAnsi="Verdana"/>
                 <w:b w:val="0"/>
                 <w:sz w:val="16"/>
               </w:rPr>
@@ -5034,7 +5111,7 @@
             <w:r/>
             <w:r>
               <w:rPr>
-                <w:rFonts w:ascii="Arial" w:hAnsi="Arial"/>
+                <w:rFonts w:ascii="Verdana" w:hAnsi="Verdana"/>
                 <w:b w:val="0"/>
                 <w:sz w:val="16"/>
               </w:rPr>
@@ -5050,7 +5127,7 @@
             <w:r/>
             <w:r>
               <w:rPr>
-                <w:rFonts w:ascii="Arial" w:hAnsi="Arial"/>
+                <w:rFonts w:ascii="Verdana" w:hAnsi="Verdana"/>
                 <w:b w:val="0"/>
                 <w:sz w:val="16"/>
               </w:rPr>
@@ -5066,7 +5143,7 @@
             <w:r/>
             <w:r>
               <w:rPr>
-                <w:rFonts w:ascii="Arial" w:hAnsi="Arial"/>
+                <w:rFonts w:ascii="Verdana" w:hAnsi="Verdana"/>
                 <w:b w:val="0"/>
                 <w:sz w:val="16"/>
               </w:rPr>
@@ -5075,15 +5152,18 @@
         </w:tc>
       </w:tr>
       <w:tr>
-        <w:tc>
-          <w:tcPr>
-            <w:tcW w:type="dxa" w:w="1514"/>
-          </w:tcPr>
-          <w:p>
-            <w:r/>
-            <w:r>
-              <w:rPr>
-                <w:rFonts w:ascii="Arial" w:hAnsi="Arial"/>
+        <w:trPr>
+          <w:cantSplit/>
+        </w:trPr>
+        <w:tc>
+          <w:tcPr>
+            <w:tcW w:type="dxa" w:w="1514"/>
+          </w:tcPr>
+          <w:p>
+            <w:r/>
+            <w:r>
+              <w:rPr>
+                <w:rFonts w:ascii="Verdana" w:hAnsi="Verdana"/>
                 <w:b w:val="0"/>
                 <w:sz w:val="16"/>
               </w:rPr>
@@ -5099,7 +5179,7 @@
             <w:r/>
             <w:r>
               <w:rPr>
-                <w:rFonts w:ascii="Arial" w:hAnsi="Arial"/>
+                <w:rFonts w:ascii="Verdana" w:hAnsi="Verdana"/>
                 <w:b w:val="0"/>
                 <w:sz w:val="16"/>
               </w:rPr>
@@ -5115,7 +5195,7 @@
             <w:r/>
             <w:r>
               <w:rPr>
-                <w:rFonts w:ascii="Arial" w:hAnsi="Arial"/>
+                <w:rFonts w:ascii="Verdana" w:hAnsi="Verdana"/>
                 <w:b w:val="0"/>
                 <w:sz w:val="16"/>
               </w:rPr>
@@ -5131,7 +5211,7 @@
             <w:r/>
             <w:r>
               <w:rPr>
-                <w:rFonts w:ascii="Arial" w:hAnsi="Arial"/>
+                <w:rFonts w:ascii="Verdana" w:hAnsi="Verdana"/>
                 <w:b w:val="0"/>
                 <w:sz w:val="16"/>
               </w:rPr>
@@ -5147,7 +5227,7 @@
             <w:r/>
             <w:r>
               <w:rPr>
-                <w:rFonts w:ascii="Arial" w:hAnsi="Arial"/>
+                <w:rFonts w:ascii="Verdana" w:hAnsi="Verdana"/>
                 <w:b w:val="0"/>
                 <w:sz w:val="16"/>
               </w:rPr>
@@ -5163,7 +5243,7 @@
             <w:r/>
             <w:r>
               <w:rPr>
-                <w:rFonts w:ascii="Arial" w:hAnsi="Arial"/>
+                <w:rFonts w:ascii="Verdana" w:hAnsi="Verdana"/>
                 <w:b w:val="0"/>
                 <w:sz w:val="16"/>
               </w:rPr>
@@ -5179,7 +5259,7 @@
             <w:r/>
             <w:r>
               <w:rPr>
-                <w:rFonts w:ascii="Arial" w:hAnsi="Arial"/>
+                <w:rFonts w:ascii="Verdana" w:hAnsi="Verdana"/>
                 <w:b w:val="0"/>
                 <w:sz w:val="16"/>
               </w:rPr>
@@ -5195,7 +5275,7 @@
             <w:r/>
             <w:r>
               <w:rPr>
-                <w:rFonts w:ascii="Arial" w:hAnsi="Arial"/>
+                <w:rFonts w:ascii="Verdana" w:hAnsi="Verdana"/>
                 <w:b w:val="0"/>
                 <w:sz w:val="16"/>
               </w:rPr>
@@ -5211,7 +5291,7 @@
             <w:r/>
             <w:r>
               <w:rPr>
-                <w:rFonts w:ascii="Arial" w:hAnsi="Arial"/>
+                <w:rFonts w:ascii="Verdana" w:hAnsi="Verdana"/>
                 <w:b w:val="0"/>
                 <w:sz w:val="16"/>
               </w:rPr>
@@ -5227,7 +5307,7 @@
             <w:r/>
             <w:r>
               <w:rPr>
-                <w:rFonts w:ascii="Arial" w:hAnsi="Arial"/>
+                <w:rFonts w:ascii="Verdana" w:hAnsi="Verdana"/>
                 <w:b w:val="0"/>
                 <w:sz w:val="16"/>
               </w:rPr>

--- a/docx/es/BUFRCREX_TableB_es_07.docx
+++ b/docx/es/BUFRCREX_TableB_es_07.docx
@@ -239,7 +239,7 @@
                 <w:b w:val="0"/>
                 <w:sz w:val="16"/>
               </w:rPr>
-              <w:t>007001</w:t>
+              <w:t>0 07 001</w:t>
             </w:r>
           </w:p>
         </w:tc>
@@ -404,7 +404,7 @@
                 <w:b w:val="0"/>
                 <w:sz w:val="16"/>
               </w:rPr>
-              <w:t>007002</w:t>
+              <w:t>0 07 002</w:t>
             </w:r>
           </w:p>
         </w:tc>
@@ -568,7 +568,7 @@
                 <w:b w:val="0"/>
                 <w:sz w:val="16"/>
               </w:rPr>
-              <w:t>007003</w:t>
+              <w:t>0 07 003</w:t>
             </w:r>
           </w:p>
         </w:tc>
@@ -732,7 +732,7 @@
                 <w:b w:val="0"/>
                 <w:sz w:val="16"/>
               </w:rPr>
-              <w:t>007004</w:t>
+              <w:t>0 07 004</w:t>
             </w:r>
           </w:p>
         </w:tc>
@@ -896,7 +896,7 @@
                 <w:b w:val="0"/>
                 <w:sz w:val="16"/>
               </w:rPr>
-              <w:t>007005</w:t>
+              <w:t>0 07 005</w:t>
             </w:r>
           </w:p>
         </w:tc>
@@ -1060,7 +1060,7 @@
                 <w:b w:val="0"/>
                 <w:sz w:val="16"/>
               </w:rPr>
-              <w:t>007006</w:t>
+              <w:t>0 07 006</w:t>
             </w:r>
           </w:p>
         </w:tc>
@@ -1224,7 +1224,7 @@
                 <w:b w:val="0"/>
                 <w:sz w:val="16"/>
               </w:rPr>
-              <w:t>007007</w:t>
+              <w:t>0 07 007</w:t>
             </w:r>
           </w:p>
         </w:tc>
@@ -1388,7 +1388,7 @@
                 <w:b w:val="0"/>
                 <w:sz w:val="16"/>
               </w:rPr>
-              <w:t>007008</w:t>
+              <w:t>0 07 008</w:t>
             </w:r>
           </w:p>
         </w:tc>
@@ -1552,7 +1552,7 @@
                 <w:b w:val="0"/>
                 <w:sz w:val="16"/>
               </w:rPr>
-              <w:t>007009</w:t>
+              <w:t>0 07 009</w:t>
             </w:r>
           </w:p>
         </w:tc>
@@ -1716,7 +1716,7 @@
                 <w:b w:val="0"/>
                 <w:sz w:val="16"/>
               </w:rPr>
-              <w:t>007010</w:t>
+              <w:t>0 07 010</w:t>
             </w:r>
           </w:p>
         </w:tc>
@@ -1880,7 +1880,7 @@
                 <w:b w:val="0"/>
                 <w:sz w:val="16"/>
               </w:rPr>
-              <w:t>007012</w:t>
+              <w:t>0 07 012</w:t>
             </w:r>
           </w:p>
         </w:tc>
@@ -2044,7 +2044,7 @@
                 <w:b w:val="0"/>
                 <w:sz w:val="16"/>
               </w:rPr>
-              <w:t>007021</w:t>
+              <w:t>0 07 021</w:t>
             </w:r>
           </w:p>
         </w:tc>
@@ -2209,7 +2209,7 @@
                 <w:b w:val="0"/>
                 <w:sz w:val="16"/>
               </w:rPr>
-              <w:t>007022</w:t>
+              <w:t>0 07 022</w:t>
             </w:r>
           </w:p>
         </w:tc>
@@ -2373,7 +2373,7 @@
                 <w:b w:val="0"/>
                 <w:sz w:val="16"/>
               </w:rPr>
-              <w:t>007024</w:t>
+              <w:t>0 07 024</w:t>
             </w:r>
           </w:p>
         </w:tc>
@@ -2537,7 +2537,7 @@
                 <w:b w:val="0"/>
                 <w:sz w:val="16"/>
               </w:rPr>
-              <w:t>007025</w:t>
+              <w:t>0 07 025</w:t>
             </w:r>
           </w:p>
         </w:tc>
@@ -2701,7 +2701,7 @@
                 <w:b w:val="0"/>
                 <w:sz w:val="16"/>
               </w:rPr>
-              <w:t>007026</w:t>
+              <w:t>0 07 026</w:t>
             </w:r>
           </w:p>
         </w:tc>
@@ -2865,7 +2865,7 @@
                 <w:b w:val="0"/>
                 <w:sz w:val="16"/>
               </w:rPr>
-              <w:t>007030</w:t>
+              <w:t>0 07 030</w:t>
             </w:r>
           </w:p>
         </w:tc>
@@ -3030,7 +3030,7 @@
                 <w:b w:val="0"/>
                 <w:sz w:val="16"/>
               </w:rPr>
-              <w:t>007031</w:t>
+              <w:t>0 07 031</w:t>
             </w:r>
           </w:p>
         </w:tc>
@@ -3195,7 +3195,7 @@
                 <w:b w:val="0"/>
                 <w:sz w:val="16"/>
               </w:rPr>
-              <w:t>007032</w:t>
+              <w:t>0 07 032</w:t>
             </w:r>
           </w:p>
         </w:tc>
@@ -3360,7 +3360,7 @@
                 <w:b w:val="0"/>
                 <w:sz w:val="16"/>
               </w:rPr>
-              <w:t>007033</w:t>
+              <w:t>0 07 033</w:t>
             </w:r>
           </w:p>
         </w:tc>
@@ -3525,7 +3525,7 @@
                 <w:b w:val="0"/>
                 <w:sz w:val="16"/>
               </w:rPr>
-              <w:t>007035</w:t>
+              <w:t>0 07 035</w:t>
             </w:r>
           </w:p>
         </w:tc>
@@ -3689,7 +3689,7 @@
                 <w:b w:val="0"/>
                 <w:sz w:val="16"/>
               </w:rPr>
-              <w:t>007036</w:t>
+              <w:t>0 07 036</w:t>
             </w:r>
           </w:p>
         </w:tc>
@@ -3853,7 +3853,7 @@
                 <w:b w:val="0"/>
                 <w:sz w:val="16"/>
               </w:rPr>
-              <w:t>007040</w:t>
+              <w:t>0 07 040</w:t>
             </w:r>
           </w:p>
         </w:tc>
@@ -4018,7 +4018,7 @@
                 <w:b w:val="0"/>
                 <w:sz w:val="16"/>
               </w:rPr>
-              <w:t>007061</w:t>
+              <w:t>0 07 061</w:t>
             </w:r>
           </w:p>
         </w:tc>
@@ -4182,7 +4182,7 @@
                 <w:b w:val="0"/>
                 <w:sz w:val="16"/>
               </w:rPr>
-              <w:t>007062</w:t>
+              <w:t>0 07 062</w:t>
             </w:r>
           </w:p>
         </w:tc>
@@ -4346,7 +4346,7 @@
                 <w:b w:val="0"/>
                 <w:sz w:val="16"/>
               </w:rPr>
-              <w:t>007063</w:t>
+              <w:t>0 07 063</w:t>
             </w:r>
           </w:p>
         </w:tc>
@@ -4510,7 +4510,7 @@
                 <w:b w:val="0"/>
                 <w:sz w:val="16"/>
               </w:rPr>
-              <w:t>007064</w:t>
+              <w:t>0 07 064</w:t>
             </w:r>
           </w:p>
         </w:tc>
@@ -4675,7 +4675,7 @@
                 <w:b w:val="0"/>
                 <w:sz w:val="16"/>
               </w:rPr>
-              <w:t>007065</w:t>
+              <w:t>0 07 065</w:t>
             </w:r>
           </w:p>
         </w:tc>
@@ -4839,7 +4839,7 @@
                 <w:b w:val="0"/>
                 <w:sz w:val="16"/>
               </w:rPr>
-              <w:t>007070</w:t>
+              <w:t>0 07 070</w:t>
             </w:r>
           </w:p>
         </w:tc>
@@ -5003,7 +5003,7 @@
                 <w:b w:val="0"/>
                 <w:sz w:val="16"/>
               </w:rPr>
-              <w:t>007071</w:t>
+              <w:t>0 07 071</w:t>
             </w:r>
           </w:p>
         </w:tc>
@@ -5167,7 +5167,7 @@
                 <w:b w:val="0"/>
                 <w:sz w:val="16"/>
               </w:rPr>
-              <w:t>007072</w:t>
+              <w:t>0 07 072</w:t>
             </w:r>
           </w:p>
         </w:tc>

--- a/docx/es/BUFRCREX_TableB_es_07.docx
+++ b/docx/es/BUFRCREX_TableB_es_07.docx
@@ -13,6 +13,376 @@
           <w:sz w:val="22"/>
         </w:rPr>
         <w:t>Clase 07: Ubicación (vertical)</w:t>
+      </w:r>
+    </w:p>
+    <w:p>
+      <w:r>
+        <w:rPr>
+          <w:rFonts w:ascii="Verdana" w:hAnsi="Verdana"/>
+          <w:i/>
+          <w:sz w:val="14"/>
+        </w:rPr>
+        <w:t>Note 23: El valor –0,1 kg m–2 antes de la aplicación del factor de escala (–1 después de su aplicación o en la clave CREX) indicará “trazas” (no mensurable, menos de 0,05 kg m–2).</w:t>
+      </w:r>
+    </w:p>
+    <w:p>
+      <w:r>
+        <w:rPr>
+          <w:rFonts w:ascii="Verdana" w:hAnsi="Verdana"/>
+          <w:i/>
+          <w:sz w:val="14"/>
+        </w:rPr>
+        <w:t>Note 25: Una significación definida anteriormente puede anularse transmitiendo un “valor faltante” a partir de la tabla de cifrado o de banderines apropiada.</w:t>
+      </w:r>
+    </w:p>
+    <w:p>
+      <w:r>
+        <w:rPr>
+          <w:rFonts w:ascii="Verdana" w:hAnsi="Verdana"/>
+          <w:i/>
+          <w:sz w:val="14"/>
+        </w:rPr>
+        <w:t>Note 27: Todas las horas están expresadas en Tiempo Universal Coordinado (UTC), a menos que se indique lo contrario. I.2 – BUFR/CREX Tabla B/04 – 3</w:t>
+      </w:r>
+    </w:p>
+    <w:p>
+      <w:r>
+        <w:rPr>
+          <w:rFonts w:ascii="Verdana" w:hAnsi="Verdana"/>
+          <w:i/>
+          <w:sz w:val="14"/>
+        </w:rPr>
+        <w:t>Note 32: Solo se indicará el rumbo o azimut en relación con la localización comunicada que no volverá a especificarse.</w:t>
+      </w:r>
+    </w:p>
+    <w:p>
+      <w:r>
+        <w:rPr>
+          <w:rFonts w:ascii="Verdana" w:hAnsi="Verdana"/>
+          <w:i/>
+          <w:sz w:val="14"/>
+        </w:rPr>
+        <w:t>Note 62: Tan solo se indicará la distancia en relación con la localización comunicada y el rumbo, azimut o elevación y no se volverá a especificar esta localización.</w:t>
+      </w:r>
+    </w:p>
+    <w:p>
+      <w:r>
+        <w:rPr>
+          <w:rFonts w:ascii="Verdana" w:hAnsi="Verdana"/>
+          <w:i/>
+          <w:sz w:val="14"/>
+        </w:rPr>
+        <w:t>Note 63: Se asignarán valores positivos a la radiación descendente.</w:t>
+      </w:r>
+    </w:p>
+    <w:p>
+      <w:r>
+        <w:rPr>
+          <w:rFonts w:ascii="Verdana" w:hAnsi="Verdana"/>
+          <w:i/>
+          <w:sz w:val="14"/>
+        </w:rPr>
+        <w:t>Note 64: Se asignarán valores positivos a los componentes descendentes w cuando las unidades sean Pa s –1.</w:t>
+      </w:r>
+    </w:p>
+    <w:p>
+      <w:r>
+        <w:rPr>
+          <w:rFonts w:ascii="Verdana" w:hAnsi="Verdana"/>
+          <w:i/>
+          <w:sz w:val="14"/>
+        </w:rPr>
+        <w:t>Note 66: Se asignarán valores negativos a los incrementos este-oeste.</w:t>
+      </w:r>
+    </w:p>
+    <w:p>
+      <w:r>
+        <w:rPr>
+          <w:rFonts w:ascii="Verdana" w:hAnsi="Verdana"/>
+          <w:i/>
+          <w:sz w:val="14"/>
+        </w:rPr>
+        <w:t>Note 75: Para los descriptores CREX F = B, no 0.</w:t>
+      </w:r>
+    </w:p>
+    <w:p>
+      <w:r>
+        <w:rPr>
+          <w:rFonts w:ascii="Verdana" w:hAnsi="Verdana"/>
+          <w:i/>
+          <w:sz w:val="14"/>
+        </w:rPr>
+        <w:t>Note 92: Para distinguir claramente los casos de datos faltantes y de píxeles saturados, los datos de imagen de n bits deberían cifrarse utilizando una anchura de datos de n + 1. Si tal descriptor no está disponible ya en la Clase 30, debería utilizarse un descriptor de operación 2 01 YYY para modificar la anchura de datos de la entrada existente, si fuese necesario. I.2 – BUFR/CREX Tabla B/30 – 1</w:t>
+      </w:r>
+    </w:p>
+    <w:p>
+      <w:r>
+        <w:rPr>
+          <w:rFonts w:ascii="Verdana" w:hAnsi="Verdana"/>
+          <w:i/>
+          <w:sz w:val="14"/>
+        </w:rPr>
+        <w:t>Note 105: Para indicar períodos de tiempo o desplazamientos que preceden al tiempo definido actualmente se emplearán períodos de tiempo negativos o desplazamientos.</w:t>
+      </w:r>
+    </w:p>
+    <w:p>
+      <w:r>
+        <w:rPr>
+          <w:rFonts w:ascii="Verdana" w:hAnsi="Verdana"/>
+          <w:i/>
+          <w:sz w:val="14"/>
+        </w:rPr>
+        <w:t>Note 110: Se asignarán valores negativos a los incrementos norte-sur.</w:t>
+      </w:r>
+    </w:p>
+    <w:p>
+      <w:r>
+        <w:rPr>
+          <w:rFonts w:ascii="Verdana" w:hAnsi="Verdana"/>
+          <w:i/>
+          <w:sz w:val="14"/>
+        </w:rPr>
+        <w:t>Note 115: La anchura de datos de los píxeles puede cambiarse mediante el descriptor 2 01 YYY.</w:t>
+      </w:r>
+    </w:p>
+    <w:p>
+      <w:r>
+        <w:rPr>
+          <w:rFonts w:ascii="Verdana" w:hAnsi="Verdana"/>
+          <w:i/>
+          <w:sz w:val="14"/>
+        </w:rPr>
+        <w:t>Note 121: En relación con determinados elementos de esta clase, pueden consignarse algunas indicaciones sobre la precisión prevista.</w:t>
+      </w:r>
+    </w:p>
+    <w:p>
+      <w:r>
+        <w:rPr>
+          <w:rFonts w:ascii="Verdana" w:hAnsi="Verdana"/>
+          <w:i/>
+          <w:sz w:val="14"/>
+        </w:rPr>
+        <w:t>Note 122: Se asignarán valores negativos a la latitud sur.</w:t>
+      </w:r>
+    </w:p>
+    <w:p>
+      <w:r>
+        <w:rPr>
+          <w:rFonts w:ascii="Verdana" w:hAnsi="Verdana"/>
+          <w:i/>
+          <w:sz w:val="14"/>
+        </w:rPr>
+        <w:t>Note 123: Se asignarán valores positivos a los componentes v en sentido sur–norte.</w:t>
+      </w:r>
+    </w:p>
+    <w:p>
+      <w:r>
+        <w:rPr>
+          <w:rFonts w:ascii="Verdana" w:hAnsi="Verdana"/>
+          <w:i/>
+          <w:sz w:val="14"/>
+        </w:rPr>
+        <w:t>Note 126: Los informes sobre la dirección del viento de superficie resultantes de mediciones dentro del 1° del Polo Norte o del Polo Sur se notificarán de manera que el cero de su acimut esté alineado, coincidiendo con los 0° del meridiano de Greenwich. I.2 – BUFR/CREX Tabla B/11 – 6</w:t>
+      </w:r>
+    </w:p>
+    <w:p>
+      <w:r>
+        <w:rPr>
+          <w:rFonts w:ascii="Verdana" w:hAnsi="Verdana"/>
+          <w:i/>
+          <w:sz w:val="14"/>
+        </w:rPr>
+        <w:t>Note 140: El tamaño del píxel en la horizontal – 1 está dado por la posición donde el factor de escala del mapa es igual a la unidad.</w:t>
+      </w:r>
+    </w:p>
+    <w:p>
+      <w:r>
+        <w:rPr>
+          <w:rFonts w:ascii="Verdana" w:hAnsi="Verdana"/>
+          <w:i/>
+          <w:sz w:val="14"/>
+        </w:rPr>
+        <w:t>Note 141: El tamaño del píxel en la horizontal – 2 está dado por la posición donde el factor de escala del mapa es igual a la unidad.</w:t>
+      </w:r>
+    </w:p>
+    <w:p>
+      <w:r>
+        <w:rPr>
+          <w:rFonts w:ascii="Verdana" w:hAnsi="Verdana"/>
+          <w:i/>
+          <w:sz w:val="14"/>
+        </w:rPr>
+        <w:t>Note 145: La significación de los períodos o desplazamientos de tiempo se puede indicar utilizando la clave de significación del tiempo correspondiente a la referencia de tabla 0 08 021.</w:t>
+      </w:r>
+    </w:p>
+    <w:p>
+      <w:r>
+        <w:rPr>
+          <w:rFonts w:ascii="Verdana" w:hAnsi="Verdana"/>
+          <w:i/>
+          <w:sz w:val="14"/>
+        </w:rPr>
+        <w:t>Note 149: La localización del tiempo, cuando se utiliza con valores de predicción, indicará la hora del estado inicial de la predicción o el comienzo del período de predicción; cuando se utilice con promedios de conjunto de valores de predicción, la localización del tiempo indicará el estado inicial o el comienzo de la primera predicción de las que se obtienen los valores medios de conjunto</w:t>
+      </w:r>
+    </w:p>
+    <w:p>
+      <w:r>
+        <w:rPr>
+          <w:rFonts w:ascii="Verdana" w:hAnsi="Verdana"/>
+          <w:i/>
+          <w:sz w:val="14"/>
+        </w:rPr>
+        <w:t>Note 155: Esta clase también puede contener elementos relativos a los procedimientos de observación.</w:t>
+      </w:r>
+    </w:p>
+    <w:p>
+      <w:r>
+        <w:rPr>
+          <w:rFonts w:ascii="Verdana" w:hAnsi="Verdana"/>
+          <w:i/>
+          <w:sz w:val="14"/>
+        </w:rPr>
+        <w:t>Note 156: Esta clase incluirá elementos que describen los instrumentos que se utilizan para obtener los elementos meteorológicos transmitidos.</w:t>
+      </w:r>
+    </w:p>
+    <w:p>
+      <w:r>
+        <w:rPr>
+          <w:rFonts w:ascii="Verdana" w:hAnsi="Verdana"/>
+          <w:i/>
+          <w:sz w:val="14"/>
+        </w:rPr>
+        <w:t>Note 158: Respecto a los períodos o desplazamientos de tiempo, e incrementos de tiempo, será necesario determinar la localización inicial del tiempo antes de utilizarlos, y a continuación, según corresponda, se indicará la definición y significación del tiempo.</w:t>
+      </w:r>
+    </w:p>
+    <w:p>
+      <w:r>
+        <w:rPr>
+          <w:rFonts w:ascii="Verdana" w:hAnsi="Verdana"/>
+          <w:i/>
+          <w:sz w:val="14"/>
+        </w:rPr>
+        <w:t>Note 160: Se asignarán valores negativos a la radiación ascendente.</w:t>
+      </w:r>
+    </w:p>
+    <w:p>
+      <w:r>
+        <w:rPr>
+          <w:rFonts w:ascii="Verdana" w:hAnsi="Verdana"/>
+          <w:i/>
+          <w:sz w:val="14"/>
+        </w:rPr>
+        <w:t>Note 161: Se asignarán valores positivos a los componentes ascendentes w cuando las unidades sean m s–1.</w:t>
+      </w:r>
+    </w:p>
+    <w:p>
+      <w:r>
+        <w:rPr>
+          <w:rFonts w:ascii="Verdana" w:hAnsi="Verdana"/>
+          <w:i/>
+          <w:sz w:val="14"/>
+        </w:rPr>
+        <w:t>Note 162: Intervalos útiles utilizados: de 1011 Bq a 1019 Bq para emisiones; de 10–2 Bq a 107 Bq y de 10–2 mSv a 107 mSv para concentraciones y dosis.</w:t>
+      </w:r>
+    </w:p>
+    <w:p>
+      <w:r>
+        <w:rPr>
+          <w:rFonts w:ascii="Verdana" w:hAnsi="Verdana"/>
+          <w:i/>
+          <w:sz w:val="14"/>
+        </w:rPr>
+        <w:t>Note 163: Los valores de la latitud y de los incrementos de latitud quedan comprendidos entre –90 grados y +90 grados.</w:t>
+      </w:r>
+    </w:p>
+    <w:p>
+      <w:r>
+        <w:rPr>
+          <w:rFonts w:ascii="Verdana" w:hAnsi="Verdana"/>
+          <w:i/>
+          <w:sz w:val="14"/>
+        </w:rPr>
+        <w:t>Note 164: Los valores de longitud quedarán comprendidos entre –180 grados y +180 grados.</w:t>
+      </w:r>
+    </w:p>
+    <w:p>
+      <w:r>
+        <w:rPr>
+          <w:rFonts w:ascii="Verdana" w:hAnsi="Verdana"/>
+          <w:i/>
+          <w:sz w:val="14"/>
+        </w:rPr>
+        <w:t>Note 165: Se indicarán los elementos verticales y la presión para determinar los valores de estos elementos con independencia del elemento o variable que indique la coordenada vertical.</w:t>
+      </w:r>
+    </w:p>
+    <w:p>
+      <w:r>
+        <w:rPr>
+          <w:rFonts w:ascii="Verdana" w:hAnsi="Verdana"/>
+          <w:i/>
+          <w:sz w:val="14"/>
+        </w:rPr>
+        <w:t>Note 166: Se asignarán valores negativos a la longitud oeste.</w:t>
+      </w:r>
+    </w:p>
+    <w:p>
+      <w:r>
+        <w:rPr>
+          <w:rFonts w:ascii="Verdana" w:hAnsi="Verdana"/>
+          <w:i/>
+          <w:sz w:val="14"/>
+        </w:rPr>
+        <w:t>Note 167: Se asignarán valores positivos a los componentes u en sentido oeste–este.</w:t>
+      </w:r>
+    </w:p>
+    <w:p>
+      <w:r>
+        <w:rPr>
+          <w:rFonts w:ascii="Verdana" w:hAnsi="Verdana"/>
+          <w:i/>
+          <w:sz w:val="14"/>
+        </w:rPr>
+        <w:t>Note 176: Cuando sea necesario indicar más de un período o desplazamiento de tiempo para hacer indicaciones de tiempo complejas se definirán en sucesión inmediata en el siguiente orden: período conjunto (según corresponda), seguido por el período de predicción (según corresponda), seguido por el período de promedio o acumulación (según corresponda).</w:t>
+      </w:r>
+    </w:p>
+    <w:p>
+      <w:r>
+        <w:rPr>
+          <w:rFonts w:ascii="Verdana" w:hAnsi="Verdana"/>
+          <w:i/>
+          <w:sz w:val="14"/>
+        </w:rPr>
+        <w:t>Note 178: Cuando se indique la expresión “período determinado” en la columna “nombre del elemento”, deberá indicarse el período correspondiente, utilizando referencias de la Clase 04.</w:t>
+      </w:r>
+    </w:p>
+    <w:p>
+      <w:r>
+        <w:rPr>
+          <w:rFonts w:ascii="Verdana" w:hAnsi="Verdana"/>
+          <w:i/>
+          <w:sz w:val="14"/>
+        </w:rPr>
+        <w:t>Note 179: Cuando se acumulen o promedien los valores (por ejemplo en relación con un determinado período de tiempo), el número total de valores de los que se obtienen los valores acumulados o promediados podrán representarse utilizando la referencia 0 08 022.</w:t>
+      </w:r>
+    </w:p>
+    <w:p>
+      <w:r>
+        <w:rPr>
+          <w:rFonts w:ascii="Verdana" w:hAnsi="Verdana"/>
+          <w:i/>
+          <w:sz w:val="14"/>
+        </w:rPr>
+        <w:t>Note 180: Normas para la información sobre vientos: Velocidad Dirección Valor faltante Valor faltante Calma 0 0 Observación normal &gt;0 1°–360° Velocidad solamente &gt;0 Valor faltante Dirección solamente Valor faltante 1°–360° “Ligero y variable” &gt;0 0 No hay observaciones</w:t>
+      </w:r>
+    </w:p>
+    <w:p>
+      <w:r>
+        <w:rPr>
+          <w:rFonts w:ascii="Verdana" w:hAnsi="Verdana"/>
+          <w:i/>
+          <w:sz w:val="14"/>
+        </w:rPr>
+        <w:t>Note 181: Normas de notificación sobre mar de viento y olas: Observación Velocidad Dirección Ninguna observación faltante faltante Calma 0 0 Observación normal &gt;0 1–360 Velocidad únicamente &gt;0 faltante Dirección únicamente faltante 1–360 &gt;0 0 “Ligero y variable”</w:t>
       </w:r>
     </w:p>
     <w:tbl>
@@ -58,6 +428,9 @@
             <w:shd w:val="clear" w:color="auto" w:fill="D9D9D9"/>
           </w:tcPr>
           <w:p>
+            <w:pPr>
+              <w:spacing w:before="20" w:after="20"/>
+            </w:pPr>
             <w:r/>
             <w:r>
               <w:rPr>
@@ -75,6 +448,9 @@
             <w:shd w:val="clear" w:color="auto" w:fill="D9D9D9"/>
           </w:tcPr>
           <w:p>
+            <w:pPr>
+              <w:spacing w:before="20" w:after="20"/>
+            </w:pPr>
             <w:r/>
             <w:r>
               <w:rPr>
@@ -92,6 +468,9 @@
             <w:shd w:val="clear" w:color="auto" w:fill="D9D9D9"/>
           </w:tcPr>
           <w:p>
+            <w:pPr>
+              <w:spacing w:before="20" w:after="20"/>
+            </w:pPr>
             <w:r/>
             <w:r>
               <w:rPr>
@@ -109,6 +488,9 @@
             <w:shd w:val="clear" w:color="auto" w:fill="D9D9D9"/>
           </w:tcPr>
           <w:p>
+            <w:pPr>
+              <w:spacing w:before="20" w:after="20"/>
+            </w:pPr>
             <w:r/>
             <w:r>
               <w:rPr>
@@ -126,6 +508,9 @@
             <w:shd w:val="clear" w:color="auto" w:fill="D9D9D9"/>
           </w:tcPr>
           <w:p>
+            <w:pPr>
+              <w:spacing w:before="20" w:after="20"/>
+            </w:pPr>
             <w:r/>
             <w:r>
               <w:rPr>
@@ -143,6 +528,9 @@
             <w:shd w:val="clear" w:color="auto" w:fill="D9D9D9"/>
           </w:tcPr>
           <w:p>
+            <w:pPr>
+              <w:spacing w:before="20" w:after="20"/>
+            </w:pPr>
             <w:r/>
             <w:r>
               <w:rPr>
@@ -160,6 +548,9 @@
             <w:shd w:val="clear" w:color="auto" w:fill="D9D9D9"/>
           </w:tcPr>
           <w:p>
+            <w:pPr>
+              <w:spacing w:before="20" w:after="20"/>
+            </w:pPr>
             <w:r/>
             <w:r>
               <w:rPr>
@@ -177,6 +568,9 @@
             <w:shd w:val="clear" w:color="auto" w:fill="D9D9D9"/>
           </w:tcPr>
           <w:p>
+            <w:pPr>
+              <w:spacing w:before="20" w:after="20"/>
+            </w:pPr>
             <w:r/>
             <w:r>
               <w:rPr>
@@ -194,6 +588,9 @@
             <w:shd w:val="clear" w:color="auto" w:fill="D9D9D9"/>
           </w:tcPr>
           <w:p>
+            <w:pPr>
+              <w:spacing w:before="20" w:after="20"/>
+            </w:pPr>
             <w:r/>
             <w:r>
               <w:rPr>
@@ -211,6 +608,9 @@
             <w:shd w:val="clear" w:color="auto" w:fill="D9D9D9"/>
           </w:tcPr>
           <w:p>
+            <w:pPr>
+              <w:spacing w:before="20" w:after="20"/>
+            </w:pPr>
             <w:r/>
             <w:r>
               <w:rPr>
@@ -232,6 +632,9 @@
             <w:tcW w:type="dxa" w:w="1514"/>
           </w:tcPr>
           <w:p>
+            <w:pPr>
+              <w:spacing w:before="20" w:after="20"/>
+            </w:pPr>
             <w:r/>
             <w:r>
               <w:rPr>
@@ -248,6 +651,9 @@
             <w:tcW w:type="dxa" w:w="1514"/>
           </w:tcPr>
           <w:p>
+            <w:pPr>
+              <w:spacing w:before="20" w:after="20"/>
+            </w:pPr>
             <w:r/>
             <w:r>
               <w:rPr>
@@ -264,6 +670,27 @@
             <w:tcW w:type="dxa" w:w="1514"/>
           </w:tcPr>
           <w:p>
+            <w:pPr>
+              <w:spacing w:before="20" w:after="20"/>
+            </w:pPr>
+            <w:r/>
+            <w:r>
+              <w:rPr>
+                <w:rFonts w:ascii="Verdana" w:hAnsi="Verdana"/>
+                <w:sz w:val="16"/>
+              </w:rPr>
+              <w:t>m</w:t>
+            </w:r>
+          </w:p>
+        </w:tc>
+        <w:tc>
+          <w:tcPr>
+            <w:tcW w:type="dxa" w:w="1514"/>
+          </w:tcPr>
+          <w:p>
+            <w:pPr>
+              <w:spacing w:before="20" w:after="20"/>
+            </w:pPr>
             <w:r/>
             <w:r>
               <w:rPr>
@@ -271,6 +698,62 @@
                 <w:b w:val="0"/>
                 <w:sz w:val="16"/>
               </w:rPr>
+              <w:t>0</w:t>
+            </w:r>
+          </w:p>
+        </w:tc>
+        <w:tc>
+          <w:tcPr>
+            <w:tcW w:type="dxa" w:w="1514"/>
+          </w:tcPr>
+          <w:p>
+            <w:pPr>
+              <w:spacing w:before="20" w:after="20"/>
+            </w:pPr>
+            <w:r/>
+            <w:r>
+              <w:rPr>
+                <w:rFonts w:ascii="Verdana" w:hAnsi="Verdana"/>
+                <w:b w:val="0"/>
+                <w:sz w:val="16"/>
+              </w:rPr>
+              <w:t>-400</w:t>
+            </w:r>
+          </w:p>
+        </w:tc>
+        <w:tc>
+          <w:tcPr>
+            <w:tcW w:type="dxa" w:w="1514"/>
+          </w:tcPr>
+          <w:p>
+            <w:pPr>
+              <w:spacing w:before="20" w:after="20"/>
+            </w:pPr>
+            <w:r/>
+            <w:r>
+              <w:rPr>
+                <w:rFonts w:ascii="Verdana" w:hAnsi="Verdana"/>
+                <w:b w:val="0"/>
+                <w:sz w:val="16"/>
+              </w:rPr>
+              <w:t>15</w:t>
+            </w:r>
+          </w:p>
+        </w:tc>
+        <w:tc>
+          <w:tcPr>
+            <w:tcW w:type="dxa" w:w="1514"/>
+          </w:tcPr>
+          <w:p>
+            <w:pPr>
+              <w:spacing w:before="20" w:after="20"/>
+            </w:pPr>
+            <w:r/>
+            <w:r>
+              <w:rPr>
+                <w:rFonts w:ascii="Verdana" w:hAnsi="Verdana"/>
+                <w:sz w:val="16"/>
+              </w:rPr>
               <w:t>m</w:t>
             </w:r>
           </w:p>
@@ -280,6 +763,9 @@
             <w:tcW w:type="dxa" w:w="1514"/>
           </w:tcPr>
           <w:p>
+            <w:pPr>
+              <w:spacing w:before="20" w:after="20"/>
+            </w:pPr>
             <w:r/>
             <w:r>
               <w:rPr>
@@ -296,6 +782,9 @@
             <w:tcW w:type="dxa" w:w="1514"/>
           </w:tcPr>
           <w:p>
+            <w:pPr>
+              <w:spacing w:before="20" w:after="20"/>
+            </w:pPr>
             <w:r/>
             <w:r>
               <w:rPr>
@@ -303,70 +792,6 @@
                 <w:b w:val="0"/>
                 <w:sz w:val="16"/>
               </w:rPr>
-              <w:t>-400</w:t>
-            </w:r>
-          </w:p>
-        </w:tc>
-        <w:tc>
-          <w:tcPr>
-            <w:tcW w:type="dxa" w:w="1514"/>
-          </w:tcPr>
-          <w:p>
-            <w:r/>
-            <w:r>
-              <w:rPr>
-                <w:rFonts w:ascii="Verdana" w:hAnsi="Verdana"/>
-                <w:b w:val="0"/>
-                <w:sz w:val="16"/>
-              </w:rPr>
-              <w:t>15</w:t>
-            </w:r>
-          </w:p>
-        </w:tc>
-        <w:tc>
-          <w:tcPr>
-            <w:tcW w:type="dxa" w:w="1514"/>
-          </w:tcPr>
-          <w:p>
-            <w:r/>
-            <w:r>
-              <w:rPr>
-                <w:rFonts w:ascii="Verdana" w:hAnsi="Verdana"/>
-                <w:b w:val="0"/>
-                <w:sz w:val="16"/>
-              </w:rPr>
-              <w:t>m</w:t>
-            </w:r>
-          </w:p>
-        </w:tc>
-        <w:tc>
-          <w:tcPr>
-            <w:tcW w:type="dxa" w:w="1514"/>
-          </w:tcPr>
-          <w:p>
-            <w:r/>
-            <w:r>
-              <w:rPr>
-                <w:rFonts w:ascii="Verdana" w:hAnsi="Verdana"/>
-                <w:b w:val="0"/>
-                <w:sz w:val="16"/>
-              </w:rPr>
-              <w:t>0</w:t>
-            </w:r>
-          </w:p>
-        </w:tc>
-        <w:tc>
-          <w:tcPr>
-            <w:tcW w:type="dxa" w:w="1514"/>
-          </w:tcPr>
-          <w:p>
-            <w:r/>
-            <w:r>
-              <w:rPr>
-                <w:rFonts w:ascii="Verdana" w:hAnsi="Verdana"/>
-                <w:b w:val="0"/>
-                <w:sz w:val="16"/>
-              </w:rPr>
               <w:t>5</w:t>
             </w:r>
           </w:p>
@@ -376,6 +801,9 @@
             <w:tcW w:type="dxa" w:w="1514"/>
           </w:tcPr>
           <w:p>
+            <w:pPr>
+              <w:spacing w:before="20" w:after="20"/>
+            </w:pPr>
             <w:r/>
             <w:r>
               <w:rPr>
@@ -397,6 +825,9 @@
             <w:tcW w:type="dxa" w:w="1514"/>
           </w:tcPr>
           <w:p>
+            <w:pPr>
+              <w:spacing w:before="20" w:after="20"/>
+            </w:pPr>
             <w:r/>
             <w:r>
               <w:rPr>
@@ -413,6 +844,9 @@
             <w:tcW w:type="dxa" w:w="1514"/>
           </w:tcPr>
           <w:p>
+            <w:pPr>
+              <w:spacing w:before="20" w:after="20"/>
+            </w:pPr>
             <w:r/>
             <w:r>
               <w:rPr>
@@ -429,6 +863,27 @@
             <w:tcW w:type="dxa" w:w="1514"/>
           </w:tcPr>
           <w:p>
+            <w:pPr>
+              <w:spacing w:before="20" w:after="20"/>
+            </w:pPr>
+            <w:r/>
+            <w:r>
+              <w:rPr>
+                <w:rFonts w:ascii="Verdana" w:hAnsi="Verdana"/>
+                <w:sz w:val="16"/>
+              </w:rPr>
+              <w:t>m</w:t>
+            </w:r>
+          </w:p>
+        </w:tc>
+        <w:tc>
+          <w:tcPr>
+            <w:tcW w:type="dxa" w:w="1514"/>
+          </w:tcPr>
+          <w:p>
+            <w:pPr>
+              <w:spacing w:before="20" w:after="20"/>
+            </w:pPr>
             <w:r/>
             <w:r>
               <w:rPr>
@@ -436,6 +891,62 @@
                 <w:b w:val="0"/>
                 <w:sz w:val="16"/>
               </w:rPr>
+              <w:t>-1</w:t>
+            </w:r>
+          </w:p>
+        </w:tc>
+        <w:tc>
+          <w:tcPr>
+            <w:tcW w:type="dxa" w:w="1514"/>
+          </w:tcPr>
+          <w:p>
+            <w:pPr>
+              <w:spacing w:before="20" w:after="20"/>
+            </w:pPr>
+            <w:r/>
+            <w:r>
+              <w:rPr>
+                <w:rFonts w:ascii="Verdana" w:hAnsi="Verdana"/>
+                <w:b w:val="0"/>
+                <w:sz w:val="16"/>
+              </w:rPr>
+              <w:t>-40</w:t>
+            </w:r>
+          </w:p>
+        </w:tc>
+        <w:tc>
+          <w:tcPr>
+            <w:tcW w:type="dxa" w:w="1514"/>
+          </w:tcPr>
+          <w:p>
+            <w:pPr>
+              <w:spacing w:before="20" w:after="20"/>
+            </w:pPr>
+            <w:r/>
+            <w:r>
+              <w:rPr>
+                <w:rFonts w:ascii="Verdana" w:hAnsi="Verdana"/>
+                <w:b w:val="0"/>
+                <w:sz w:val="16"/>
+              </w:rPr>
+              <w:t>16</w:t>
+            </w:r>
+          </w:p>
+        </w:tc>
+        <w:tc>
+          <w:tcPr>
+            <w:tcW w:type="dxa" w:w="1514"/>
+          </w:tcPr>
+          <w:p>
+            <w:pPr>
+              <w:spacing w:before="20" w:after="20"/>
+            </w:pPr>
+            <w:r/>
+            <w:r>
+              <w:rPr>
+                <w:rFonts w:ascii="Verdana" w:hAnsi="Verdana"/>
+                <w:sz w:val="16"/>
+              </w:rPr>
               <w:t>m</w:t>
             </w:r>
           </w:p>
@@ -445,6 +956,9 @@
             <w:tcW w:type="dxa" w:w="1514"/>
           </w:tcPr>
           <w:p>
+            <w:pPr>
+              <w:spacing w:before="20" w:after="20"/>
+            </w:pPr>
             <w:r/>
             <w:r>
               <w:rPr>
@@ -461,6 +975,9 @@
             <w:tcW w:type="dxa" w:w="1514"/>
           </w:tcPr>
           <w:p>
+            <w:pPr>
+              <w:spacing w:before="20" w:after="20"/>
+            </w:pPr>
             <w:r/>
             <w:r>
               <w:rPr>
@@ -468,70 +985,6 @@
                 <w:b w:val="0"/>
                 <w:sz w:val="16"/>
               </w:rPr>
-              <w:t>-40</w:t>
-            </w:r>
-          </w:p>
-        </w:tc>
-        <w:tc>
-          <w:tcPr>
-            <w:tcW w:type="dxa" w:w="1514"/>
-          </w:tcPr>
-          <w:p>
-            <w:r/>
-            <w:r>
-              <w:rPr>
-                <w:rFonts w:ascii="Verdana" w:hAnsi="Verdana"/>
-                <w:b w:val="0"/>
-                <w:sz w:val="16"/>
-              </w:rPr>
-              <w:t>16</w:t>
-            </w:r>
-          </w:p>
-        </w:tc>
-        <w:tc>
-          <w:tcPr>
-            <w:tcW w:type="dxa" w:w="1514"/>
-          </w:tcPr>
-          <w:p>
-            <w:r/>
-            <w:r>
-              <w:rPr>
-                <w:rFonts w:ascii="Verdana" w:hAnsi="Verdana"/>
-                <w:b w:val="0"/>
-                <w:sz w:val="16"/>
-              </w:rPr>
-              <w:t>m</w:t>
-            </w:r>
-          </w:p>
-        </w:tc>
-        <w:tc>
-          <w:tcPr>
-            <w:tcW w:type="dxa" w:w="1514"/>
-          </w:tcPr>
-          <w:p>
-            <w:r/>
-            <w:r>
-              <w:rPr>
-                <w:rFonts w:ascii="Verdana" w:hAnsi="Verdana"/>
-                <w:b w:val="0"/>
-                <w:sz w:val="16"/>
-              </w:rPr>
-              <w:t>-1</w:t>
-            </w:r>
-          </w:p>
-        </w:tc>
-        <w:tc>
-          <w:tcPr>
-            <w:tcW w:type="dxa" w:w="1514"/>
-          </w:tcPr>
-          <w:p>
-            <w:r/>
-            <w:r>
-              <w:rPr>
-                <w:rFonts w:ascii="Verdana" w:hAnsi="Verdana"/>
-                <w:b w:val="0"/>
-                <w:sz w:val="16"/>
-              </w:rPr>
               <w:t>5</w:t>
             </w:r>
           </w:p>
@@ -541,6 +994,9 @@
             <w:tcW w:type="dxa" w:w="1514"/>
           </w:tcPr>
           <w:p>
+            <w:pPr>
+              <w:spacing w:before="20" w:after="20"/>
+            </w:pPr>
             <w:r/>
             <w:r>
               <w:rPr>
@@ -561,6 +1017,9 @@
             <w:tcW w:type="dxa" w:w="1514"/>
           </w:tcPr>
           <w:p>
+            <w:pPr>
+              <w:spacing w:before="20" w:after="20"/>
+            </w:pPr>
             <w:r/>
             <w:r>
               <w:rPr>
@@ -577,6 +1036,9 @@
             <w:tcW w:type="dxa" w:w="1514"/>
           </w:tcPr>
           <w:p>
+            <w:pPr>
+              <w:spacing w:before="20" w:after="20"/>
+            </w:pPr>
             <w:r/>
             <w:r>
               <w:rPr>
@@ -593,6 +1055,35 @@
             <w:tcW w:type="dxa" w:w="1514"/>
           </w:tcPr>
           <w:p>
+            <w:pPr>
+              <w:spacing w:before="20" w:after="20"/>
+            </w:pPr>
+            <w:r/>
+            <w:r>
+              <w:rPr>
+                <w:rFonts w:ascii="Verdana" w:hAnsi="Verdana"/>
+                <w:sz w:val="16"/>
+              </w:rPr>
+              <w:t>m² s</w:t>
+            </w:r>
+            <w:r>
+              <w:rPr>
+                <w:rFonts w:ascii="Verdana" w:hAnsi="Verdana"/>
+                <w:sz w:val="16"/>
+                <w:vertAlign w:val="superscript"/>
+              </w:rPr>
+              <w:t>-2</w:t>
+            </w:r>
+          </w:p>
+        </w:tc>
+        <w:tc>
+          <w:tcPr>
+            <w:tcW w:type="dxa" w:w="1514"/>
+          </w:tcPr>
+          <w:p>
+            <w:pPr>
+              <w:spacing w:before="20" w:after="20"/>
+            </w:pPr>
             <w:r/>
             <w:r>
               <w:rPr>
@@ -600,15 +1091,18 @@
                 <w:b w:val="0"/>
                 <w:sz w:val="16"/>
               </w:rPr>
-              <w:t>m² s-2</w:t>
-            </w:r>
-          </w:p>
-        </w:tc>
-        <w:tc>
-          <w:tcPr>
-            <w:tcW w:type="dxa" w:w="1514"/>
-          </w:tcPr>
-          <w:p>
+              <w:t>-1</w:t>
+            </w:r>
+          </w:p>
+        </w:tc>
+        <w:tc>
+          <w:tcPr>
+            <w:tcW w:type="dxa" w:w="1514"/>
+          </w:tcPr>
+          <w:p>
+            <w:pPr>
+              <w:spacing w:before="20" w:after="20"/>
+            </w:pPr>
             <w:r/>
             <w:r>
               <w:rPr>
@@ -616,6 +1110,70 @@
                 <w:b w:val="0"/>
                 <w:sz w:val="16"/>
               </w:rPr>
+              <w:t>-400</w:t>
+            </w:r>
+          </w:p>
+        </w:tc>
+        <w:tc>
+          <w:tcPr>
+            <w:tcW w:type="dxa" w:w="1514"/>
+          </w:tcPr>
+          <w:p>
+            <w:pPr>
+              <w:spacing w:before="20" w:after="20"/>
+            </w:pPr>
+            <w:r/>
+            <w:r>
+              <w:rPr>
+                <w:rFonts w:ascii="Verdana" w:hAnsi="Verdana"/>
+                <w:b w:val="0"/>
+                <w:sz w:val="16"/>
+              </w:rPr>
+              <w:t>17</w:t>
+            </w:r>
+          </w:p>
+        </w:tc>
+        <w:tc>
+          <w:tcPr>
+            <w:tcW w:type="dxa" w:w="1514"/>
+          </w:tcPr>
+          <w:p>
+            <w:pPr>
+              <w:spacing w:before="20" w:after="20"/>
+            </w:pPr>
+            <w:r/>
+            <w:r>
+              <w:rPr>
+                <w:rFonts w:ascii="Verdana" w:hAnsi="Verdana"/>
+                <w:sz w:val="16"/>
+              </w:rPr>
+              <w:t>m² s</w:t>
+            </w:r>
+            <w:r>
+              <w:rPr>
+                <w:rFonts w:ascii="Verdana" w:hAnsi="Verdana"/>
+                <w:sz w:val="16"/>
+                <w:vertAlign w:val="superscript"/>
+              </w:rPr>
+              <w:t>-2</w:t>
+            </w:r>
+          </w:p>
+        </w:tc>
+        <w:tc>
+          <w:tcPr>
+            <w:tcW w:type="dxa" w:w="1514"/>
+          </w:tcPr>
+          <w:p>
+            <w:pPr>
+              <w:spacing w:before="20" w:after="20"/>
+            </w:pPr>
+            <w:r/>
+            <w:r>
+              <w:rPr>
+                <w:rFonts w:ascii="Verdana" w:hAnsi="Verdana"/>
+                <w:b w:val="0"/>
+                <w:sz w:val="16"/>
+              </w:rPr>
               <w:t>-1</w:t>
             </w:r>
           </w:p>
@@ -625,6 +1183,9 @@
             <w:tcW w:type="dxa" w:w="1514"/>
           </w:tcPr>
           <w:p>
+            <w:pPr>
+              <w:spacing w:before="20" w:after="20"/>
+            </w:pPr>
             <w:r/>
             <w:r>
               <w:rPr>
@@ -632,70 +1193,6 @@
                 <w:b w:val="0"/>
                 <w:sz w:val="16"/>
               </w:rPr>
-              <w:t>-400</w:t>
-            </w:r>
-          </w:p>
-        </w:tc>
-        <w:tc>
-          <w:tcPr>
-            <w:tcW w:type="dxa" w:w="1514"/>
-          </w:tcPr>
-          <w:p>
-            <w:r/>
-            <w:r>
-              <w:rPr>
-                <w:rFonts w:ascii="Verdana" w:hAnsi="Verdana"/>
-                <w:b w:val="0"/>
-                <w:sz w:val="16"/>
-              </w:rPr>
-              <w:t>17</w:t>
-            </w:r>
-          </w:p>
-        </w:tc>
-        <w:tc>
-          <w:tcPr>
-            <w:tcW w:type="dxa" w:w="1514"/>
-          </w:tcPr>
-          <w:p>
-            <w:r/>
-            <w:r>
-              <w:rPr>
-                <w:rFonts w:ascii="Verdana" w:hAnsi="Verdana"/>
-                <w:b w:val="0"/>
-                <w:sz w:val="16"/>
-              </w:rPr>
-              <w:t>m² s-2</w:t>
-            </w:r>
-          </w:p>
-        </w:tc>
-        <w:tc>
-          <w:tcPr>
-            <w:tcW w:type="dxa" w:w="1514"/>
-          </w:tcPr>
-          <w:p>
-            <w:r/>
-            <w:r>
-              <w:rPr>
-                <w:rFonts w:ascii="Verdana" w:hAnsi="Verdana"/>
-                <w:b w:val="0"/>
-                <w:sz w:val="16"/>
-              </w:rPr>
-              <w:t>-1</w:t>
-            </w:r>
-          </w:p>
-        </w:tc>
-        <w:tc>
-          <w:tcPr>
-            <w:tcW w:type="dxa" w:w="1514"/>
-          </w:tcPr>
-          <w:p>
-            <w:r/>
-            <w:r>
-              <w:rPr>
-                <w:rFonts w:ascii="Verdana" w:hAnsi="Verdana"/>
-                <w:b w:val="0"/>
-                <w:sz w:val="16"/>
-              </w:rPr>
               <w:t>6</w:t>
             </w:r>
           </w:p>
@@ -705,6 +1202,9 @@
             <w:tcW w:type="dxa" w:w="1514"/>
           </w:tcPr>
           <w:p>
+            <w:pPr>
+              <w:spacing w:before="20" w:after="20"/>
+            </w:pPr>
             <w:r/>
             <w:r>
               <w:rPr>
@@ -725,6 +1225,9 @@
             <w:tcW w:type="dxa" w:w="1514"/>
           </w:tcPr>
           <w:p>
+            <w:pPr>
+              <w:spacing w:before="20" w:after="20"/>
+            </w:pPr>
             <w:r/>
             <w:r>
               <w:rPr>
@@ -741,6 +1244,9 @@
             <w:tcW w:type="dxa" w:w="1514"/>
           </w:tcPr>
           <w:p>
+            <w:pPr>
+              <w:spacing w:before="20" w:after="20"/>
+            </w:pPr>
             <w:r/>
             <w:r>
               <w:rPr>
@@ -757,6 +1263,27 @@
             <w:tcW w:type="dxa" w:w="1514"/>
           </w:tcPr>
           <w:p>
+            <w:pPr>
+              <w:spacing w:before="20" w:after="20"/>
+            </w:pPr>
+            <w:r/>
+            <w:r>
+              <w:rPr>
+                <w:rFonts w:ascii="Verdana" w:hAnsi="Verdana"/>
+                <w:sz w:val="16"/>
+              </w:rPr>
+              <w:t>Pa</w:t>
+            </w:r>
+          </w:p>
+        </w:tc>
+        <w:tc>
+          <w:tcPr>
+            <w:tcW w:type="dxa" w:w="1514"/>
+          </w:tcPr>
+          <w:p>
+            <w:pPr>
+              <w:spacing w:before="20" w:after="20"/>
+            </w:pPr>
             <w:r/>
             <w:r>
               <w:rPr>
@@ -764,6 +1291,62 @@
                 <w:b w:val="0"/>
                 <w:sz w:val="16"/>
               </w:rPr>
+              <w:t>-1</w:t>
+            </w:r>
+          </w:p>
+        </w:tc>
+        <w:tc>
+          <w:tcPr>
+            <w:tcW w:type="dxa" w:w="1514"/>
+          </w:tcPr>
+          <w:p>
+            <w:pPr>
+              <w:spacing w:before="20" w:after="20"/>
+            </w:pPr>
+            <w:r/>
+            <w:r>
+              <w:rPr>
+                <w:rFonts w:ascii="Verdana" w:hAnsi="Verdana"/>
+                <w:b w:val="0"/>
+                <w:sz w:val="16"/>
+              </w:rPr>
+              <w:t>0</w:t>
+            </w:r>
+          </w:p>
+        </w:tc>
+        <w:tc>
+          <w:tcPr>
+            <w:tcW w:type="dxa" w:w="1514"/>
+          </w:tcPr>
+          <w:p>
+            <w:pPr>
+              <w:spacing w:before="20" w:after="20"/>
+            </w:pPr>
+            <w:r/>
+            <w:r>
+              <w:rPr>
+                <w:rFonts w:ascii="Verdana" w:hAnsi="Verdana"/>
+                <w:b w:val="0"/>
+                <w:sz w:val="16"/>
+              </w:rPr>
+              <w:t>14</w:t>
+            </w:r>
+          </w:p>
+        </w:tc>
+        <w:tc>
+          <w:tcPr>
+            <w:tcW w:type="dxa" w:w="1514"/>
+          </w:tcPr>
+          <w:p>
+            <w:pPr>
+              <w:spacing w:before="20" w:after="20"/>
+            </w:pPr>
+            <w:r/>
+            <w:r>
+              <w:rPr>
+                <w:rFonts w:ascii="Verdana" w:hAnsi="Verdana"/>
+                <w:sz w:val="16"/>
+              </w:rPr>
               <w:t>Pa</w:t>
             </w:r>
           </w:p>
@@ -773,6 +1356,9 @@
             <w:tcW w:type="dxa" w:w="1514"/>
           </w:tcPr>
           <w:p>
+            <w:pPr>
+              <w:spacing w:before="20" w:after="20"/>
+            </w:pPr>
             <w:r/>
             <w:r>
               <w:rPr>
@@ -789,6 +1375,9 @@
             <w:tcW w:type="dxa" w:w="1514"/>
           </w:tcPr>
           <w:p>
+            <w:pPr>
+              <w:spacing w:before="20" w:after="20"/>
+            </w:pPr>
             <w:r/>
             <w:r>
               <w:rPr>
@@ -796,70 +1385,6 @@
                 <w:b w:val="0"/>
                 <w:sz w:val="16"/>
               </w:rPr>
-              <w:t>0</w:t>
-            </w:r>
-          </w:p>
-        </w:tc>
-        <w:tc>
-          <w:tcPr>
-            <w:tcW w:type="dxa" w:w="1514"/>
-          </w:tcPr>
-          <w:p>
-            <w:r/>
-            <w:r>
-              <w:rPr>
-                <w:rFonts w:ascii="Verdana" w:hAnsi="Verdana"/>
-                <w:b w:val="0"/>
-                <w:sz w:val="16"/>
-              </w:rPr>
-              <w:t>14</w:t>
-            </w:r>
-          </w:p>
-        </w:tc>
-        <w:tc>
-          <w:tcPr>
-            <w:tcW w:type="dxa" w:w="1514"/>
-          </w:tcPr>
-          <w:p>
-            <w:r/>
-            <w:r>
-              <w:rPr>
-                <w:rFonts w:ascii="Verdana" w:hAnsi="Verdana"/>
-                <w:b w:val="0"/>
-                <w:sz w:val="16"/>
-              </w:rPr>
-              <w:t>Pa</w:t>
-            </w:r>
-          </w:p>
-        </w:tc>
-        <w:tc>
-          <w:tcPr>
-            <w:tcW w:type="dxa" w:w="1514"/>
-          </w:tcPr>
-          <w:p>
-            <w:r/>
-            <w:r>
-              <w:rPr>
-                <w:rFonts w:ascii="Verdana" w:hAnsi="Verdana"/>
-                <w:b w:val="0"/>
-                <w:sz w:val="16"/>
-              </w:rPr>
-              <w:t>-1</w:t>
-            </w:r>
-          </w:p>
-        </w:tc>
-        <w:tc>
-          <w:tcPr>
-            <w:tcW w:type="dxa" w:w="1514"/>
-          </w:tcPr>
-          <w:p>
-            <w:r/>
-            <w:r>
-              <w:rPr>
-                <w:rFonts w:ascii="Verdana" w:hAnsi="Verdana"/>
-                <w:b w:val="0"/>
-                <w:sz w:val="16"/>
-              </w:rPr>
               <w:t>5</w:t>
             </w:r>
           </w:p>
@@ -869,6 +1394,9 @@
             <w:tcW w:type="dxa" w:w="1514"/>
           </w:tcPr>
           <w:p>
+            <w:pPr>
+              <w:spacing w:before="20" w:after="20"/>
+            </w:pPr>
             <w:r/>
             <w:r>
               <w:rPr>
@@ -889,6 +1417,9 @@
             <w:tcW w:type="dxa" w:w="1514"/>
           </w:tcPr>
           <w:p>
+            <w:pPr>
+              <w:spacing w:before="20" w:after="20"/>
+            </w:pPr>
             <w:r/>
             <w:r>
               <w:rPr>
@@ -905,6 +1436,9 @@
             <w:tcW w:type="dxa" w:w="1514"/>
           </w:tcPr>
           <w:p>
+            <w:pPr>
+              <w:spacing w:before="20" w:after="20"/>
+            </w:pPr>
             <w:r/>
             <w:r>
               <w:rPr>
@@ -921,6 +1455,27 @@
             <w:tcW w:type="dxa" w:w="1514"/>
           </w:tcPr>
           <w:p>
+            <w:pPr>
+              <w:spacing w:before="20" w:after="20"/>
+            </w:pPr>
+            <w:r/>
+            <w:r>
+              <w:rPr>
+                <w:rFonts w:ascii="Verdana" w:hAnsi="Verdana"/>
+                <w:sz w:val="16"/>
+              </w:rPr>
+              <w:t>m</w:t>
+            </w:r>
+          </w:p>
+        </w:tc>
+        <w:tc>
+          <w:tcPr>
+            <w:tcW w:type="dxa" w:w="1514"/>
+          </w:tcPr>
+          <w:p>
+            <w:pPr>
+              <w:spacing w:before="20" w:after="20"/>
+            </w:pPr>
             <w:r/>
             <w:r>
               <w:rPr>
@@ -928,6 +1483,62 @@
                 <w:b w:val="0"/>
                 <w:sz w:val="16"/>
               </w:rPr>
+              <w:t>0</w:t>
+            </w:r>
+          </w:p>
+        </w:tc>
+        <w:tc>
+          <w:tcPr>
+            <w:tcW w:type="dxa" w:w="1514"/>
+          </w:tcPr>
+          <w:p>
+            <w:pPr>
+              <w:spacing w:before="20" w:after="20"/>
+            </w:pPr>
+            <w:r/>
+            <w:r>
+              <w:rPr>
+                <w:rFonts w:ascii="Verdana" w:hAnsi="Verdana"/>
+                <w:b w:val="0"/>
+                <w:sz w:val="16"/>
+              </w:rPr>
+              <w:t>-400</w:t>
+            </w:r>
+          </w:p>
+        </w:tc>
+        <w:tc>
+          <w:tcPr>
+            <w:tcW w:type="dxa" w:w="1514"/>
+          </w:tcPr>
+          <w:p>
+            <w:pPr>
+              <w:spacing w:before="20" w:after="20"/>
+            </w:pPr>
+            <w:r/>
+            <w:r>
+              <w:rPr>
+                <w:rFonts w:ascii="Verdana" w:hAnsi="Verdana"/>
+                <w:b w:val="0"/>
+                <w:sz w:val="16"/>
+              </w:rPr>
+              <w:t>12</w:t>
+            </w:r>
+          </w:p>
+        </w:tc>
+        <w:tc>
+          <w:tcPr>
+            <w:tcW w:type="dxa" w:w="1514"/>
+          </w:tcPr>
+          <w:p>
+            <w:pPr>
+              <w:spacing w:before="20" w:after="20"/>
+            </w:pPr>
+            <w:r/>
+            <w:r>
+              <w:rPr>
+                <w:rFonts w:ascii="Verdana" w:hAnsi="Verdana"/>
+                <w:sz w:val="16"/>
+              </w:rPr>
               <w:t>m</w:t>
             </w:r>
           </w:p>
@@ -937,6 +1548,9 @@
             <w:tcW w:type="dxa" w:w="1514"/>
           </w:tcPr>
           <w:p>
+            <w:pPr>
+              <w:spacing w:before="20" w:after="20"/>
+            </w:pPr>
             <w:r/>
             <w:r>
               <w:rPr>
@@ -953,6 +1567,9 @@
             <w:tcW w:type="dxa" w:w="1514"/>
           </w:tcPr>
           <w:p>
+            <w:pPr>
+              <w:spacing w:before="20" w:after="20"/>
+            </w:pPr>
             <w:r/>
             <w:r>
               <w:rPr>
@@ -960,70 +1577,6 @@
                 <w:b w:val="0"/>
                 <w:sz w:val="16"/>
               </w:rPr>
-              <w:t>-400</w:t>
-            </w:r>
-          </w:p>
-        </w:tc>
-        <w:tc>
-          <w:tcPr>
-            <w:tcW w:type="dxa" w:w="1514"/>
-          </w:tcPr>
-          <w:p>
-            <w:r/>
-            <w:r>
-              <w:rPr>
-                <w:rFonts w:ascii="Verdana" w:hAnsi="Verdana"/>
-                <w:b w:val="0"/>
-                <w:sz w:val="16"/>
-              </w:rPr>
-              <w:t>12</w:t>
-            </w:r>
-          </w:p>
-        </w:tc>
-        <w:tc>
-          <w:tcPr>
-            <w:tcW w:type="dxa" w:w="1514"/>
-          </w:tcPr>
-          <w:p>
-            <w:r/>
-            <w:r>
-              <w:rPr>
-                <w:rFonts w:ascii="Verdana" w:hAnsi="Verdana"/>
-                <w:b w:val="0"/>
-                <w:sz w:val="16"/>
-              </w:rPr>
-              <w:t>m</w:t>
-            </w:r>
-          </w:p>
-        </w:tc>
-        <w:tc>
-          <w:tcPr>
-            <w:tcW w:type="dxa" w:w="1514"/>
-          </w:tcPr>
-          <w:p>
-            <w:r/>
-            <w:r>
-              <w:rPr>
-                <w:rFonts w:ascii="Verdana" w:hAnsi="Verdana"/>
-                <w:b w:val="0"/>
-                <w:sz w:val="16"/>
-              </w:rPr>
-              <w:t>0</w:t>
-            </w:r>
-          </w:p>
-        </w:tc>
-        <w:tc>
-          <w:tcPr>
-            <w:tcW w:type="dxa" w:w="1514"/>
-          </w:tcPr>
-          <w:p>
-            <w:r/>
-            <w:r>
-              <w:rPr>
-                <w:rFonts w:ascii="Verdana" w:hAnsi="Verdana"/>
-                <w:b w:val="0"/>
-                <w:sz w:val="16"/>
-              </w:rPr>
               <w:t>4</w:t>
             </w:r>
           </w:p>
@@ -1033,6 +1586,9 @@
             <w:tcW w:type="dxa" w:w="1514"/>
           </w:tcPr>
           <w:p>
+            <w:pPr>
+              <w:spacing w:before="20" w:after="20"/>
+            </w:pPr>
             <w:r/>
             <w:r>
               <w:rPr>
@@ -1053,6 +1609,9 @@
             <w:tcW w:type="dxa" w:w="1514"/>
           </w:tcPr>
           <w:p>
+            <w:pPr>
+              <w:spacing w:before="20" w:after="20"/>
+            </w:pPr>
             <w:r/>
             <w:r>
               <w:rPr>
@@ -1069,6 +1628,9 @@
             <w:tcW w:type="dxa" w:w="1514"/>
           </w:tcPr>
           <w:p>
+            <w:pPr>
+              <w:spacing w:before="20" w:after="20"/>
+            </w:pPr>
             <w:r/>
             <w:r>
               <w:rPr>
@@ -1085,6 +1647,27 @@
             <w:tcW w:type="dxa" w:w="1514"/>
           </w:tcPr>
           <w:p>
+            <w:pPr>
+              <w:spacing w:before="20" w:after="20"/>
+            </w:pPr>
+            <w:r/>
+            <w:r>
+              <w:rPr>
+                <w:rFonts w:ascii="Verdana" w:hAnsi="Verdana"/>
+                <w:sz w:val="16"/>
+              </w:rPr>
+              <w:t>m</w:t>
+            </w:r>
+          </w:p>
+        </w:tc>
+        <w:tc>
+          <w:tcPr>
+            <w:tcW w:type="dxa" w:w="1514"/>
+          </w:tcPr>
+          <w:p>
+            <w:pPr>
+              <w:spacing w:before="20" w:after="20"/>
+            </w:pPr>
             <w:r/>
             <w:r>
               <w:rPr>
@@ -1092,6 +1675,62 @@
                 <w:b w:val="0"/>
                 <w:sz w:val="16"/>
               </w:rPr>
+              <w:t>0</w:t>
+            </w:r>
+          </w:p>
+        </w:tc>
+        <w:tc>
+          <w:tcPr>
+            <w:tcW w:type="dxa" w:w="1514"/>
+          </w:tcPr>
+          <w:p>
+            <w:pPr>
+              <w:spacing w:before="20" w:after="20"/>
+            </w:pPr>
+            <w:r/>
+            <w:r>
+              <w:rPr>
+                <w:rFonts w:ascii="Verdana" w:hAnsi="Verdana"/>
+                <w:b w:val="0"/>
+                <w:sz w:val="16"/>
+              </w:rPr>
+              <w:t>0</w:t>
+            </w:r>
+          </w:p>
+        </w:tc>
+        <w:tc>
+          <w:tcPr>
+            <w:tcW w:type="dxa" w:w="1514"/>
+          </w:tcPr>
+          <w:p>
+            <w:pPr>
+              <w:spacing w:before="20" w:after="20"/>
+            </w:pPr>
+            <w:r/>
+            <w:r>
+              <w:rPr>
+                <w:rFonts w:ascii="Verdana" w:hAnsi="Verdana"/>
+                <w:b w:val="0"/>
+                <w:sz w:val="16"/>
+              </w:rPr>
+              <w:t>15</w:t>
+            </w:r>
+          </w:p>
+        </w:tc>
+        <w:tc>
+          <w:tcPr>
+            <w:tcW w:type="dxa" w:w="1514"/>
+          </w:tcPr>
+          <w:p>
+            <w:pPr>
+              <w:spacing w:before="20" w:after="20"/>
+            </w:pPr>
+            <w:r/>
+            <w:r>
+              <w:rPr>
+                <w:rFonts w:ascii="Verdana" w:hAnsi="Verdana"/>
+                <w:sz w:val="16"/>
+              </w:rPr>
               <w:t>m</w:t>
             </w:r>
           </w:p>
@@ -1101,6 +1740,9 @@
             <w:tcW w:type="dxa" w:w="1514"/>
           </w:tcPr>
           <w:p>
+            <w:pPr>
+              <w:spacing w:before="20" w:after="20"/>
+            </w:pPr>
             <w:r/>
             <w:r>
               <w:rPr>
@@ -1117,6 +1759,9 @@
             <w:tcW w:type="dxa" w:w="1514"/>
           </w:tcPr>
           <w:p>
+            <w:pPr>
+              <w:spacing w:before="20" w:after="20"/>
+            </w:pPr>
             <w:r/>
             <w:r>
               <w:rPr>
@@ -1124,70 +1769,6 @@
                 <w:b w:val="0"/>
                 <w:sz w:val="16"/>
               </w:rPr>
-              <w:t>0</w:t>
-            </w:r>
-          </w:p>
-        </w:tc>
-        <w:tc>
-          <w:tcPr>
-            <w:tcW w:type="dxa" w:w="1514"/>
-          </w:tcPr>
-          <w:p>
-            <w:r/>
-            <w:r>
-              <w:rPr>
-                <w:rFonts w:ascii="Verdana" w:hAnsi="Verdana"/>
-                <w:b w:val="0"/>
-                <w:sz w:val="16"/>
-              </w:rPr>
-              <w:t>15</w:t>
-            </w:r>
-          </w:p>
-        </w:tc>
-        <w:tc>
-          <w:tcPr>
-            <w:tcW w:type="dxa" w:w="1514"/>
-          </w:tcPr>
-          <w:p>
-            <w:r/>
-            <w:r>
-              <w:rPr>
-                <w:rFonts w:ascii="Verdana" w:hAnsi="Verdana"/>
-                <w:b w:val="0"/>
-                <w:sz w:val="16"/>
-              </w:rPr>
-              <w:t>m</w:t>
-            </w:r>
-          </w:p>
-        </w:tc>
-        <w:tc>
-          <w:tcPr>
-            <w:tcW w:type="dxa" w:w="1514"/>
-          </w:tcPr>
-          <w:p>
-            <w:r/>
-            <w:r>
-              <w:rPr>
-                <w:rFonts w:ascii="Verdana" w:hAnsi="Verdana"/>
-                <w:b w:val="0"/>
-                <w:sz w:val="16"/>
-              </w:rPr>
-              <w:t>0</w:t>
-            </w:r>
-          </w:p>
-        </w:tc>
-        <w:tc>
-          <w:tcPr>
-            <w:tcW w:type="dxa" w:w="1514"/>
-          </w:tcPr>
-          <w:p>
-            <w:r/>
-            <w:r>
-              <w:rPr>
-                <w:rFonts w:ascii="Verdana" w:hAnsi="Verdana"/>
-                <w:b w:val="0"/>
-                <w:sz w:val="16"/>
-              </w:rPr>
               <w:t>5</w:t>
             </w:r>
           </w:p>
@@ -1197,6 +1778,9 @@
             <w:tcW w:type="dxa" w:w="1514"/>
           </w:tcPr>
           <w:p>
+            <w:pPr>
+              <w:spacing w:before="20" w:after="20"/>
+            </w:pPr>
             <w:r/>
             <w:r>
               <w:rPr>
@@ -1217,6 +1801,9 @@
             <w:tcW w:type="dxa" w:w="1514"/>
           </w:tcPr>
           <w:p>
+            <w:pPr>
+              <w:spacing w:before="20" w:after="20"/>
+            </w:pPr>
             <w:r/>
             <w:r>
               <w:rPr>
@@ -1233,6 +1820,9 @@
             <w:tcW w:type="dxa" w:w="1514"/>
           </w:tcPr>
           <w:p>
+            <w:pPr>
+              <w:spacing w:before="20" w:after="20"/>
+            </w:pPr>
             <w:r/>
             <w:r>
               <w:rPr>
@@ -1249,6 +1839,27 @@
             <w:tcW w:type="dxa" w:w="1514"/>
           </w:tcPr>
           <w:p>
+            <w:pPr>
+              <w:spacing w:before="20" w:after="20"/>
+            </w:pPr>
+            <w:r/>
+            <w:r>
+              <w:rPr>
+                <w:rFonts w:ascii="Verdana" w:hAnsi="Verdana"/>
+                <w:sz w:val="16"/>
+              </w:rPr>
+              <w:t>m</w:t>
+            </w:r>
+          </w:p>
+        </w:tc>
+        <w:tc>
+          <w:tcPr>
+            <w:tcW w:type="dxa" w:w="1514"/>
+          </w:tcPr>
+          <w:p>
+            <w:pPr>
+              <w:spacing w:before="20" w:after="20"/>
+            </w:pPr>
             <w:r/>
             <w:r>
               <w:rPr>
@@ -1256,6 +1867,62 @@
                 <w:b w:val="0"/>
                 <w:sz w:val="16"/>
               </w:rPr>
+              <w:t>0</w:t>
+            </w:r>
+          </w:p>
+        </w:tc>
+        <w:tc>
+          <w:tcPr>
+            <w:tcW w:type="dxa" w:w="1514"/>
+          </w:tcPr>
+          <w:p>
+            <w:pPr>
+              <w:spacing w:before="20" w:after="20"/>
+            </w:pPr>
+            <w:r/>
+            <w:r>
+              <w:rPr>
+                <w:rFonts w:ascii="Verdana" w:hAnsi="Verdana"/>
+                <w:b w:val="0"/>
+                <w:sz w:val="16"/>
+              </w:rPr>
+              <w:t>-1000</w:t>
+            </w:r>
+          </w:p>
+        </w:tc>
+        <w:tc>
+          <w:tcPr>
+            <w:tcW w:type="dxa" w:w="1514"/>
+          </w:tcPr>
+          <w:p>
+            <w:pPr>
+              <w:spacing w:before="20" w:after="20"/>
+            </w:pPr>
+            <w:r/>
+            <w:r>
+              <w:rPr>
+                <w:rFonts w:ascii="Verdana" w:hAnsi="Verdana"/>
+                <w:b w:val="0"/>
+                <w:sz w:val="16"/>
+              </w:rPr>
+              <w:t>17</w:t>
+            </w:r>
+          </w:p>
+        </w:tc>
+        <w:tc>
+          <w:tcPr>
+            <w:tcW w:type="dxa" w:w="1514"/>
+          </w:tcPr>
+          <w:p>
+            <w:pPr>
+              <w:spacing w:before="20" w:after="20"/>
+            </w:pPr>
+            <w:r/>
+            <w:r>
+              <w:rPr>
+                <w:rFonts w:ascii="Verdana" w:hAnsi="Verdana"/>
+                <w:sz w:val="16"/>
+              </w:rPr>
               <w:t>m</w:t>
             </w:r>
           </w:p>
@@ -1265,6 +1932,9 @@
             <w:tcW w:type="dxa" w:w="1514"/>
           </w:tcPr>
           <w:p>
+            <w:pPr>
+              <w:spacing w:before="20" w:after="20"/>
+            </w:pPr>
             <w:r/>
             <w:r>
               <w:rPr>
@@ -1281,6 +1951,9 @@
             <w:tcW w:type="dxa" w:w="1514"/>
           </w:tcPr>
           <w:p>
+            <w:pPr>
+              <w:spacing w:before="20" w:after="20"/>
+            </w:pPr>
             <w:r/>
             <w:r>
               <w:rPr>
@@ -1288,70 +1961,6 @@
                 <w:b w:val="0"/>
                 <w:sz w:val="16"/>
               </w:rPr>
-              <w:t>-1000</w:t>
-            </w:r>
-          </w:p>
-        </w:tc>
-        <w:tc>
-          <w:tcPr>
-            <w:tcW w:type="dxa" w:w="1514"/>
-          </w:tcPr>
-          <w:p>
-            <w:r/>
-            <w:r>
-              <w:rPr>
-                <w:rFonts w:ascii="Verdana" w:hAnsi="Verdana"/>
-                <w:b w:val="0"/>
-                <w:sz w:val="16"/>
-              </w:rPr>
-              <w:t>17</w:t>
-            </w:r>
-          </w:p>
-        </w:tc>
-        <w:tc>
-          <w:tcPr>
-            <w:tcW w:type="dxa" w:w="1514"/>
-          </w:tcPr>
-          <w:p>
-            <w:r/>
-            <w:r>
-              <w:rPr>
-                <w:rFonts w:ascii="Verdana" w:hAnsi="Verdana"/>
-                <w:b w:val="0"/>
-                <w:sz w:val="16"/>
-              </w:rPr>
-              <w:t>m</w:t>
-            </w:r>
-          </w:p>
-        </w:tc>
-        <w:tc>
-          <w:tcPr>
-            <w:tcW w:type="dxa" w:w="1514"/>
-          </w:tcPr>
-          <w:p>
-            <w:r/>
-            <w:r>
-              <w:rPr>
-                <w:rFonts w:ascii="Verdana" w:hAnsi="Verdana"/>
-                <w:b w:val="0"/>
-                <w:sz w:val="16"/>
-              </w:rPr>
-              <w:t>0</w:t>
-            </w:r>
-          </w:p>
-        </w:tc>
-        <w:tc>
-          <w:tcPr>
-            <w:tcW w:type="dxa" w:w="1514"/>
-          </w:tcPr>
-          <w:p>
-            <w:r/>
-            <w:r>
-              <w:rPr>
-                <w:rFonts w:ascii="Verdana" w:hAnsi="Verdana"/>
-                <w:b w:val="0"/>
-                <w:sz w:val="16"/>
-              </w:rPr>
               <w:t>6</w:t>
             </w:r>
           </w:p>
@@ -1361,6 +1970,9 @@
             <w:tcW w:type="dxa" w:w="1514"/>
           </w:tcPr>
           <w:p>
+            <w:pPr>
+              <w:spacing w:before="20" w:after="20"/>
+            </w:pPr>
             <w:r/>
             <w:r>
               <w:rPr>
@@ -1381,6 +1993,9 @@
             <w:tcW w:type="dxa" w:w="1514"/>
           </w:tcPr>
           <w:p>
+            <w:pPr>
+              <w:spacing w:before="20" w:after="20"/>
+            </w:pPr>
             <w:r/>
             <w:r>
               <w:rPr>
@@ -1397,6 +2012,9 @@
             <w:tcW w:type="dxa" w:w="1514"/>
           </w:tcPr>
           <w:p>
+            <w:pPr>
+              <w:spacing w:before="20" w:after="20"/>
+            </w:pPr>
             <w:r/>
             <w:r>
               <w:rPr>
@@ -1413,6 +2031,35 @@
             <w:tcW w:type="dxa" w:w="1514"/>
           </w:tcPr>
           <w:p>
+            <w:pPr>
+              <w:spacing w:before="20" w:after="20"/>
+            </w:pPr>
+            <w:r/>
+            <w:r>
+              <w:rPr>
+                <w:rFonts w:ascii="Verdana" w:hAnsi="Verdana"/>
+                <w:sz w:val="16"/>
+              </w:rPr>
+              <w:t>m² s</w:t>
+            </w:r>
+            <w:r>
+              <w:rPr>
+                <w:rFonts w:ascii="Verdana" w:hAnsi="Verdana"/>
+                <w:sz w:val="16"/>
+                <w:vertAlign w:val="superscript"/>
+              </w:rPr>
+              <w:t>-2</w:t>
+            </w:r>
+          </w:p>
+        </w:tc>
+        <w:tc>
+          <w:tcPr>
+            <w:tcW w:type="dxa" w:w="1514"/>
+          </w:tcPr>
+          <w:p>
+            <w:pPr>
+              <w:spacing w:before="20" w:after="20"/>
+            </w:pPr>
             <w:r/>
             <w:r>
               <w:rPr>
@@ -1420,15 +2067,18 @@
                 <w:b w:val="0"/>
                 <w:sz w:val="16"/>
               </w:rPr>
-              <w:t>m² s-2</w:t>
-            </w:r>
-          </w:p>
-        </w:tc>
-        <w:tc>
-          <w:tcPr>
-            <w:tcW w:type="dxa" w:w="1514"/>
-          </w:tcPr>
-          <w:p>
+              <w:t>0</w:t>
+            </w:r>
+          </w:p>
+        </w:tc>
+        <w:tc>
+          <w:tcPr>
+            <w:tcW w:type="dxa" w:w="1514"/>
+          </w:tcPr>
+          <w:p>
+            <w:pPr>
+              <w:spacing w:before="20" w:after="20"/>
+            </w:pPr>
             <w:r/>
             <w:r>
               <w:rPr>
@@ -1436,6 +2086,70 @@
                 <w:b w:val="0"/>
                 <w:sz w:val="16"/>
               </w:rPr>
+              <w:t>-10000</w:t>
+            </w:r>
+          </w:p>
+        </w:tc>
+        <w:tc>
+          <w:tcPr>
+            <w:tcW w:type="dxa" w:w="1514"/>
+          </w:tcPr>
+          <w:p>
+            <w:pPr>
+              <w:spacing w:before="20" w:after="20"/>
+            </w:pPr>
+            <w:r/>
+            <w:r>
+              <w:rPr>
+                <w:rFonts w:ascii="Verdana" w:hAnsi="Verdana"/>
+                <w:b w:val="0"/>
+                <w:sz w:val="16"/>
+              </w:rPr>
+              <w:t>20</w:t>
+            </w:r>
+          </w:p>
+        </w:tc>
+        <w:tc>
+          <w:tcPr>
+            <w:tcW w:type="dxa" w:w="1514"/>
+          </w:tcPr>
+          <w:p>
+            <w:pPr>
+              <w:spacing w:before="20" w:after="20"/>
+            </w:pPr>
+            <w:r/>
+            <w:r>
+              <w:rPr>
+                <w:rFonts w:ascii="Verdana" w:hAnsi="Verdana"/>
+                <w:sz w:val="16"/>
+              </w:rPr>
+              <w:t>m² s</w:t>
+            </w:r>
+            <w:r>
+              <w:rPr>
+                <w:rFonts w:ascii="Verdana" w:hAnsi="Verdana"/>
+                <w:sz w:val="16"/>
+                <w:vertAlign w:val="superscript"/>
+              </w:rPr>
+              <w:t>-2</w:t>
+            </w:r>
+          </w:p>
+        </w:tc>
+        <w:tc>
+          <w:tcPr>
+            <w:tcW w:type="dxa" w:w="1514"/>
+          </w:tcPr>
+          <w:p>
+            <w:pPr>
+              <w:spacing w:before="20" w:after="20"/>
+            </w:pPr>
+            <w:r/>
+            <w:r>
+              <w:rPr>
+                <w:rFonts w:ascii="Verdana" w:hAnsi="Verdana"/>
+                <w:b w:val="0"/>
+                <w:sz w:val="16"/>
+              </w:rPr>
               <w:t>0</w:t>
             </w:r>
           </w:p>
@@ -1445,6 +2159,9 @@
             <w:tcW w:type="dxa" w:w="1514"/>
           </w:tcPr>
           <w:p>
+            <w:pPr>
+              <w:spacing w:before="20" w:after="20"/>
+            </w:pPr>
             <w:r/>
             <w:r>
               <w:rPr>
@@ -1452,70 +2169,6 @@
                 <w:b w:val="0"/>
                 <w:sz w:val="16"/>
               </w:rPr>
-              <w:t>-10000</w:t>
-            </w:r>
-          </w:p>
-        </w:tc>
-        <w:tc>
-          <w:tcPr>
-            <w:tcW w:type="dxa" w:w="1514"/>
-          </w:tcPr>
-          <w:p>
-            <w:r/>
-            <w:r>
-              <w:rPr>
-                <w:rFonts w:ascii="Verdana" w:hAnsi="Verdana"/>
-                <w:b w:val="0"/>
-                <w:sz w:val="16"/>
-              </w:rPr>
-              <w:t>20</w:t>
-            </w:r>
-          </w:p>
-        </w:tc>
-        <w:tc>
-          <w:tcPr>
-            <w:tcW w:type="dxa" w:w="1514"/>
-          </w:tcPr>
-          <w:p>
-            <w:r/>
-            <w:r>
-              <w:rPr>
-                <w:rFonts w:ascii="Verdana" w:hAnsi="Verdana"/>
-                <w:b w:val="0"/>
-                <w:sz w:val="16"/>
-              </w:rPr>
-              <w:t>m² s-2</w:t>
-            </w:r>
-          </w:p>
-        </w:tc>
-        <w:tc>
-          <w:tcPr>
-            <w:tcW w:type="dxa" w:w="1514"/>
-          </w:tcPr>
-          <w:p>
-            <w:r/>
-            <w:r>
-              <w:rPr>
-                <w:rFonts w:ascii="Verdana" w:hAnsi="Verdana"/>
-                <w:b w:val="0"/>
-                <w:sz w:val="16"/>
-              </w:rPr>
-              <w:t>0</w:t>
-            </w:r>
-          </w:p>
-        </w:tc>
-        <w:tc>
-          <w:tcPr>
-            <w:tcW w:type="dxa" w:w="1514"/>
-          </w:tcPr>
-          <w:p>
-            <w:r/>
-            <w:r>
-              <w:rPr>
-                <w:rFonts w:ascii="Verdana" w:hAnsi="Verdana"/>
-                <w:b w:val="0"/>
-                <w:sz w:val="16"/>
-              </w:rPr>
               <w:t>7</w:t>
             </w:r>
           </w:p>
@@ -1525,6 +2178,9 @@
             <w:tcW w:type="dxa" w:w="1514"/>
           </w:tcPr>
           <w:p>
+            <w:pPr>
+              <w:spacing w:before="20" w:after="20"/>
+            </w:pPr>
             <w:r/>
             <w:r>
               <w:rPr>
@@ -1545,6 +2201,9 @@
             <w:tcW w:type="dxa" w:w="1514"/>
           </w:tcPr>
           <w:p>
+            <w:pPr>
+              <w:spacing w:before="20" w:after="20"/>
+            </w:pPr>
             <w:r/>
             <w:r>
               <w:rPr>
@@ -1561,6 +2220,9 @@
             <w:tcW w:type="dxa" w:w="1514"/>
           </w:tcPr>
           <w:p>
+            <w:pPr>
+              <w:spacing w:before="20" w:after="20"/>
+            </w:pPr>
             <w:r/>
             <w:r>
               <w:rPr>
@@ -1577,6 +2239,27 @@
             <w:tcW w:type="dxa" w:w="1514"/>
           </w:tcPr>
           <w:p>
+            <w:pPr>
+              <w:spacing w:before="20" w:after="20"/>
+            </w:pPr>
+            <w:r/>
+            <w:r>
+              <w:rPr>
+                <w:rFonts w:ascii="Verdana" w:hAnsi="Verdana"/>
+                <w:sz w:val="16"/>
+              </w:rPr>
+              <w:t>gpm</w:t>
+            </w:r>
+          </w:p>
+        </w:tc>
+        <w:tc>
+          <w:tcPr>
+            <w:tcW w:type="dxa" w:w="1514"/>
+          </w:tcPr>
+          <w:p>
+            <w:pPr>
+              <w:spacing w:before="20" w:after="20"/>
+            </w:pPr>
             <w:r/>
             <w:r>
               <w:rPr>
@@ -1584,6 +2267,62 @@
                 <w:b w:val="0"/>
                 <w:sz w:val="16"/>
               </w:rPr>
+              <w:t>0</w:t>
+            </w:r>
+          </w:p>
+        </w:tc>
+        <w:tc>
+          <w:tcPr>
+            <w:tcW w:type="dxa" w:w="1514"/>
+          </w:tcPr>
+          <w:p>
+            <w:pPr>
+              <w:spacing w:before="20" w:after="20"/>
+            </w:pPr>
+            <w:r/>
+            <w:r>
+              <w:rPr>
+                <w:rFonts w:ascii="Verdana" w:hAnsi="Verdana"/>
+                <w:b w:val="0"/>
+                <w:sz w:val="16"/>
+              </w:rPr>
+              <w:t>-1000</w:t>
+            </w:r>
+          </w:p>
+        </w:tc>
+        <w:tc>
+          <w:tcPr>
+            <w:tcW w:type="dxa" w:w="1514"/>
+          </w:tcPr>
+          <w:p>
+            <w:pPr>
+              <w:spacing w:before="20" w:after="20"/>
+            </w:pPr>
+            <w:r/>
+            <w:r>
+              <w:rPr>
+                <w:rFonts w:ascii="Verdana" w:hAnsi="Verdana"/>
+                <w:b w:val="0"/>
+                <w:sz w:val="16"/>
+              </w:rPr>
+              <w:t>17</w:t>
+            </w:r>
+          </w:p>
+        </w:tc>
+        <w:tc>
+          <w:tcPr>
+            <w:tcW w:type="dxa" w:w="1514"/>
+          </w:tcPr>
+          <w:p>
+            <w:pPr>
+              <w:spacing w:before="20" w:after="20"/>
+            </w:pPr>
+            <w:r/>
+            <w:r>
+              <w:rPr>
+                <w:rFonts w:ascii="Verdana" w:hAnsi="Verdana"/>
+                <w:sz w:val="16"/>
+              </w:rPr>
               <w:t>gpm</w:t>
             </w:r>
           </w:p>
@@ -1593,6 +2332,9 @@
             <w:tcW w:type="dxa" w:w="1514"/>
           </w:tcPr>
           <w:p>
+            <w:pPr>
+              <w:spacing w:before="20" w:after="20"/>
+            </w:pPr>
             <w:r/>
             <w:r>
               <w:rPr>
@@ -1609,6 +2351,9 @@
             <w:tcW w:type="dxa" w:w="1514"/>
           </w:tcPr>
           <w:p>
+            <w:pPr>
+              <w:spacing w:before="20" w:after="20"/>
+            </w:pPr>
             <w:r/>
             <w:r>
               <w:rPr>
@@ -1616,70 +2361,6 @@
                 <w:b w:val="0"/>
                 <w:sz w:val="16"/>
               </w:rPr>
-              <w:t>-1000</w:t>
-            </w:r>
-          </w:p>
-        </w:tc>
-        <w:tc>
-          <w:tcPr>
-            <w:tcW w:type="dxa" w:w="1514"/>
-          </w:tcPr>
-          <w:p>
-            <w:r/>
-            <w:r>
-              <w:rPr>
-                <w:rFonts w:ascii="Verdana" w:hAnsi="Verdana"/>
-                <w:b w:val="0"/>
-                <w:sz w:val="16"/>
-              </w:rPr>
-              <w:t>17</w:t>
-            </w:r>
-          </w:p>
-        </w:tc>
-        <w:tc>
-          <w:tcPr>
-            <w:tcW w:type="dxa" w:w="1514"/>
-          </w:tcPr>
-          <w:p>
-            <w:r/>
-            <w:r>
-              <w:rPr>
-                <w:rFonts w:ascii="Verdana" w:hAnsi="Verdana"/>
-                <w:b w:val="0"/>
-                <w:sz w:val="16"/>
-              </w:rPr>
-              <w:t>gpm</w:t>
-            </w:r>
-          </w:p>
-        </w:tc>
-        <w:tc>
-          <w:tcPr>
-            <w:tcW w:type="dxa" w:w="1514"/>
-          </w:tcPr>
-          <w:p>
-            <w:r/>
-            <w:r>
-              <w:rPr>
-                <w:rFonts w:ascii="Verdana" w:hAnsi="Verdana"/>
-                <w:b w:val="0"/>
-                <w:sz w:val="16"/>
-              </w:rPr>
-              <w:t>0</w:t>
-            </w:r>
-          </w:p>
-        </w:tc>
-        <w:tc>
-          <w:tcPr>
-            <w:tcW w:type="dxa" w:w="1514"/>
-          </w:tcPr>
-          <w:p>
-            <w:r/>
-            <w:r>
-              <w:rPr>
-                <w:rFonts w:ascii="Verdana" w:hAnsi="Verdana"/>
-                <w:b w:val="0"/>
-                <w:sz w:val="16"/>
-              </w:rPr>
               <w:t>5</w:t>
             </w:r>
           </w:p>
@@ -1689,6 +2370,9 @@
             <w:tcW w:type="dxa" w:w="1514"/>
           </w:tcPr>
           <w:p>
+            <w:pPr>
+              <w:spacing w:before="20" w:after="20"/>
+            </w:pPr>
             <w:r/>
             <w:r>
               <w:rPr>
@@ -1709,6 +2393,9 @@
             <w:tcW w:type="dxa" w:w="1514"/>
           </w:tcPr>
           <w:p>
+            <w:pPr>
+              <w:spacing w:before="20" w:after="20"/>
+            </w:pPr>
             <w:r/>
             <w:r>
               <w:rPr>
@@ -1725,6 +2412,9 @@
             <w:tcW w:type="dxa" w:w="1514"/>
           </w:tcPr>
           <w:p>
+            <w:pPr>
+              <w:spacing w:before="20" w:after="20"/>
+            </w:pPr>
             <w:r/>
             <w:r>
               <w:rPr>
@@ -1741,6 +2431,27 @@
             <w:tcW w:type="dxa" w:w="1514"/>
           </w:tcPr>
           <w:p>
+            <w:pPr>
+              <w:spacing w:before="20" w:after="20"/>
+            </w:pPr>
+            <w:r/>
+            <w:r>
+              <w:rPr>
+                <w:rFonts w:ascii="Verdana" w:hAnsi="Verdana"/>
+                <w:sz w:val="16"/>
+              </w:rPr>
+              <w:t>m</w:t>
+            </w:r>
+          </w:p>
+        </w:tc>
+        <w:tc>
+          <w:tcPr>
+            <w:tcW w:type="dxa" w:w="1514"/>
+          </w:tcPr>
+          <w:p>
+            <w:pPr>
+              <w:spacing w:before="20" w:after="20"/>
+            </w:pPr>
             <w:r/>
             <w:r>
               <w:rPr>
@@ -1748,15 +2459,18 @@
                 <w:b w:val="0"/>
                 <w:sz w:val="16"/>
               </w:rPr>
-              <w:t>m</w:t>
-            </w:r>
-          </w:p>
-        </w:tc>
-        <w:tc>
-          <w:tcPr>
-            <w:tcW w:type="dxa" w:w="1514"/>
-          </w:tcPr>
-          <w:p>
+              <w:t>0</w:t>
+            </w:r>
+          </w:p>
+        </w:tc>
+        <w:tc>
+          <w:tcPr>
+            <w:tcW w:type="dxa" w:w="1514"/>
+          </w:tcPr>
+          <w:p>
+            <w:pPr>
+              <w:spacing w:before="20" w:after="20"/>
+            </w:pPr>
             <w:r/>
             <w:r>
               <w:rPr>
@@ -1764,15 +2478,18 @@
                 <w:b w:val="0"/>
                 <w:sz w:val="16"/>
               </w:rPr>
-              <w:t>0</w:t>
-            </w:r>
-          </w:p>
-        </w:tc>
-        <w:tc>
-          <w:tcPr>
-            <w:tcW w:type="dxa" w:w="1514"/>
-          </w:tcPr>
-          <w:p>
+              <w:t>-1024</w:t>
+            </w:r>
+          </w:p>
+        </w:tc>
+        <w:tc>
+          <w:tcPr>
+            <w:tcW w:type="dxa" w:w="1514"/>
+          </w:tcPr>
+          <w:p>
+            <w:pPr>
+              <w:spacing w:before="20" w:after="20"/>
+            </w:pPr>
             <w:r/>
             <w:r>
               <w:rPr>
@@ -1780,15 +2497,36 @@
                 <w:b w:val="0"/>
                 <w:sz w:val="16"/>
               </w:rPr>
-              <w:t>-1024</w:t>
-            </w:r>
-          </w:p>
-        </w:tc>
-        <w:tc>
-          <w:tcPr>
-            <w:tcW w:type="dxa" w:w="1514"/>
-          </w:tcPr>
-          <w:p>
+              <w:t>16</w:t>
+            </w:r>
+          </w:p>
+        </w:tc>
+        <w:tc>
+          <w:tcPr>
+            <w:tcW w:type="dxa" w:w="1514"/>
+          </w:tcPr>
+          <w:p>
+            <w:pPr>
+              <w:spacing w:before="20" w:after="20"/>
+            </w:pPr>
+            <w:r/>
+            <w:r>
+              <w:rPr>
+                <w:rFonts w:ascii="Verdana" w:hAnsi="Verdana"/>
+                <w:sz w:val="16"/>
+              </w:rPr>
+              <w:t>ft</w:t>
+            </w:r>
+          </w:p>
+        </w:tc>
+        <w:tc>
+          <w:tcPr>
+            <w:tcW w:type="dxa" w:w="1514"/>
+          </w:tcPr>
+          <w:p>
+            <w:pPr>
+              <w:spacing w:before="20" w:after="20"/>
+            </w:pPr>
             <w:r/>
             <w:r>
               <w:rPr>
@@ -1796,15 +2534,18 @@
                 <w:b w:val="0"/>
                 <w:sz w:val="16"/>
               </w:rPr>
-              <w:t>16</w:t>
-            </w:r>
-          </w:p>
-        </w:tc>
-        <w:tc>
-          <w:tcPr>
-            <w:tcW w:type="dxa" w:w="1514"/>
-          </w:tcPr>
-          <w:p>
+              <w:t>-1</w:t>
+            </w:r>
+          </w:p>
+        </w:tc>
+        <w:tc>
+          <w:tcPr>
+            <w:tcW w:type="dxa" w:w="1514"/>
+          </w:tcPr>
+          <w:p>
+            <w:pPr>
+              <w:spacing w:before="20" w:after="20"/>
+            </w:pPr>
             <w:r/>
             <w:r>
               <w:rPr>
@@ -1812,38 +2553,6 @@
                 <w:b w:val="0"/>
                 <w:sz w:val="16"/>
               </w:rPr>
-              <w:t>ft</w:t>
-            </w:r>
-          </w:p>
-        </w:tc>
-        <w:tc>
-          <w:tcPr>
-            <w:tcW w:type="dxa" w:w="1514"/>
-          </w:tcPr>
-          <w:p>
-            <w:r/>
-            <w:r>
-              <w:rPr>
-                <w:rFonts w:ascii="Verdana" w:hAnsi="Verdana"/>
-                <w:b w:val="0"/>
-                <w:sz w:val="16"/>
-              </w:rPr>
-              <w:t>-1</w:t>
-            </w:r>
-          </w:p>
-        </w:tc>
-        <w:tc>
-          <w:tcPr>
-            <w:tcW w:type="dxa" w:w="1514"/>
-          </w:tcPr>
-          <w:p>
-            <w:r/>
-            <w:r>
-              <w:rPr>
-                <w:rFonts w:ascii="Verdana" w:hAnsi="Verdana"/>
-                <w:b w:val="0"/>
-                <w:sz w:val="16"/>
-              </w:rPr>
               <w:t>5</w:t>
             </w:r>
           </w:p>
@@ -1853,6 +2562,9 @@
             <w:tcW w:type="dxa" w:w="1514"/>
           </w:tcPr>
           <w:p>
+            <w:pPr>
+              <w:spacing w:before="20" w:after="20"/>
+            </w:pPr>
             <w:r/>
             <w:r>
               <w:rPr>
@@ -1873,6 +2585,9 @@
             <w:tcW w:type="dxa" w:w="1514"/>
           </w:tcPr>
           <w:p>
+            <w:pPr>
+              <w:spacing w:before="20" w:after="20"/>
+            </w:pPr>
             <w:r/>
             <w:r>
               <w:rPr>
@@ -1889,6 +2604,9 @@
             <w:tcW w:type="dxa" w:w="1514"/>
           </w:tcPr>
           <w:p>
+            <w:pPr>
+              <w:spacing w:before="20" w:after="20"/>
+            </w:pPr>
             <w:r/>
             <w:r>
               <w:rPr>
@@ -1905,6 +2623,27 @@
             <w:tcW w:type="dxa" w:w="1514"/>
           </w:tcPr>
           <w:p>
+            <w:pPr>
+              <w:spacing w:before="20" w:after="20"/>
+            </w:pPr>
+            <w:r/>
+            <w:r>
+              <w:rPr>
+                <w:rFonts w:ascii="Verdana" w:hAnsi="Verdana"/>
+                <w:sz w:val="16"/>
+              </w:rPr>
+              <w:t>m</w:t>
+            </w:r>
+          </w:p>
+        </w:tc>
+        <w:tc>
+          <w:tcPr>
+            <w:tcW w:type="dxa" w:w="1514"/>
+          </w:tcPr>
+          <w:p>
+            <w:pPr>
+              <w:spacing w:before="20" w:after="20"/>
+            </w:pPr>
             <w:r/>
             <w:r>
               <w:rPr>
@@ -1912,6 +2651,62 @@
                 <w:b w:val="0"/>
                 <w:sz w:val="16"/>
               </w:rPr>
+              <w:t>2</w:t>
+            </w:r>
+          </w:p>
+        </w:tc>
+        <w:tc>
+          <w:tcPr>
+            <w:tcW w:type="dxa" w:w="1514"/>
+          </w:tcPr>
+          <w:p>
+            <w:pPr>
+              <w:spacing w:before="20" w:after="20"/>
+            </w:pPr>
+            <w:r/>
+            <w:r>
+              <w:rPr>
+                <w:rFonts w:ascii="Verdana" w:hAnsi="Verdana"/>
+                <w:b w:val="0"/>
+                <w:sz w:val="16"/>
+              </w:rPr>
+              <w:t>-50000</w:t>
+            </w:r>
+          </w:p>
+        </w:tc>
+        <w:tc>
+          <w:tcPr>
+            <w:tcW w:type="dxa" w:w="1514"/>
+          </w:tcPr>
+          <w:p>
+            <w:pPr>
+              <w:spacing w:before="20" w:after="20"/>
+            </w:pPr>
+            <w:r/>
+            <w:r>
+              <w:rPr>
+                <w:rFonts w:ascii="Verdana" w:hAnsi="Verdana"/>
+                <w:b w:val="0"/>
+                <w:sz w:val="16"/>
+              </w:rPr>
+              <w:t>20</w:t>
+            </w:r>
+          </w:p>
+        </w:tc>
+        <w:tc>
+          <w:tcPr>
+            <w:tcW w:type="dxa" w:w="1514"/>
+          </w:tcPr>
+          <w:p>
+            <w:pPr>
+              <w:spacing w:before="20" w:after="20"/>
+            </w:pPr>
+            <w:r/>
+            <w:r>
+              <w:rPr>
+                <w:rFonts w:ascii="Verdana" w:hAnsi="Verdana"/>
+                <w:sz w:val="16"/>
+              </w:rPr>
               <w:t>m</w:t>
             </w:r>
           </w:p>
@@ -1921,6 +2716,9 @@
             <w:tcW w:type="dxa" w:w="1514"/>
           </w:tcPr>
           <w:p>
+            <w:pPr>
+              <w:spacing w:before="20" w:after="20"/>
+            </w:pPr>
             <w:r/>
             <w:r>
               <w:rPr>
@@ -1937,6 +2735,9 @@
             <w:tcW w:type="dxa" w:w="1514"/>
           </w:tcPr>
           <w:p>
+            <w:pPr>
+              <w:spacing w:before="20" w:after="20"/>
+            </w:pPr>
             <w:r/>
             <w:r>
               <w:rPr>
@@ -1944,70 +2745,6 @@
                 <w:b w:val="0"/>
                 <w:sz w:val="16"/>
               </w:rPr>
-              <w:t>-50000</w:t>
-            </w:r>
-          </w:p>
-        </w:tc>
-        <w:tc>
-          <w:tcPr>
-            <w:tcW w:type="dxa" w:w="1514"/>
-          </w:tcPr>
-          <w:p>
-            <w:r/>
-            <w:r>
-              <w:rPr>
-                <w:rFonts w:ascii="Verdana" w:hAnsi="Verdana"/>
-                <w:b w:val="0"/>
-                <w:sz w:val="16"/>
-              </w:rPr>
-              <w:t>20</w:t>
-            </w:r>
-          </w:p>
-        </w:tc>
-        <w:tc>
-          <w:tcPr>
-            <w:tcW w:type="dxa" w:w="1514"/>
-          </w:tcPr>
-          <w:p>
-            <w:r/>
-            <w:r>
-              <w:rPr>
-                <w:rFonts w:ascii="Verdana" w:hAnsi="Verdana"/>
-                <w:b w:val="0"/>
-                <w:sz w:val="16"/>
-              </w:rPr>
-              <w:t>m</w:t>
-            </w:r>
-          </w:p>
-        </w:tc>
-        <w:tc>
-          <w:tcPr>
-            <w:tcW w:type="dxa" w:w="1514"/>
-          </w:tcPr>
-          <w:p>
-            <w:r/>
-            <w:r>
-              <w:rPr>
-                <w:rFonts w:ascii="Verdana" w:hAnsi="Verdana"/>
-                <w:b w:val="0"/>
-                <w:sz w:val="16"/>
-              </w:rPr>
-              <w:t>2</w:t>
-            </w:r>
-          </w:p>
-        </w:tc>
-        <w:tc>
-          <w:tcPr>
-            <w:tcW w:type="dxa" w:w="1514"/>
-          </w:tcPr>
-          <w:p>
-            <w:r/>
-            <w:r>
-              <w:rPr>
-                <w:rFonts w:ascii="Verdana" w:hAnsi="Verdana"/>
-                <w:b w:val="0"/>
-                <w:sz w:val="16"/>
-              </w:rPr>
               <w:t>7</w:t>
             </w:r>
           </w:p>
@@ -2017,6 +2754,9 @@
             <w:tcW w:type="dxa" w:w="1514"/>
           </w:tcPr>
           <w:p>
+            <w:pPr>
+              <w:spacing w:before="20" w:after="20"/>
+            </w:pPr>
             <w:r/>
             <w:r>
               <w:rPr>
@@ -2037,6 +2777,9 @@
             <w:tcW w:type="dxa" w:w="1514"/>
           </w:tcPr>
           <w:p>
+            <w:pPr>
+              <w:spacing w:before="20" w:after="20"/>
+            </w:pPr>
             <w:r/>
             <w:r>
               <w:rPr>
@@ -2053,6 +2796,9 @@
             <w:tcW w:type="dxa" w:w="1514"/>
           </w:tcPr>
           <w:p>
+            <w:pPr>
+              <w:spacing w:before="20" w:after="20"/>
+            </w:pPr>
             <w:r/>
             <w:r>
               <w:rPr>
@@ -2069,6 +2815,27 @@
             <w:tcW w:type="dxa" w:w="1514"/>
           </w:tcPr>
           <w:p>
+            <w:pPr>
+              <w:spacing w:before="20" w:after="20"/>
+            </w:pPr>
+            <w:r/>
+            <w:r>
+              <w:rPr>
+                <w:rFonts w:ascii="Verdana" w:hAnsi="Verdana"/>
+                <w:sz w:val="16"/>
+              </w:rPr>
+              <w:t>°</w:t>
+            </w:r>
+          </w:p>
+        </w:tc>
+        <w:tc>
+          <w:tcPr>
+            <w:tcW w:type="dxa" w:w="1514"/>
+          </w:tcPr>
+          <w:p>
+            <w:pPr>
+              <w:spacing w:before="20" w:after="20"/>
+            </w:pPr>
             <w:r/>
             <w:r>
               <w:rPr>
@@ -2076,6 +2843,62 @@
                 <w:b w:val="0"/>
                 <w:sz w:val="16"/>
               </w:rPr>
+              <w:t>2</w:t>
+            </w:r>
+          </w:p>
+        </w:tc>
+        <w:tc>
+          <w:tcPr>
+            <w:tcW w:type="dxa" w:w="1514"/>
+          </w:tcPr>
+          <w:p>
+            <w:pPr>
+              <w:spacing w:before="20" w:after="20"/>
+            </w:pPr>
+            <w:r/>
+            <w:r>
+              <w:rPr>
+                <w:rFonts w:ascii="Verdana" w:hAnsi="Verdana"/>
+                <w:b w:val="0"/>
+                <w:sz w:val="16"/>
+              </w:rPr>
+              <w:t>-9000</w:t>
+            </w:r>
+          </w:p>
+        </w:tc>
+        <w:tc>
+          <w:tcPr>
+            <w:tcW w:type="dxa" w:w="1514"/>
+          </w:tcPr>
+          <w:p>
+            <w:pPr>
+              <w:spacing w:before="20" w:after="20"/>
+            </w:pPr>
+            <w:r/>
+            <w:r>
+              <w:rPr>
+                <w:rFonts w:ascii="Verdana" w:hAnsi="Verdana"/>
+                <w:b w:val="0"/>
+                <w:sz w:val="16"/>
+              </w:rPr>
+              <w:t>15</w:t>
+            </w:r>
+          </w:p>
+        </w:tc>
+        <w:tc>
+          <w:tcPr>
+            <w:tcW w:type="dxa" w:w="1514"/>
+          </w:tcPr>
+          <w:p>
+            <w:pPr>
+              <w:spacing w:before="20" w:after="20"/>
+            </w:pPr>
+            <w:r/>
+            <w:r>
+              <w:rPr>
+                <w:rFonts w:ascii="Verdana" w:hAnsi="Verdana"/>
+                <w:sz w:val="16"/>
+              </w:rPr>
               <w:t>°</w:t>
             </w:r>
           </w:p>
@@ -2085,6 +2908,9 @@
             <w:tcW w:type="dxa" w:w="1514"/>
           </w:tcPr>
           <w:p>
+            <w:pPr>
+              <w:spacing w:before="20" w:after="20"/>
+            </w:pPr>
             <w:r/>
             <w:r>
               <w:rPr>
@@ -2101,6 +2927,9 @@
             <w:tcW w:type="dxa" w:w="1514"/>
           </w:tcPr>
           <w:p>
+            <w:pPr>
+              <w:spacing w:before="20" w:after="20"/>
+            </w:pPr>
             <w:r/>
             <w:r>
               <w:rPr>
@@ -2108,70 +2937,6 @@
                 <w:b w:val="0"/>
                 <w:sz w:val="16"/>
               </w:rPr>
-              <w:t>-9000</w:t>
-            </w:r>
-          </w:p>
-        </w:tc>
-        <w:tc>
-          <w:tcPr>
-            <w:tcW w:type="dxa" w:w="1514"/>
-          </w:tcPr>
-          <w:p>
-            <w:r/>
-            <w:r>
-              <w:rPr>
-                <w:rFonts w:ascii="Verdana" w:hAnsi="Verdana"/>
-                <w:b w:val="0"/>
-                <w:sz w:val="16"/>
-              </w:rPr>
-              <w:t>15</w:t>
-            </w:r>
-          </w:p>
-        </w:tc>
-        <w:tc>
-          <w:tcPr>
-            <w:tcW w:type="dxa" w:w="1514"/>
-          </w:tcPr>
-          <w:p>
-            <w:r/>
-            <w:r>
-              <w:rPr>
-                <w:rFonts w:ascii="Verdana" w:hAnsi="Verdana"/>
-                <w:b w:val="0"/>
-                <w:sz w:val="16"/>
-              </w:rPr>
-              <w:t>°</w:t>
-            </w:r>
-          </w:p>
-        </w:tc>
-        <w:tc>
-          <w:tcPr>
-            <w:tcW w:type="dxa" w:w="1514"/>
-          </w:tcPr>
-          <w:p>
-            <w:r/>
-            <w:r>
-              <w:rPr>
-                <w:rFonts w:ascii="Verdana" w:hAnsi="Verdana"/>
-                <w:b w:val="0"/>
-                <w:sz w:val="16"/>
-              </w:rPr>
-              <w:t>2</w:t>
-            </w:r>
-          </w:p>
-        </w:tc>
-        <w:tc>
-          <w:tcPr>
-            <w:tcW w:type="dxa" w:w="1514"/>
-          </w:tcPr>
-          <w:p>
-            <w:r/>
-            <w:r>
-              <w:rPr>
-                <w:rFonts w:ascii="Verdana" w:hAnsi="Verdana"/>
-                <w:b w:val="0"/>
-                <w:sz w:val="16"/>
-              </w:rPr>
               <w:t>5</w:t>
             </w:r>
           </w:p>
@@ -2181,6 +2946,9 @@
             <w:tcW w:type="dxa" w:w="1514"/>
           </w:tcPr>
           <w:p>
+            <w:pPr>
+              <w:spacing w:before="20" w:after="20"/>
+            </w:pPr>
             <w:r/>
             <w:r>
               <w:rPr>
@@ -2202,6 +2970,9 @@
             <w:tcW w:type="dxa" w:w="1514"/>
           </w:tcPr>
           <w:p>
+            <w:pPr>
+              <w:spacing w:before="20" w:after="20"/>
+            </w:pPr>
             <w:r/>
             <w:r>
               <w:rPr>
@@ -2218,6 +2989,9 @@
             <w:tcW w:type="dxa" w:w="1514"/>
           </w:tcPr>
           <w:p>
+            <w:pPr>
+              <w:spacing w:before="20" w:after="20"/>
+            </w:pPr>
             <w:r/>
             <w:r>
               <w:rPr>
@@ -2234,6 +3008,27 @@
             <w:tcW w:type="dxa" w:w="1514"/>
           </w:tcPr>
           <w:p>
+            <w:pPr>
+              <w:spacing w:before="20" w:after="20"/>
+            </w:pPr>
+            <w:r/>
+            <w:r>
+              <w:rPr>
+                <w:rFonts w:ascii="Verdana" w:hAnsi="Verdana"/>
+                <w:sz w:val="16"/>
+              </w:rPr>
+              <w:t>°</w:t>
+            </w:r>
+          </w:p>
+        </w:tc>
+        <w:tc>
+          <w:tcPr>
+            <w:tcW w:type="dxa" w:w="1514"/>
+          </w:tcPr>
+          <w:p>
+            <w:pPr>
+              <w:spacing w:before="20" w:after="20"/>
+            </w:pPr>
             <w:r/>
             <w:r>
               <w:rPr>
@@ -2241,6 +3036,62 @@
                 <w:b w:val="0"/>
                 <w:sz w:val="16"/>
               </w:rPr>
+              <w:t>2</w:t>
+            </w:r>
+          </w:p>
+        </w:tc>
+        <w:tc>
+          <w:tcPr>
+            <w:tcW w:type="dxa" w:w="1514"/>
+          </w:tcPr>
+          <w:p>
+            <w:pPr>
+              <w:spacing w:before="20" w:after="20"/>
+            </w:pPr>
+            <w:r/>
+            <w:r>
+              <w:rPr>
+                <w:rFonts w:ascii="Verdana" w:hAnsi="Verdana"/>
+                <w:b w:val="0"/>
+                <w:sz w:val="16"/>
+              </w:rPr>
+              <w:t>-9000</w:t>
+            </w:r>
+          </w:p>
+        </w:tc>
+        <w:tc>
+          <w:tcPr>
+            <w:tcW w:type="dxa" w:w="1514"/>
+          </w:tcPr>
+          <w:p>
+            <w:pPr>
+              <w:spacing w:before="20" w:after="20"/>
+            </w:pPr>
+            <w:r/>
+            <w:r>
+              <w:rPr>
+                <w:rFonts w:ascii="Verdana" w:hAnsi="Verdana"/>
+                <w:b w:val="0"/>
+                <w:sz w:val="16"/>
+              </w:rPr>
+              <w:t>15</w:t>
+            </w:r>
+          </w:p>
+        </w:tc>
+        <w:tc>
+          <w:tcPr>
+            <w:tcW w:type="dxa" w:w="1514"/>
+          </w:tcPr>
+          <w:p>
+            <w:pPr>
+              <w:spacing w:before="20" w:after="20"/>
+            </w:pPr>
+            <w:r/>
+            <w:r>
+              <w:rPr>
+                <w:rFonts w:ascii="Verdana" w:hAnsi="Verdana"/>
+                <w:sz w:val="16"/>
+              </w:rPr>
               <w:t>°</w:t>
             </w:r>
           </w:p>
@@ -2250,6 +3101,9 @@
             <w:tcW w:type="dxa" w:w="1514"/>
           </w:tcPr>
           <w:p>
+            <w:pPr>
+              <w:spacing w:before="20" w:after="20"/>
+            </w:pPr>
             <w:r/>
             <w:r>
               <w:rPr>
@@ -2266,6 +3120,9 @@
             <w:tcW w:type="dxa" w:w="1514"/>
           </w:tcPr>
           <w:p>
+            <w:pPr>
+              <w:spacing w:before="20" w:after="20"/>
+            </w:pPr>
             <w:r/>
             <w:r>
               <w:rPr>
@@ -2273,70 +3130,6 @@
                 <w:b w:val="0"/>
                 <w:sz w:val="16"/>
               </w:rPr>
-              <w:t>-9000</w:t>
-            </w:r>
-          </w:p>
-        </w:tc>
-        <w:tc>
-          <w:tcPr>
-            <w:tcW w:type="dxa" w:w="1514"/>
-          </w:tcPr>
-          <w:p>
-            <w:r/>
-            <w:r>
-              <w:rPr>
-                <w:rFonts w:ascii="Verdana" w:hAnsi="Verdana"/>
-                <w:b w:val="0"/>
-                <w:sz w:val="16"/>
-              </w:rPr>
-              <w:t>15</w:t>
-            </w:r>
-          </w:p>
-        </w:tc>
-        <w:tc>
-          <w:tcPr>
-            <w:tcW w:type="dxa" w:w="1514"/>
-          </w:tcPr>
-          <w:p>
-            <w:r/>
-            <w:r>
-              <w:rPr>
-                <w:rFonts w:ascii="Verdana" w:hAnsi="Verdana"/>
-                <w:b w:val="0"/>
-                <w:sz w:val="16"/>
-              </w:rPr>
-              <w:t>°</w:t>
-            </w:r>
-          </w:p>
-        </w:tc>
-        <w:tc>
-          <w:tcPr>
-            <w:tcW w:type="dxa" w:w="1514"/>
-          </w:tcPr>
-          <w:p>
-            <w:r/>
-            <w:r>
-              <w:rPr>
-                <w:rFonts w:ascii="Verdana" w:hAnsi="Verdana"/>
-                <w:b w:val="0"/>
-                <w:sz w:val="16"/>
-              </w:rPr>
-              <w:t>2</w:t>
-            </w:r>
-          </w:p>
-        </w:tc>
-        <w:tc>
-          <w:tcPr>
-            <w:tcW w:type="dxa" w:w="1514"/>
-          </w:tcPr>
-          <w:p>
-            <w:r/>
-            <w:r>
-              <w:rPr>
-                <w:rFonts w:ascii="Verdana" w:hAnsi="Verdana"/>
-                <w:b w:val="0"/>
-                <w:sz w:val="16"/>
-              </w:rPr>
               <w:t>5</w:t>
             </w:r>
           </w:p>
@@ -2346,6 +3139,9 @@
             <w:tcW w:type="dxa" w:w="1514"/>
           </w:tcPr>
           <w:p>
+            <w:pPr>
+              <w:spacing w:before="20" w:after="20"/>
+            </w:pPr>
             <w:r/>
             <w:r>
               <w:rPr>
@@ -2366,6 +3162,9 @@
             <w:tcW w:type="dxa" w:w="1514"/>
           </w:tcPr>
           <w:p>
+            <w:pPr>
+              <w:spacing w:before="20" w:after="20"/>
+            </w:pPr>
             <w:r/>
             <w:r>
               <w:rPr>
@@ -2382,6 +3181,9 @@
             <w:tcW w:type="dxa" w:w="1514"/>
           </w:tcPr>
           <w:p>
+            <w:pPr>
+              <w:spacing w:before="20" w:after="20"/>
+            </w:pPr>
             <w:r/>
             <w:r>
               <w:rPr>
@@ -2398,6 +3200,27 @@
             <w:tcW w:type="dxa" w:w="1514"/>
           </w:tcPr>
           <w:p>
+            <w:pPr>
+              <w:spacing w:before="20" w:after="20"/>
+            </w:pPr>
+            <w:r/>
+            <w:r>
+              <w:rPr>
+                <w:rFonts w:ascii="Verdana" w:hAnsi="Verdana"/>
+                <w:sz w:val="16"/>
+              </w:rPr>
+              <w:t>°</w:t>
+            </w:r>
+          </w:p>
+        </w:tc>
+        <w:tc>
+          <w:tcPr>
+            <w:tcW w:type="dxa" w:w="1514"/>
+          </w:tcPr>
+          <w:p>
+            <w:pPr>
+              <w:spacing w:before="20" w:after="20"/>
+            </w:pPr>
             <w:r/>
             <w:r>
               <w:rPr>
@@ -2405,6 +3228,62 @@
                 <w:b w:val="0"/>
                 <w:sz w:val="16"/>
               </w:rPr>
+              <w:t>2</w:t>
+            </w:r>
+          </w:p>
+        </w:tc>
+        <w:tc>
+          <w:tcPr>
+            <w:tcW w:type="dxa" w:w="1514"/>
+          </w:tcPr>
+          <w:p>
+            <w:pPr>
+              <w:spacing w:before="20" w:after="20"/>
+            </w:pPr>
+            <w:r/>
+            <w:r>
+              <w:rPr>
+                <w:rFonts w:ascii="Verdana" w:hAnsi="Verdana"/>
+                <w:b w:val="0"/>
+                <w:sz w:val="16"/>
+              </w:rPr>
+              <w:t>-9000</w:t>
+            </w:r>
+          </w:p>
+        </w:tc>
+        <w:tc>
+          <w:tcPr>
+            <w:tcW w:type="dxa" w:w="1514"/>
+          </w:tcPr>
+          <w:p>
+            <w:pPr>
+              <w:spacing w:before="20" w:after="20"/>
+            </w:pPr>
+            <w:r/>
+            <w:r>
+              <w:rPr>
+                <w:rFonts w:ascii="Verdana" w:hAnsi="Verdana"/>
+                <w:b w:val="0"/>
+                <w:sz w:val="16"/>
+              </w:rPr>
+              <w:t>15</w:t>
+            </w:r>
+          </w:p>
+        </w:tc>
+        <w:tc>
+          <w:tcPr>
+            <w:tcW w:type="dxa" w:w="1514"/>
+          </w:tcPr>
+          <w:p>
+            <w:pPr>
+              <w:spacing w:before="20" w:after="20"/>
+            </w:pPr>
+            <w:r/>
+            <w:r>
+              <w:rPr>
+                <w:rFonts w:ascii="Verdana" w:hAnsi="Verdana"/>
+                <w:sz w:val="16"/>
+              </w:rPr>
               <w:t>°</w:t>
             </w:r>
           </w:p>
@@ -2414,6 +3293,9 @@
             <w:tcW w:type="dxa" w:w="1514"/>
           </w:tcPr>
           <w:p>
+            <w:pPr>
+              <w:spacing w:before="20" w:after="20"/>
+            </w:pPr>
             <w:r/>
             <w:r>
               <w:rPr>
@@ -2430,6 +3312,9 @@
             <w:tcW w:type="dxa" w:w="1514"/>
           </w:tcPr>
           <w:p>
+            <w:pPr>
+              <w:spacing w:before="20" w:after="20"/>
+            </w:pPr>
             <w:r/>
             <w:r>
               <w:rPr>
@@ -2437,70 +3322,6 @@
                 <w:b w:val="0"/>
                 <w:sz w:val="16"/>
               </w:rPr>
-              <w:t>-9000</w:t>
-            </w:r>
-          </w:p>
-        </w:tc>
-        <w:tc>
-          <w:tcPr>
-            <w:tcW w:type="dxa" w:w="1514"/>
-          </w:tcPr>
-          <w:p>
-            <w:r/>
-            <w:r>
-              <w:rPr>
-                <w:rFonts w:ascii="Verdana" w:hAnsi="Verdana"/>
-                <w:b w:val="0"/>
-                <w:sz w:val="16"/>
-              </w:rPr>
-              <w:t>15</w:t>
-            </w:r>
-          </w:p>
-        </w:tc>
-        <w:tc>
-          <w:tcPr>
-            <w:tcW w:type="dxa" w:w="1514"/>
-          </w:tcPr>
-          <w:p>
-            <w:r/>
-            <w:r>
-              <w:rPr>
-                <w:rFonts w:ascii="Verdana" w:hAnsi="Verdana"/>
-                <w:b w:val="0"/>
-                <w:sz w:val="16"/>
-              </w:rPr>
-              <w:t>°</w:t>
-            </w:r>
-          </w:p>
-        </w:tc>
-        <w:tc>
-          <w:tcPr>
-            <w:tcW w:type="dxa" w:w="1514"/>
-          </w:tcPr>
-          <w:p>
-            <w:r/>
-            <w:r>
-              <w:rPr>
-                <w:rFonts w:ascii="Verdana" w:hAnsi="Verdana"/>
-                <w:b w:val="0"/>
-                <w:sz w:val="16"/>
-              </w:rPr>
-              <w:t>2</w:t>
-            </w:r>
-          </w:p>
-        </w:tc>
-        <w:tc>
-          <w:tcPr>
-            <w:tcW w:type="dxa" w:w="1514"/>
-          </w:tcPr>
-          <w:p>
-            <w:r/>
-            <w:r>
-              <w:rPr>
-                <w:rFonts w:ascii="Verdana" w:hAnsi="Verdana"/>
-                <w:b w:val="0"/>
-                <w:sz w:val="16"/>
-              </w:rPr>
               <w:t>5</w:t>
             </w:r>
           </w:p>
@@ -2510,6 +3331,9 @@
             <w:tcW w:type="dxa" w:w="1514"/>
           </w:tcPr>
           <w:p>
+            <w:pPr>
+              <w:spacing w:before="20" w:after="20"/>
+            </w:pPr>
             <w:r/>
             <w:r>
               <w:rPr>
@@ -2530,6 +3354,9 @@
             <w:tcW w:type="dxa" w:w="1514"/>
           </w:tcPr>
           <w:p>
+            <w:pPr>
+              <w:spacing w:before="20" w:after="20"/>
+            </w:pPr>
             <w:r/>
             <w:r>
               <w:rPr>
@@ -2546,6 +3373,9 @@
             <w:tcW w:type="dxa" w:w="1514"/>
           </w:tcPr>
           <w:p>
+            <w:pPr>
+              <w:spacing w:before="20" w:after="20"/>
+            </w:pPr>
             <w:r/>
             <w:r>
               <w:rPr>
@@ -2562,6 +3392,27 @@
             <w:tcW w:type="dxa" w:w="1514"/>
           </w:tcPr>
           <w:p>
+            <w:pPr>
+              <w:spacing w:before="20" w:after="20"/>
+            </w:pPr>
+            <w:r/>
+            <w:r>
+              <w:rPr>
+                <w:rFonts w:ascii="Verdana" w:hAnsi="Verdana"/>
+                <w:sz w:val="16"/>
+              </w:rPr>
+              <w:t>°</w:t>
+            </w:r>
+          </w:p>
+        </w:tc>
+        <w:tc>
+          <w:tcPr>
+            <w:tcW w:type="dxa" w:w="1514"/>
+          </w:tcPr>
+          <w:p>
+            <w:pPr>
+              <w:spacing w:before="20" w:after="20"/>
+            </w:pPr>
             <w:r/>
             <w:r>
               <w:rPr>
@@ -2569,6 +3420,62 @@
                 <w:b w:val="0"/>
                 <w:sz w:val="16"/>
               </w:rPr>
+              <w:t>2</w:t>
+            </w:r>
+          </w:p>
+        </w:tc>
+        <w:tc>
+          <w:tcPr>
+            <w:tcW w:type="dxa" w:w="1514"/>
+          </w:tcPr>
+          <w:p>
+            <w:pPr>
+              <w:spacing w:before="20" w:after="20"/>
+            </w:pPr>
+            <w:r/>
+            <w:r>
+              <w:rPr>
+                <w:rFonts w:ascii="Verdana" w:hAnsi="Verdana"/>
+                <w:b w:val="0"/>
+                <w:sz w:val="16"/>
+              </w:rPr>
+              <w:t>-9000</w:t>
+            </w:r>
+          </w:p>
+        </w:tc>
+        <w:tc>
+          <w:tcPr>
+            <w:tcW w:type="dxa" w:w="1514"/>
+          </w:tcPr>
+          <w:p>
+            <w:pPr>
+              <w:spacing w:before="20" w:after="20"/>
+            </w:pPr>
+            <w:r/>
+            <w:r>
+              <w:rPr>
+                <w:rFonts w:ascii="Verdana" w:hAnsi="Verdana"/>
+                <w:b w:val="0"/>
+                <w:sz w:val="16"/>
+              </w:rPr>
+              <w:t>15</w:t>
+            </w:r>
+          </w:p>
+        </w:tc>
+        <w:tc>
+          <w:tcPr>
+            <w:tcW w:type="dxa" w:w="1514"/>
+          </w:tcPr>
+          <w:p>
+            <w:pPr>
+              <w:spacing w:before="20" w:after="20"/>
+            </w:pPr>
+            <w:r/>
+            <w:r>
+              <w:rPr>
+                <w:rFonts w:ascii="Verdana" w:hAnsi="Verdana"/>
+                <w:sz w:val="16"/>
+              </w:rPr>
               <w:t>°</w:t>
             </w:r>
           </w:p>
@@ -2578,6 +3485,9 @@
             <w:tcW w:type="dxa" w:w="1514"/>
           </w:tcPr>
           <w:p>
+            <w:pPr>
+              <w:spacing w:before="20" w:after="20"/>
+            </w:pPr>
             <w:r/>
             <w:r>
               <w:rPr>
@@ -2594,6 +3504,9 @@
             <w:tcW w:type="dxa" w:w="1514"/>
           </w:tcPr>
           <w:p>
+            <w:pPr>
+              <w:spacing w:before="20" w:after="20"/>
+            </w:pPr>
             <w:r/>
             <w:r>
               <w:rPr>
@@ -2601,70 +3514,6 @@
                 <w:b w:val="0"/>
                 <w:sz w:val="16"/>
               </w:rPr>
-              <w:t>-9000</w:t>
-            </w:r>
-          </w:p>
-        </w:tc>
-        <w:tc>
-          <w:tcPr>
-            <w:tcW w:type="dxa" w:w="1514"/>
-          </w:tcPr>
-          <w:p>
-            <w:r/>
-            <w:r>
-              <w:rPr>
-                <w:rFonts w:ascii="Verdana" w:hAnsi="Verdana"/>
-                <w:b w:val="0"/>
-                <w:sz w:val="16"/>
-              </w:rPr>
-              <w:t>15</w:t>
-            </w:r>
-          </w:p>
-        </w:tc>
-        <w:tc>
-          <w:tcPr>
-            <w:tcW w:type="dxa" w:w="1514"/>
-          </w:tcPr>
-          <w:p>
-            <w:r/>
-            <w:r>
-              <w:rPr>
-                <w:rFonts w:ascii="Verdana" w:hAnsi="Verdana"/>
-                <w:b w:val="0"/>
-                <w:sz w:val="16"/>
-              </w:rPr>
-              <w:t>°</w:t>
-            </w:r>
-          </w:p>
-        </w:tc>
-        <w:tc>
-          <w:tcPr>
-            <w:tcW w:type="dxa" w:w="1514"/>
-          </w:tcPr>
-          <w:p>
-            <w:r/>
-            <w:r>
-              <w:rPr>
-                <w:rFonts w:ascii="Verdana" w:hAnsi="Verdana"/>
-                <w:b w:val="0"/>
-                <w:sz w:val="16"/>
-              </w:rPr>
-              <w:t>2</w:t>
-            </w:r>
-          </w:p>
-        </w:tc>
-        <w:tc>
-          <w:tcPr>
-            <w:tcW w:type="dxa" w:w="1514"/>
-          </w:tcPr>
-          <w:p>
-            <w:r/>
-            <w:r>
-              <w:rPr>
-                <w:rFonts w:ascii="Verdana" w:hAnsi="Verdana"/>
-                <w:b w:val="0"/>
-                <w:sz w:val="16"/>
-              </w:rPr>
               <w:t>5</w:t>
             </w:r>
           </w:p>
@@ -2674,6 +3523,9 @@
             <w:tcW w:type="dxa" w:w="1514"/>
           </w:tcPr>
           <w:p>
+            <w:pPr>
+              <w:spacing w:before="20" w:after="20"/>
+            </w:pPr>
             <w:r/>
             <w:r>
               <w:rPr>
@@ -2694,6 +3546,9 @@
             <w:tcW w:type="dxa" w:w="1514"/>
           </w:tcPr>
           <w:p>
+            <w:pPr>
+              <w:spacing w:before="20" w:after="20"/>
+            </w:pPr>
             <w:r/>
             <w:r>
               <w:rPr>
@@ -2710,6 +3565,9 @@
             <w:tcW w:type="dxa" w:w="1514"/>
           </w:tcPr>
           <w:p>
+            <w:pPr>
+              <w:spacing w:before="20" w:after="20"/>
+            </w:pPr>
             <w:r/>
             <w:r>
               <w:rPr>
@@ -2726,6 +3584,27 @@
             <w:tcW w:type="dxa" w:w="1514"/>
           </w:tcPr>
           <w:p>
+            <w:pPr>
+              <w:spacing w:before="20" w:after="20"/>
+            </w:pPr>
+            <w:r/>
+            <w:r>
+              <w:rPr>
+                <w:rFonts w:ascii="Verdana" w:hAnsi="Verdana"/>
+                <w:sz w:val="16"/>
+              </w:rPr>
+              <w:t>°</w:t>
+            </w:r>
+          </w:p>
+        </w:tc>
+        <w:tc>
+          <w:tcPr>
+            <w:tcW w:type="dxa" w:w="1514"/>
+          </w:tcPr>
+          <w:p>
+            <w:pPr>
+              <w:spacing w:before="20" w:after="20"/>
+            </w:pPr>
             <w:r/>
             <w:r>
               <w:rPr>
@@ -2733,6 +3612,62 @@
                 <w:b w:val="0"/>
                 <w:sz w:val="16"/>
               </w:rPr>
+              <w:t>4</w:t>
+            </w:r>
+          </w:p>
+        </w:tc>
+        <w:tc>
+          <w:tcPr>
+            <w:tcW w:type="dxa" w:w="1514"/>
+          </w:tcPr>
+          <w:p>
+            <w:pPr>
+              <w:spacing w:before="20" w:after="20"/>
+            </w:pPr>
+            <w:r/>
+            <w:r>
+              <w:rPr>
+                <w:rFonts w:ascii="Verdana" w:hAnsi="Verdana"/>
+                <w:b w:val="0"/>
+                <w:sz w:val="16"/>
+              </w:rPr>
+              <w:t>-900000</w:t>
+            </w:r>
+          </w:p>
+        </w:tc>
+        <w:tc>
+          <w:tcPr>
+            <w:tcW w:type="dxa" w:w="1514"/>
+          </w:tcPr>
+          <w:p>
+            <w:pPr>
+              <w:spacing w:before="20" w:after="20"/>
+            </w:pPr>
+            <w:r/>
+            <w:r>
+              <w:rPr>
+                <w:rFonts w:ascii="Verdana" w:hAnsi="Verdana"/>
+                <w:b w:val="0"/>
+                <w:sz w:val="16"/>
+              </w:rPr>
+              <w:t>21</w:t>
+            </w:r>
+          </w:p>
+        </w:tc>
+        <w:tc>
+          <w:tcPr>
+            <w:tcW w:type="dxa" w:w="1514"/>
+          </w:tcPr>
+          <w:p>
+            <w:pPr>
+              <w:spacing w:before="20" w:after="20"/>
+            </w:pPr>
+            <w:r/>
+            <w:r>
+              <w:rPr>
+                <w:rFonts w:ascii="Verdana" w:hAnsi="Verdana"/>
+                <w:sz w:val="16"/>
+              </w:rPr>
               <w:t>°</w:t>
             </w:r>
           </w:p>
@@ -2742,6 +3677,9 @@
             <w:tcW w:type="dxa" w:w="1514"/>
           </w:tcPr>
           <w:p>
+            <w:pPr>
+              <w:spacing w:before="20" w:after="20"/>
+            </w:pPr>
             <w:r/>
             <w:r>
               <w:rPr>
@@ -2758,6 +3696,9 @@
             <w:tcW w:type="dxa" w:w="1514"/>
           </w:tcPr>
           <w:p>
+            <w:pPr>
+              <w:spacing w:before="20" w:after="20"/>
+            </w:pPr>
             <w:r/>
             <w:r>
               <w:rPr>
@@ -2765,70 +3706,6 @@
                 <w:b w:val="0"/>
                 <w:sz w:val="16"/>
               </w:rPr>
-              <w:t>-900000</w:t>
-            </w:r>
-          </w:p>
-        </w:tc>
-        <w:tc>
-          <w:tcPr>
-            <w:tcW w:type="dxa" w:w="1514"/>
-          </w:tcPr>
-          <w:p>
-            <w:r/>
-            <w:r>
-              <w:rPr>
-                <w:rFonts w:ascii="Verdana" w:hAnsi="Verdana"/>
-                <w:b w:val="0"/>
-                <w:sz w:val="16"/>
-              </w:rPr>
-              <w:t>21</w:t>
-            </w:r>
-          </w:p>
-        </w:tc>
-        <w:tc>
-          <w:tcPr>
-            <w:tcW w:type="dxa" w:w="1514"/>
-          </w:tcPr>
-          <w:p>
-            <w:r/>
-            <w:r>
-              <w:rPr>
-                <w:rFonts w:ascii="Verdana" w:hAnsi="Verdana"/>
-                <w:b w:val="0"/>
-                <w:sz w:val="16"/>
-              </w:rPr>
-              <w:t>°</w:t>
-            </w:r>
-          </w:p>
-        </w:tc>
-        <w:tc>
-          <w:tcPr>
-            <w:tcW w:type="dxa" w:w="1514"/>
-          </w:tcPr>
-          <w:p>
-            <w:r/>
-            <w:r>
-              <w:rPr>
-                <w:rFonts w:ascii="Verdana" w:hAnsi="Verdana"/>
-                <w:b w:val="0"/>
-                <w:sz w:val="16"/>
-              </w:rPr>
-              <w:t>4</w:t>
-            </w:r>
-          </w:p>
-        </w:tc>
-        <w:tc>
-          <w:tcPr>
-            <w:tcW w:type="dxa" w:w="1514"/>
-          </w:tcPr>
-          <w:p>
-            <w:r/>
-            <w:r>
-              <w:rPr>
-                <w:rFonts w:ascii="Verdana" w:hAnsi="Verdana"/>
-                <w:b w:val="0"/>
-                <w:sz w:val="16"/>
-              </w:rPr>
               <w:t>7</w:t>
             </w:r>
           </w:p>
@@ -2838,6 +3715,9 @@
             <w:tcW w:type="dxa" w:w="1514"/>
           </w:tcPr>
           <w:p>
+            <w:pPr>
+              <w:spacing w:before="20" w:after="20"/>
+            </w:pPr>
             <w:r/>
             <w:r>
               <w:rPr>
@@ -2858,6 +3738,9 @@
             <w:tcW w:type="dxa" w:w="1514"/>
           </w:tcPr>
           <w:p>
+            <w:pPr>
+              <w:spacing w:before="20" w:after="20"/>
+            </w:pPr>
             <w:r/>
             <w:r>
               <w:rPr>
@@ -2874,6 +3757,9 @@
             <w:tcW w:type="dxa" w:w="1514"/>
           </w:tcPr>
           <w:p>
+            <w:pPr>
+              <w:spacing w:before="20" w:after="20"/>
+            </w:pPr>
             <w:r/>
             <w:r>
               <w:rPr>
@@ -2890,6 +3776,27 @@
             <w:tcW w:type="dxa" w:w="1514"/>
           </w:tcPr>
           <w:p>
+            <w:pPr>
+              <w:spacing w:before="20" w:after="20"/>
+            </w:pPr>
+            <w:r/>
+            <w:r>
+              <w:rPr>
+                <w:rFonts w:ascii="Verdana" w:hAnsi="Verdana"/>
+                <w:sz w:val="16"/>
+              </w:rPr>
+              <w:t>m</w:t>
+            </w:r>
+          </w:p>
+        </w:tc>
+        <w:tc>
+          <w:tcPr>
+            <w:tcW w:type="dxa" w:w="1514"/>
+          </w:tcPr>
+          <w:p>
+            <w:pPr>
+              <w:spacing w:before="20" w:after="20"/>
+            </w:pPr>
             <w:r/>
             <w:r>
               <w:rPr>
@@ -2897,6 +3804,62 @@
                 <w:b w:val="0"/>
                 <w:sz w:val="16"/>
               </w:rPr>
+              <w:t>1</w:t>
+            </w:r>
+          </w:p>
+        </w:tc>
+        <w:tc>
+          <w:tcPr>
+            <w:tcW w:type="dxa" w:w="1514"/>
+          </w:tcPr>
+          <w:p>
+            <w:pPr>
+              <w:spacing w:before="20" w:after="20"/>
+            </w:pPr>
+            <w:r/>
+            <w:r>
+              <w:rPr>
+                <w:rFonts w:ascii="Verdana" w:hAnsi="Verdana"/>
+                <w:b w:val="0"/>
+                <w:sz w:val="16"/>
+              </w:rPr>
+              <w:t>-4000</w:t>
+            </w:r>
+          </w:p>
+        </w:tc>
+        <w:tc>
+          <w:tcPr>
+            <w:tcW w:type="dxa" w:w="1514"/>
+          </w:tcPr>
+          <w:p>
+            <w:pPr>
+              <w:spacing w:before="20" w:after="20"/>
+            </w:pPr>
+            <w:r/>
+            <w:r>
+              <w:rPr>
+                <w:rFonts w:ascii="Verdana" w:hAnsi="Verdana"/>
+                <w:b w:val="0"/>
+                <w:sz w:val="16"/>
+              </w:rPr>
+              <w:t>17</w:t>
+            </w:r>
+          </w:p>
+        </w:tc>
+        <w:tc>
+          <w:tcPr>
+            <w:tcW w:type="dxa" w:w="1514"/>
+          </w:tcPr>
+          <w:p>
+            <w:pPr>
+              <w:spacing w:before="20" w:after="20"/>
+            </w:pPr>
+            <w:r/>
+            <w:r>
+              <w:rPr>
+                <w:rFonts w:ascii="Verdana" w:hAnsi="Verdana"/>
+                <w:sz w:val="16"/>
+              </w:rPr>
               <w:t>m</w:t>
             </w:r>
           </w:p>
@@ -2906,6 +3869,9 @@
             <w:tcW w:type="dxa" w:w="1514"/>
           </w:tcPr>
           <w:p>
+            <w:pPr>
+              <w:spacing w:before="20" w:after="20"/>
+            </w:pPr>
             <w:r/>
             <w:r>
               <w:rPr>
@@ -2922,6 +3888,9 @@
             <w:tcW w:type="dxa" w:w="1514"/>
           </w:tcPr>
           <w:p>
+            <w:pPr>
+              <w:spacing w:before="20" w:after="20"/>
+            </w:pPr>
             <w:r/>
             <w:r>
               <w:rPr>
@@ -2929,70 +3898,6 @@
                 <w:b w:val="0"/>
                 <w:sz w:val="16"/>
               </w:rPr>
-              <w:t>-4000</w:t>
-            </w:r>
-          </w:p>
-        </w:tc>
-        <w:tc>
-          <w:tcPr>
-            <w:tcW w:type="dxa" w:w="1514"/>
-          </w:tcPr>
-          <w:p>
-            <w:r/>
-            <w:r>
-              <w:rPr>
-                <w:rFonts w:ascii="Verdana" w:hAnsi="Verdana"/>
-                <w:b w:val="0"/>
-                <w:sz w:val="16"/>
-              </w:rPr>
-              <w:t>17</w:t>
-            </w:r>
-          </w:p>
-        </w:tc>
-        <w:tc>
-          <w:tcPr>
-            <w:tcW w:type="dxa" w:w="1514"/>
-          </w:tcPr>
-          <w:p>
-            <w:r/>
-            <w:r>
-              <w:rPr>
-                <w:rFonts w:ascii="Verdana" w:hAnsi="Verdana"/>
-                <w:b w:val="0"/>
-                <w:sz w:val="16"/>
-              </w:rPr>
-              <w:t>m</w:t>
-            </w:r>
-          </w:p>
-        </w:tc>
-        <w:tc>
-          <w:tcPr>
-            <w:tcW w:type="dxa" w:w="1514"/>
-          </w:tcPr>
-          <w:p>
-            <w:r/>
-            <w:r>
-              <w:rPr>
-                <w:rFonts w:ascii="Verdana" w:hAnsi="Verdana"/>
-                <w:b w:val="0"/>
-                <w:sz w:val="16"/>
-              </w:rPr>
-              <w:t>1</w:t>
-            </w:r>
-          </w:p>
-        </w:tc>
-        <w:tc>
-          <w:tcPr>
-            <w:tcW w:type="dxa" w:w="1514"/>
-          </w:tcPr>
-          <w:p>
-            <w:r/>
-            <w:r>
-              <w:rPr>
-                <w:rFonts w:ascii="Verdana" w:hAnsi="Verdana"/>
-                <w:b w:val="0"/>
-                <w:sz w:val="16"/>
-              </w:rPr>
               <w:t>5</w:t>
             </w:r>
           </w:p>
@@ -3002,6 +3907,9 @@
             <w:tcW w:type="dxa" w:w="1514"/>
           </w:tcPr>
           <w:p>
+            <w:pPr>
+              <w:spacing w:before="20" w:after="20"/>
+            </w:pPr>
             <w:r/>
             <w:r>
               <w:rPr>
@@ -3023,6 +3931,9 @@
             <w:tcW w:type="dxa" w:w="1514"/>
           </w:tcPr>
           <w:p>
+            <w:pPr>
+              <w:spacing w:before="20" w:after="20"/>
+            </w:pPr>
             <w:r/>
             <w:r>
               <w:rPr>
@@ -3039,6 +3950,9 @@
             <w:tcW w:type="dxa" w:w="1514"/>
           </w:tcPr>
           <w:p>
+            <w:pPr>
+              <w:spacing w:before="20" w:after="20"/>
+            </w:pPr>
             <w:r/>
             <w:r>
               <w:rPr>
@@ -3055,6 +3969,27 @@
             <w:tcW w:type="dxa" w:w="1514"/>
           </w:tcPr>
           <w:p>
+            <w:pPr>
+              <w:spacing w:before="20" w:after="20"/>
+            </w:pPr>
+            <w:r/>
+            <w:r>
+              <w:rPr>
+                <w:rFonts w:ascii="Verdana" w:hAnsi="Verdana"/>
+                <w:sz w:val="16"/>
+              </w:rPr>
+              <w:t>m</w:t>
+            </w:r>
+          </w:p>
+        </w:tc>
+        <w:tc>
+          <w:tcPr>
+            <w:tcW w:type="dxa" w:w="1514"/>
+          </w:tcPr>
+          <w:p>
+            <w:pPr>
+              <w:spacing w:before="20" w:after="20"/>
+            </w:pPr>
             <w:r/>
             <w:r>
               <w:rPr>
@@ -3062,6 +3997,62 @@
                 <w:b w:val="0"/>
                 <w:sz w:val="16"/>
               </w:rPr>
+              <w:t>1</w:t>
+            </w:r>
+          </w:p>
+        </w:tc>
+        <w:tc>
+          <w:tcPr>
+            <w:tcW w:type="dxa" w:w="1514"/>
+          </w:tcPr>
+          <w:p>
+            <w:pPr>
+              <w:spacing w:before="20" w:after="20"/>
+            </w:pPr>
+            <w:r/>
+            <w:r>
+              <w:rPr>
+                <w:rFonts w:ascii="Verdana" w:hAnsi="Verdana"/>
+                <w:b w:val="0"/>
+                <w:sz w:val="16"/>
+              </w:rPr>
+              <w:t>-4000</w:t>
+            </w:r>
+          </w:p>
+        </w:tc>
+        <w:tc>
+          <w:tcPr>
+            <w:tcW w:type="dxa" w:w="1514"/>
+          </w:tcPr>
+          <w:p>
+            <w:pPr>
+              <w:spacing w:before="20" w:after="20"/>
+            </w:pPr>
+            <w:r/>
+            <w:r>
+              <w:rPr>
+                <w:rFonts w:ascii="Verdana" w:hAnsi="Verdana"/>
+                <w:b w:val="0"/>
+                <w:sz w:val="16"/>
+              </w:rPr>
+              <w:t>17</w:t>
+            </w:r>
+          </w:p>
+        </w:tc>
+        <w:tc>
+          <w:tcPr>
+            <w:tcW w:type="dxa" w:w="1514"/>
+          </w:tcPr>
+          <w:p>
+            <w:pPr>
+              <w:spacing w:before="20" w:after="20"/>
+            </w:pPr>
+            <w:r/>
+            <w:r>
+              <w:rPr>
+                <w:rFonts w:ascii="Verdana" w:hAnsi="Verdana"/>
+                <w:sz w:val="16"/>
+              </w:rPr>
               <w:t>m</w:t>
             </w:r>
           </w:p>
@@ -3071,6 +4062,9 @@
             <w:tcW w:type="dxa" w:w="1514"/>
           </w:tcPr>
           <w:p>
+            <w:pPr>
+              <w:spacing w:before="20" w:after="20"/>
+            </w:pPr>
             <w:r/>
             <w:r>
               <w:rPr>
@@ -3087,6 +4081,9 @@
             <w:tcW w:type="dxa" w:w="1514"/>
           </w:tcPr>
           <w:p>
+            <w:pPr>
+              <w:spacing w:before="20" w:after="20"/>
+            </w:pPr>
             <w:r/>
             <w:r>
               <w:rPr>
@@ -3094,70 +4091,6 @@
                 <w:b w:val="0"/>
                 <w:sz w:val="16"/>
               </w:rPr>
-              <w:t>-4000</w:t>
-            </w:r>
-          </w:p>
-        </w:tc>
-        <w:tc>
-          <w:tcPr>
-            <w:tcW w:type="dxa" w:w="1514"/>
-          </w:tcPr>
-          <w:p>
-            <w:r/>
-            <w:r>
-              <w:rPr>
-                <w:rFonts w:ascii="Verdana" w:hAnsi="Verdana"/>
-                <w:b w:val="0"/>
-                <w:sz w:val="16"/>
-              </w:rPr>
-              <w:t>17</w:t>
-            </w:r>
-          </w:p>
-        </w:tc>
-        <w:tc>
-          <w:tcPr>
-            <w:tcW w:type="dxa" w:w="1514"/>
-          </w:tcPr>
-          <w:p>
-            <w:r/>
-            <w:r>
-              <w:rPr>
-                <w:rFonts w:ascii="Verdana" w:hAnsi="Verdana"/>
-                <w:b w:val="0"/>
-                <w:sz w:val="16"/>
-              </w:rPr>
-              <w:t>m</w:t>
-            </w:r>
-          </w:p>
-        </w:tc>
-        <w:tc>
-          <w:tcPr>
-            <w:tcW w:type="dxa" w:w="1514"/>
-          </w:tcPr>
-          <w:p>
-            <w:r/>
-            <w:r>
-              <w:rPr>
-                <w:rFonts w:ascii="Verdana" w:hAnsi="Verdana"/>
-                <w:b w:val="0"/>
-                <w:sz w:val="16"/>
-              </w:rPr>
-              <w:t>1</w:t>
-            </w:r>
-          </w:p>
-        </w:tc>
-        <w:tc>
-          <w:tcPr>
-            <w:tcW w:type="dxa" w:w="1514"/>
-          </w:tcPr>
-          <w:p>
-            <w:r/>
-            <w:r>
-              <w:rPr>
-                <w:rFonts w:ascii="Verdana" w:hAnsi="Verdana"/>
-                <w:b w:val="0"/>
-                <w:sz w:val="16"/>
-              </w:rPr>
               <w:t>5</w:t>
             </w:r>
           </w:p>
@@ -3167,6 +4100,9 @@
             <w:tcW w:type="dxa" w:w="1514"/>
           </w:tcPr>
           <w:p>
+            <w:pPr>
+              <w:spacing w:before="20" w:after="20"/>
+            </w:pPr>
             <w:r/>
             <w:r>
               <w:rPr>
@@ -3188,6 +4124,9 @@
             <w:tcW w:type="dxa" w:w="1514"/>
           </w:tcPr>
           <w:p>
+            <w:pPr>
+              <w:spacing w:before="20" w:after="20"/>
+            </w:pPr>
             <w:r/>
             <w:r>
               <w:rPr>
@@ -3204,6 +4143,9 @@
             <w:tcW w:type="dxa" w:w="1514"/>
           </w:tcPr>
           <w:p>
+            <w:pPr>
+              <w:spacing w:before="20" w:after="20"/>
+            </w:pPr>
             <w:r/>
             <w:r>
               <w:rPr>
@@ -3220,6 +4162,27 @@
             <w:tcW w:type="dxa" w:w="1514"/>
           </w:tcPr>
           <w:p>
+            <w:pPr>
+              <w:spacing w:before="20" w:after="20"/>
+            </w:pPr>
+            <w:r/>
+            <w:r>
+              <w:rPr>
+                <w:rFonts w:ascii="Verdana" w:hAnsi="Verdana"/>
+                <w:sz w:val="16"/>
+              </w:rPr>
+              <w:t>m</w:t>
+            </w:r>
+          </w:p>
+        </w:tc>
+        <w:tc>
+          <w:tcPr>
+            <w:tcW w:type="dxa" w:w="1514"/>
+          </w:tcPr>
+          <w:p>
+            <w:pPr>
+              <w:spacing w:before="20" w:after="20"/>
+            </w:pPr>
             <w:r/>
             <w:r>
               <w:rPr>
@@ -3227,6 +4190,62 @@
                 <w:b w:val="0"/>
                 <w:sz w:val="16"/>
               </w:rPr>
+              <w:t>2</w:t>
+            </w:r>
+          </w:p>
+        </w:tc>
+        <w:tc>
+          <w:tcPr>
+            <w:tcW w:type="dxa" w:w="1514"/>
+          </w:tcPr>
+          <w:p>
+            <w:pPr>
+              <w:spacing w:before="20" w:after="20"/>
+            </w:pPr>
+            <w:r/>
+            <w:r>
+              <w:rPr>
+                <w:rFonts w:ascii="Verdana" w:hAnsi="Verdana"/>
+                <w:b w:val="0"/>
+                <w:sz w:val="16"/>
+              </w:rPr>
+              <w:t>0</w:t>
+            </w:r>
+          </w:p>
+        </w:tc>
+        <w:tc>
+          <w:tcPr>
+            <w:tcW w:type="dxa" w:w="1514"/>
+          </w:tcPr>
+          <w:p>
+            <w:pPr>
+              <w:spacing w:before="20" w:after="20"/>
+            </w:pPr>
+            <w:r/>
+            <w:r>
+              <w:rPr>
+                <w:rFonts w:ascii="Verdana" w:hAnsi="Verdana"/>
+                <w:b w:val="0"/>
+                <w:sz w:val="16"/>
+              </w:rPr>
+              <w:t>16</w:t>
+            </w:r>
+          </w:p>
+        </w:tc>
+        <w:tc>
+          <w:tcPr>
+            <w:tcW w:type="dxa" w:w="1514"/>
+          </w:tcPr>
+          <w:p>
+            <w:pPr>
+              <w:spacing w:before="20" w:after="20"/>
+            </w:pPr>
+            <w:r/>
+            <w:r>
+              <w:rPr>
+                <w:rFonts w:ascii="Verdana" w:hAnsi="Verdana"/>
+                <w:sz w:val="16"/>
+              </w:rPr>
               <w:t>m</w:t>
             </w:r>
           </w:p>
@@ -3236,6 +4255,9 @@
             <w:tcW w:type="dxa" w:w="1514"/>
           </w:tcPr>
           <w:p>
+            <w:pPr>
+              <w:spacing w:before="20" w:after="20"/>
+            </w:pPr>
             <w:r/>
             <w:r>
               <w:rPr>
@@ -3252,6 +4274,9 @@
             <w:tcW w:type="dxa" w:w="1514"/>
           </w:tcPr>
           <w:p>
+            <w:pPr>
+              <w:spacing w:before="20" w:after="20"/>
+            </w:pPr>
             <w:r/>
             <w:r>
               <w:rPr>
@@ -3259,70 +4284,6 @@
                 <w:b w:val="0"/>
                 <w:sz w:val="16"/>
               </w:rPr>
-              <w:t>0</w:t>
-            </w:r>
-          </w:p>
-        </w:tc>
-        <w:tc>
-          <w:tcPr>
-            <w:tcW w:type="dxa" w:w="1514"/>
-          </w:tcPr>
-          <w:p>
-            <w:r/>
-            <w:r>
-              <w:rPr>
-                <w:rFonts w:ascii="Verdana" w:hAnsi="Verdana"/>
-                <w:b w:val="0"/>
-                <w:sz w:val="16"/>
-              </w:rPr>
-              <w:t>16</w:t>
-            </w:r>
-          </w:p>
-        </w:tc>
-        <w:tc>
-          <w:tcPr>
-            <w:tcW w:type="dxa" w:w="1514"/>
-          </w:tcPr>
-          <w:p>
-            <w:r/>
-            <w:r>
-              <w:rPr>
-                <w:rFonts w:ascii="Verdana" w:hAnsi="Verdana"/>
-                <w:b w:val="0"/>
-                <w:sz w:val="16"/>
-              </w:rPr>
-              <w:t>m</w:t>
-            </w:r>
-          </w:p>
-        </w:tc>
-        <w:tc>
-          <w:tcPr>
-            <w:tcW w:type="dxa" w:w="1514"/>
-          </w:tcPr>
-          <w:p>
-            <w:r/>
-            <w:r>
-              <w:rPr>
-                <w:rFonts w:ascii="Verdana" w:hAnsi="Verdana"/>
-                <w:b w:val="0"/>
-                <w:sz w:val="16"/>
-              </w:rPr>
-              <w:t>2</w:t>
-            </w:r>
-          </w:p>
-        </w:tc>
-        <w:tc>
-          <w:tcPr>
-            <w:tcW w:type="dxa" w:w="1514"/>
-          </w:tcPr>
-          <w:p>
-            <w:r/>
-            <w:r>
-              <w:rPr>
-                <w:rFonts w:ascii="Verdana" w:hAnsi="Verdana"/>
-                <w:b w:val="0"/>
-                <w:sz w:val="16"/>
-              </w:rPr>
               <w:t>5</w:t>
             </w:r>
           </w:p>
@@ -3332,6 +4293,9 @@
             <w:tcW w:type="dxa" w:w="1514"/>
           </w:tcPr>
           <w:p>
+            <w:pPr>
+              <w:spacing w:before="20" w:after="20"/>
+            </w:pPr>
             <w:r/>
             <w:r>
               <w:rPr>
@@ -3353,6 +4317,9 @@
             <w:tcW w:type="dxa" w:w="1514"/>
           </w:tcPr>
           <w:p>
+            <w:pPr>
+              <w:spacing w:before="20" w:after="20"/>
+            </w:pPr>
             <w:r/>
             <w:r>
               <w:rPr>
@@ -3369,6 +4336,9 @@
             <w:tcW w:type="dxa" w:w="1514"/>
           </w:tcPr>
           <w:p>
+            <w:pPr>
+              <w:spacing w:before="20" w:after="20"/>
+            </w:pPr>
             <w:r/>
             <w:r>
               <w:rPr>
@@ -3385,6 +4355,27 @@
             <w:tcW w:type="dxa" w:w="1514"/>
           </w:tcPr>
           <w:p>
+            <w:pPr>
+              <w:spacing w:before="20" w:after="20"/>
+            </w:pPr>
+            <w:r/>
+            <w:r>
+              <w:rPr>
+                <w:rFonts w:ascii="Verdana" w:hAnsi="Verdana"/>
+                <w:sz w:val="16"/>
+              </w:rPr>
+              <w:t>m</w:t>
+            </w:r>
+          </w:p>
+        </w:tc>
+        <w:tc>
+          <w:tcPr>
+            <w:tcW w:type="dxa" w:w="1514"/>
+          </w:tcPr>
+          <w:p>
+            <w:pPr>
+              <w:spacing w:before="20" w:after="20"/>
+            </w:pPr>
             <w:r/>
             <w:r>
               <w:rPr>
@@ -3392,6 +4383,62 @@
                 <w:b w:val="0"/>
                 <w:sz w:val="16"/>
               </w:rPr>
+              <w:t>1</w:t>
+            </w:r>
+          </w:p>
+        </w:tc>
+        <w:tc>
+          <w:tcPr>
+            <w:tcW w:type="dxa" w:w="1514"/>
+          </w:tcPr>
+          <w:p>
+            <w:pPr>
+              <w:spacing w:before="20" w:after="20"/>
+            </w:pPr>
+            <w:r/>
+            <w:r>
+              <w:rPr>
+                <w:rFonts w:ascii="Verdana" w:hAnsi="Verdana"/>
+                <w:b w:val="0"/>
+                <w:sz w:val="16"/>
+              </w:rPr>
+              <w:t>0</w:t>
+            </w:r>
+          </w:p>
+        </w:tc>
+        <w:tc>
+          <w:tcPr>
+            <w:tcW w:type="dxa" w:w="1514"/>
+          </w:tcPr>
+          <w:p>
+            <w:pPr>
+              <w:spacing w:before="20" w:after="20"/>
+            </w:pPr>
+            <w:r/>
+            <w:r>
+              <w:rPr>
+                <w:rFonts w:ascii="Verdana" w:hAnsi="Verdana"/>
+                <w:b w:val="0"/>
+                <w:sz w:val="16"/>
+              </w:rPr>
+              <w:t>12</w:t>
+            </w:r>
+          </w:p>
+        </w:tc>
+        <w:tc>
+          <w:tcPr>
+            <w:tcW w:type="dxa" w:w="1514"/>
+          </w:tcPr>
+          <w:p>
+            <w:pPr>
+              <w:spacing w:before="20" w:after="20"/>
+            </w:pPr>
+            <w:r/>
+            <w:r>
+              <w:rPr>
+                <w:rFonts w:ascii="Verdana" w:hAnsi="Verdana"/>
+                <w:sz w:val="16"/>
+              </w:rPr>
               <w:t>m</w:t>
             </w:r>
           </w:p>
@@ -3401,6 +4448,9 @@
             <w:tcW w:type="dxa" w:w="1514"/>
           </w:tcPr>
           <w:p>
+            <w:pPr>
+              <w:spacing w:before="20" w:after="20"/>
+            </w:pPr>
             <w:r/>
             <w:r>
               <w:rPr>
@@ -3417,6 +4467,9 @@
             <w:tcW w:type="dxa" w:w="1514"/>
           </w:tcPr>
           <w:p>
+            <w:pPr>
+              <w:spacing w:before="20" w:after="20"/>
+            </w:pPr>
             <w:r/>
             <w:r>
               <w:rPr>
@@ -3424,70 +4477,6 @@
                 <w:b w:val="0"/>
                 <w:sz w:val="16"/>
               </w:rPr>
-              <w:t>0</w:t>
-            </w:r>
-          </w:p>
-        </w:tc>
-        <w:tc>
-          <w:tcPr>
-            <w:tcW w:type="dxa" w:w="1514"/>
-          </w:tcPr>
-          <w:p>
-            <w:r/>
-            <w:r>
-              <w:rPr>
-                <w:rFonts w:ascii="Verdana" w:hAnsi="Verdana"/>
-                <w:b w:val="0"/>
-                <w:sz w:val="16"/>
-              </w:rPr>
-              <w:t>12</w:t>
-            </w:r>
-          </w:p>
-        </w:tc>
-        <w:tc>
-          <w:tcPr>
-            <w:tcW w:type="dxa" w:w="1514"/>
-          </w:tcPr>
-          <w:p>
-            <w:r/>
-            <w:r>
-              <w:rPr>
-                <w:rFonts w:ascii="Verdana" w:hAnsi="Verdana"/>
-                <w:b w:val="0"/>
-                <w:sz w:val="16"/>
-              </w:rPr>
-              <w:t>m</w:t>
-            </w:r>
-          </w:p>
-        </w:tc>
-        <w:tc>
-          <w:tcPr>
-            <w:tcW w:type="dxa" w:w="1514"/>
-          </w:tcPr>
-          <w:p>
-            <w:r/>
-            <w:r>
-              <w:rPr>
-                <w:rFonts w:ascii="Verdana" w:hAnsi="Verdana"/>
-                <w:b w:val="0"/>
-                <w:sz w:val="16"/>
-              </w:rPr>
-              <w:t>1</w:t>
-            </w:r>
-          </w:p>
-        </w:tc>
-        <w:tc>
-          <w:tcPr>
-            <w:tcW w:type="dxa" w:w="1514"/>
-          </w:tcPr>
-          <w:p>
-            <w:r/>
-            <w:r>
-              <w:rPr>
-                <w:rFonts w:ascii="Verdana" w:hAnsi="Verdana"/>
-                <w:b w:val="0"/>
-                <w:sz w:val="16"/>
-              </w:rPr>
               <w:t>4</w:t>
             </w:r>
           </w:p>
@@ -3497,6 +4486,9 @@
             <w:tcW w:type="dxa" w:w="1514"/>
           </w:tcPr>
           <w:p>
+            <w:pPr>
+              <w:spacing w:before="20" w:after="20"/>
+            </w:pPr>
             <w:r/>
             <w:r>
               <w:rPr>
@@ -3518,6 +4510,9 @@
             <w:tcW w:type="dxa" w:w="1514"/>
           </w:tcPr>
           <w:p>
+            <w:pPr>
+              <w:spacing w:before="20" w:after="20"/>
+            </w:pPr>
             <w:r/>
             <w:r>
               <w:rPr>
@@ -3534,6 +4529,9 @@
             <w:tcW w:type="dxa" w:w="1514"/>
           </w:tcPr>
           <w:p>
+            <w:pPr>
+              <w:spacing w:before="20" w:after="20"/>
+            </w:pPr>
             <w:r/>
             <w:r>
               <w:rPr>
@@ -3550,6 +4548,27 @@
             <w:tcW w:type="dxa" w:w="1514"/>
           </w:tcPr>
           <w:p>
+            <w:pPr>
+              <w:spacing w:before="20" w:after="20"/>
+            </w:pPr>
+            <w:r/>
+            <w:r>
+              <w:rPr>
+                <w:rFonts w:ascii="Verdana" w:hAnsi="Verdana"/>
+                <w:sz w:val="16"/>
+              </w:rPr>
+              <w:t>Numérica</w:t>
+            </w:r>
+          </w:p>
+        </w:tc>
+        <w:tc>
+          <w:tcPr>
+            <w:tcW w:type="dxa" w:w="1514"/>
+          </w:tcPr>
+          <w:p>
+            <w:pPr>
+              <w:spacing w:before="20" w:after="20"/>
+            </w:pPr>
             <w:r/>
             <w:r>
               <w:rPr>
@@ -3557,6 +4576,62 @@
                 <w:b w:val="0"/>
                 <w:sz w:val="16"/>
               </w:rPr>
+              <w:t>0</w:t>
+            </w:r>
+          </w:p>
+        </w:tc>
+        <w:tc>
+          <w:tcPr>
+            <w:tcW w:type="dxa" w:w="1514"/>
+          </w:tcPr>
+          <w:p>
+            <w:pPr>
+              <w:spacing w:before="20" w:after="20"/>
+            </w:pPr>
+            <w:r/>
+            <w:r>
+              <w:rPr>
+                <w:rFonts w:ascii="Verdana" w:hAnsi="Verdana"/>
+                <w:b w:val="0"/>
+                <w:sz w:val="16"/>
+              </w:rPr>
+              <w:t>0</w:t>
+            </w:r>
+          </w:p>
+        </w:tc>
+        <w:tc>
+          <w:tcPr>
+            <w:tcW w:type="dxa" w:w="1514"/>
+          </w:tcPr>
+          <w:p>
+            <w:pPr>
+              <w:spacing w:before="20" w:after="20"/>
+            </w:pPr>
+            <w:r/>
+            <w:r>
+              <w:rPr>
+                <w:rFonts w:ascii="Verdana" w:hAnsi="Verdana"/>
+                <w:b w:val="0"/>
+                <w:sz w:val="16"/>
+              </w:rPr>
+              <w:t>12</w:t>
+            </w:r>
+          </w:p>
+        </w:tc>
+        <w:tc>
+          <w:tcPr>
+            <w:tcW w:type="dxa" w:w="1514"/>
+          </w:tcPr>
+          <w:p>
+            <w:pPr>
+              <w:spacing w:before="20" w:after="20"/>
+            </w:pPr>
+            <w:r/>
+            <w:r>
+              <w:rPr>
+                <w:rFonts w:ascii="Verdana" w:hAnsi="Verdana"/>
+                <w:sz w:val="16"/>
+              </w:rPr>
               <w:t>Numérica</w:t>
             </w:r>
           </w:p>
@@ -3566,6 +4641,9 @@
             <w:tcW w:type="dxa" w:w="1514"/>
           </w:tcPr>
           <w:p>
+            <w:pPr>
+              <w:spacing w:before="20" w:after="20"/>
+            </w:pPr>
             <w:r/>
             <w:r>
               <w:rPr>
@@ -3582,6 +4660,9 @@
             <w:tcW w:type="dxa" w:w="1514"/>
           </w:tcPr>
           <w:p>
+            <w:pPr>
+              <w:spacing w:before="20" w:after="20"/>
+            </w:pPr>
             <w:r/>
             <w:r>
               <w:rPr>
@@ -3589,70 +4670,6 @@
                 <w:b w:val="0"/>
                 <w:sz w:val="16"/>
               </w:rPr>
-              <w:t>0</w:t>
-            </w:r>
-          </w:p>
-        </w:tc>
-        <w:tc>
-          <w:tcPr>
-            <w:tcW w:type="dxa" w:w="1514"/>
-          </w:tcPr>
-          <w:p>
-            <w:r/>
-            <w:r>
-              <w:rPr>
-                <w:rFonts w:ascii="Verdana" w:hAnsi="Verdana"/>
-                <w:b w:val="0"/>
-                <w:sz w:val="16"/>
-              </w:rPr>
-              <w:t>12</w:t>
-            </w:r>
-          </w:p>
-        </w:tc>
-        <w:tc>
-          <w:tcPr>
-            <w:tcW w:type="dxa" w:w="1514"/>
-          </w:tcPr>
-          <w:p>
-            <w:r/>
-            <w:r>
-              <w:rPr>
-                <w:rFonts w:ascii="Verdana" w:hAnsi="Verdana"/>
-                <w:b w:val="0"/>
-                <w:sz w:val="16"/>
-              </w:rPr>
-              <w:t>Numérica</w:t>
-            </w:r>
-          </w:p>
-        </w:tc>
-        <w:tc>
-          <w:tcPr>
-            <w:tcW w:type="dxa" w:w="1514"/>
-          </w:tcPr>
-          <w:p>
-            <w:r/>
-            <w:r>
-              <w:rPr>
-                <w:rFonts w:ascii="Verdana" w:hAnsi="Verdana"/>
-                <w:b w:val="0"/>
-                <w:sz w:val="16"/>
-              </w:rPr>
-              <w:t>0</w:t>
-            </w:r>
-          </w:p>
-        </w:tc>
-        <w:tc>
-          <w:tcPr>
-            <w:tcW w:type="dxa" w:w="1514"/>
-          </w:tcPr>
-          <w:p>
-            <w:r/>
-            <w:r>
-              <w:rPr>
-                <w:rFonts w:ascii="Verdana" w:hAnsi="Verdana"/>
-                <w:b w:val="0"/>
-                <w:sz w:val="16"/>
-              </w:rPr>
               <w:t>4</w:t>
             </w:r>
           </w:p>
@@ -3662,6 +4679,9 @@
             <w:tcW w:type="dxa" w:w="1514"/>
           </w:tcPr>
           <w:p>
+            <w:pPr>
+              <w:spacing w:before="20" w:after="20"/>
+            </w:pPr>
             <w:r/>
             <w:r>
               <w:rPr>
@@ -3682,6 +4702,9 @@
             <w:tcW w:type="dxa" w:w="1514"/>
           </w:tcPr>
           <w:p>
+            <w:pPr>
+              <w:spacing w:before="20" w:after="20"/>
+            </w:pPr>
             <w:r/>
             <w:r>
               <w:rPr>
@@ -3698,6 +4721,9 @@
             <w:tcW w:type="dxa" w:w="1514"/>
           </w:tcPr>
           <w:p>
+            <w:pPr>
+              <w:spacing w:before="20" w:after="20"/>
+            </w:pPr>
             <w:r/>
             <w:r>
               <w:rPr>
@@ -3714,6 +4740,27 @@
             <w:tcW w:type="dxa" w:w="1514"/>
           </w:tcPr>
           <w:p>
+            <w:pPr>
+              <w:spacing w:before="20" w:after="20"/>
+            </w:pPr>
+            <w:r/>
+            <w:r>
+              <w:rPr>
+                <w:rFonts w:ascii="Verdana" w:hAnsi="Verdana"/>
+                <w:sz w:val="16"/>
+              </w:rPr>
+              <w:t>Numérica</w:t>
+            </w:r>
+          </w:p>
+        </w:tc>
+        <w:tc>
+          <w:tcPr>
+            <w:tcW w:type="dxa" w:w="1514"/>
+          </w:tcPr>
+          <w:p>
+            <w:pPr>
+              <w:spacing w:before="20" w:after="20"/>
+            </w:pPr>
             <w:r/>
             <w:r>
               <w:rPr>
@@ -3721,6 +4768,62 @@
                 <w:b w:val="0"/>
                 <w:sz w:val="16"/>
               </w:rPr>
+              <w:t>0</w:t>
+            </w:r>
+          </w:p>
+        </w:tc>
+        <w:tc>
+          <w:tcPr>
+            <w:tcW w:type="dxa" w:w="1514"/>
+          </w:tcPr>
+          <w:p>
+            <w:pPr>
+              <w:spacing w:before="20" w:after="20"/>
+            </w:pPr>
+            <w:r/>
+            <w:r>
+              <w:rPr>
+                <w:rFonts w:ascii="Verdana" w:hAnsi="Verdana"/>
+                <w:b w:val="0"/>
+                <w:sz w:val="16"/>
+              </w:rPr>
+              <w:t>0</w:t>
+            </w:r>
+          </w:p>
+        </w:tc>
+        <w:tc>
+          <w:tcPr>
+            <w:tcW w:type="dxa" w:w="1514"/>
+          </w:tcPr>
+          <w:p>
+            <w:pPr>
+              <w:spacing w:before="20" w:after="20"/>
+            </w:pPr>
+            <w:r/>
+            <w:r>
+              <w:rPr>
+                <w:rFonts w:ascii="Verdana" w:hAnsi="Verdana"/>
+                <w:b w:val="0"/>
+                <w:sz w:val="16"/>
+              </w:rPr>
+              <w:t>12</w:t>
+            </w:r>
+          </w:p>
+        </w:tc>
+        <w:tc>
+          <w:tcPr>
+            <w:tcW w:type="dxa" w:w="1514"/>
+          </w:tcPr>
+          <w:p>
+            <w:pPr>
+              <w:spacing w:before="20" w:after="20"/>
+            </w:pPr>
+            <w:r/>
+            <w:r>
+              <w:rPr>
+                <w:rFonts w:ascii="Verdana" w:hAnsi="Verdana"/>
+                <w:sz w:val="16"/>
+              </w:rPr>
               <w:t>Numérica</w:t>
             </w:r>
           </w:p>
@@ -3730,6 +4833,9 @@
             <w:tcW w:type="dxa" w:w="1514"/>
           </w:tcPr>
           <w:p>
+            <w:pPr>
+              <w:spacing w:before="20" w:after="20"/>
+            </w:pPr>
             <w:r/>
             <w:r>
               <w:rPr>
@@ -3746,6 +4852,9 @@
             <w:tcW w:type="dxa" w:w="1514"/>
           </w:tcPr>
           <w:p>
+            <w:pPr>
+              <w:spacing w:before="20" w:after="20"/>
+            </w:pPr>
             <w:r/>
             <w:r>
               <w:rPr>
@@ -3753,70 +4862,6 @@
                 <w:b w:val="0"/>
                 <w:sz w:val="16"/>
               </w:rPr>
-              <w:t>0</w:t>
-            </w:r>
-          </w:p>
-        </w:tc>
-        <w:tc>
-          <w:tcPr>
-            <w:tcW w:type="dxa" w:w="1514"/>
-          </w:tcPr>
-          <w:p>
-            <w:r/>
-            <w:r>
-              <w:rPr>
-                <w:rFonts w:ascii="Verdana" w:hAnsi="Verdana"/>
-                <w:b w:val="0"/>
-                <w:sz w:val="16"/>
-              </w:rPr>
-              <w:t>12</w:t>
-            </w:r>
-          </w:p>
-        </w:tc>
-        <w:tc>
-          <w:tcPr>
-            <w:tcW w:type="dxa" w:w="1514"/>
-          </w:tcPr>
-          <w:p>
-            <w:r/>
-            <w:r>
-              <w:rPr>
-                <w:rFonts w:ascii="Verdana" w:hAnsi="Verdana"/>
-                <w:b w:val="0"/>
-                <w:sz w:val="16"/>
-              </w:rPr>
-              <w:t>Numérica</w:t>
-            </w:r>
-          </w:p>
-        </w:tc>
-        <w:tc>
-          <w:tcPr>
-            <w:tcW w:type="dxa" w:w="1514"/>
-          </w:tcPr>
-          <w:p>
-            <w:r/>
-            <w:r>
-              <w:rPr>
-                <w:rFonts w:ascii="Verdana" w:hAnsi="Verdana"/>
-                <w:b w:val="0"/>
-                <w:sz w:val="16"/>
-              </w:rPr>
-              <w:t>0</w:t>
-            </w:r>
-          </w:p>
-        </w:tc>
-        <w:tc>
-          <w:tcPr>
-            <w:tcW w:type="dxa" w:w="1514"/>
-          </w:tcPr>
-          <w:p>
-            <w:r/>
-            <w:r>
-              <w:rPr>
-                <w:rFonts w:ascii="Verdana" w:hAnsi="Verdana"/>
-                <w:b w:val="0"/>
-                <w:sz w:val="16"/>
-              </w:rPr>
               <w:t>4</w:t>
             </w:r>
           </w:p>
@@ -3826,6 +4871,9 @@
             <w:tcW w:type="dxa" w:w="1514"/>
           </w:tcPr>
           <w:p>
+            <w:pPr>
+              <w:spacing w:before="20" w:after="20"/>
+            </w:pPr>
             <w:r/>
             <w:r>
               <w:rPr>
@@ -3846,6 +4894,9 @@
             <w:tcW w:type="dxa" w:w="1514"/>
           </w:tcPr>
           <w:p>
+            <w:pPr>
+              <w:spacing w:before="20" w:after="20"/>
+            </w:pPr>
             <w:r/>
             <w:r>
               <w:rPr>
@@ -3862,6 +4913,9 @@
             <w:tcW w:type="dxa" w:w="1514"/>
           </w:tcPr>
           <w:p>
+            <w:pPr>
+              <w:spacing w:before="20" w:after="20"/>
+            </w:pPr>
             <w:r/>
             <w:r>
               <w:rPr>
@@ -3878,6 +4932,27 @@
             <w:tcW w:type="dxa" w:w="1514"/>
           </w:tcPr>
           <w:p>
+            <w:pPr>
+              <w:spacing w:before="20" w:after="20"/>
+            </w:pPr>
+            <w:r/>
+            <w:r>
+              <w:rPr>
+                <w:rFonts w:ascii="Verdana" w:hAnsi="Verdana"/>
+                <w:sz w:val="16"/>
+              </w:rPr>
+              <w:t>m</w:t>
+            </w:r>
+          </w:p>
+        </w:tc>
+        <w:tc>
+          <w:tcPr>
+            <w:tcW w:type="dxa" w:w="1514"/>
+          </w:tcPr>
+          <w:p>
+            <w:pPr>
+              <w:spacing w:before="20" w:after="20"/>
+            </w:pPr>
             <w:r/>
             <w:r>
               <w:rPr>
@@ -3885,6 +4960,62 @@
                 <w:b w:val="0"/>
                 <w:sz w:val="16"/>
               </w:rPr>
+              <w:t>1</w:t>
+            </w:r>
+          </w:p>
+        </w:tc>
+        <w:tc>
+          <w:tcPr>
+            <w:tcW w:type="dxa" w:w="1514"/>
+          </w:tcPr>
+          <w:p>
+            <w:pPr>
+              <w:spacing w:before="20" w:after="20"/>
+            </w:pPr>
+            <w:r/>
+            <w:r>
+              <w:rPr>
+                <w:rFonts w:ascii="Verdana" w:hAnsi="Verdana"/>
+                <w:b w:val="0"/>
+                <w:sz w:val="16"/>
+              </w:rPr>
+              <w:t>62000000</w:t>
+            </w:r>
+          </w:p>
+        </w:tc>
+        <w:tc>
+          <w:tcPr>
+            <w:tcW w:type="dxa" w:w="1514"/>
+          </w:tcPr>
+          <w:p>
+            <w:pPr>
+              <w:spacing w:before="20" w:after="20"/>
+            </w:pPr>
+            <w:r/>
+            <w:r>
+              <w:rPr>
+                <w:rFonts w:ascii="Verdana" w:hAnsi="Verdana"/>
+                <w:b w:val="0"/>
+                <w:sz w:val="16"/>
+              </w:rPr>
+              <w:t>22</w:t>
+            </w:r>
+          </w:p>
+        </w:tc>
+        <w:tc>
+          <w:tcPr>
+            <w:tcW w:type="dxa" w:w="1514"/>
+          </w:tcPr>
+          <w:p>
+            <w:pPr>
+              <w:spacing w:before="20" w:after="20"/>
+            </w:pPr>
+            <w:r/>
+            <w:r>
+              <w:rPr>
+                <w:rFonts w:ascii="Verdana" w:hAnsi="Verdana"/>
+                <w:sz w:val="16"/>
+              </w:rPr>
               <w:t>m</w:t>
             </w:r>
           </w:p>
@@ -3894,6 +5025,9 @@
             <w:tcW w:type="dxa" w:w="1514"/>
           </w:tcPr>
           <w:p>
+            <w:pPr>
+              <w:spacing w:before="20" w:after="20"/>
+            </w:pPr>
             <w:r/>
             <w:r>
               <w:rPr>
@@ -3910,6 +5044,9 @@
             <w:tcW w:type="dxa" w:w="1514"/>
           </w:tcPr>
           <w:p>
+            <w:pPr>
+              <w:spacing w:before="20" w:after="20"/>
+            </w:pPr>
             <w:r/>
             <w:r>
               <w:rPr>
@@ -3917,70 +5054,6 @@
                 <w:b w:val="0"/>
                 <w:sz w:val="16"/>
               </w:rPr>
-              <w:t>62000000</w:t>
-            </w:r>
-          </w:p>
-        </w:tc>
-        <w:tc>
-          <w:tcPr>
-            <w:tcW w:type="dxa" w:w="1514"/>
-          </w:tcPr>
-          <w:p>
-            <w:r/>
-            <w:r>
-              <w:rPr>
-                <w:rFonts w:ascii="Verdana" w:hAnsi="Verdana"/>
-                <w:b w:val="0"/>
-                <w:sz w:val="16"/>
-              </w:rPr>
-              <w:t>22</w:t>
-            </w:r>
-          </w:p>
-        </w:tc>
-        <w:tc>
-          <w:tcPr>
-            <w:tcW w:type="dxa" w:w="1514"/>
-          </w:tcPr>
-          <w:p>
-            <w:r/>
-            <w:r>
-              <w:rPr>
-                <w:rFonts w:ascii="Verdana" w:hAnsi="Verdana"/>
-                <w:b w:val="0"/>
-                <w:sz w:val="16"/>
-              </w:rPr>
-              <w:t>m</w:t>
-            </w:r>
-          </w:p>
-        </w:tc>
-        <w:tc>
-          <w:tcPr>
-            <w:tcW w:type="dxa" w:w="1514"/>
-          </w:tcPr>
-          <w:p>
-            <w:r/>
-            <w:r>
-              <w:rPr>
-                <w:rFonts w:ascii="Verdana" w:hAnsi="Verdana"/>
-                <w:b w:val="0"/>
-                <w:sz w:val="16"/>
-              </w:rPr>
-              <w:t>1</w:t>
-            </w:r>
-          </w:p>
-        </w:tc>
-        <w:tc>
-          <w:tcPr>
-            <w:tcW w:type="dxa" w:w="1514"/>
-          </w:tcPr>
-          <w:p>
-            <w:r/>
-            <w:r>
-              <w:rPr>
-                <w:rFonts w:ascii="Verdana" w:hAnsi="Verdana"/>
-                <w:b w:val="0"/>
-                <w:sz w:val="16"/>
-              </w:rPr>
               <w:t>8</w:t>
             </w:r>
           </w:p>
@@ -3990,6 +5063,9 @@
             <w:tcW w:type="dxa" w:w="1514"/>
           </w:tcPr>
           <w:p>
+            <w:pPr>
+              <w:spacing w:before="20" w:after="20"/>
+            </w:pPr>
             <w:r/>
             <w:r>
               <w:rPr>
@@ -4011,6 +5087,9 @@
             <w:tcW w:type="dxa" w:w="1514"/>
           </w:tcPr>
           <w:p>
+            <w:pPr>
+              <w:spacing w:before="20" w:after="20"/>
+            </w:pPr>
             <w:r/>
             <w:r>
               <w:rPr>
@@ -4027,6 +5106,9 @@
             <w:tcW w:type="dxa" w:w="1514"/>
           </w:tcPr>
           <w:p>
+            <w:pPr>
+              <w:spacing w:before="20" w:after="20"/>
+            </w:pPr>
             <w:r/>
             <w:r>
               <w:rPr>
@@ -4043,6 +5125,27 @@
             <w:tcW w:type="dxa" w:w="1514"/>
           </w:tcPr>
           <w:p>
+            <w:pPr>
+              <w:spacing w:before="20" w:after="20"/>
+            </w:pPr>
+            <w:r/>
+            <w:r>
+              <w:rPr>
+                <w:rFonts w:ascii="Verdana" w:hAnsi="Verdana"/>
+                <w:sz w:val="16"/>
+              </w:rPr>
+              <w:t>m</w:t>
+            </w:r>
+          </w:p>
+        </w:tc>
+        <w:tc>
+          <w:tcPr>
+            <w:tcW w:type="dxa" w:w="1514"/>
+          </w:tcPr>
+          <w:p>
+            <w:pPr>
+              <w:spacing w:before="20" w:after="20"/>
+            </w:pPr>
             <w:r/>
             <w:r>
               <w:rPr>
@@ -4050,6 +5153,62 @@
                 <w:b w:val="0"/>
                 <w:sz w:val="16"/>
               </w:rPr>
+              <w:t>2</w:t>
+            </w:r>
+          </w:p>
+        </w:tc>
+        <w:tc>
+          <w:tcPr>
+            <w:tcW w:type="dxa" w:w="1514"/>
+          </w:tcPr>
+          <w:p>
+            <w:pPr>
+              <w:spacing w:before="20" w:after="20"/>
+            </w:pPr>
+            <w:r/>
+            <w:r>
+              <w:rPr>
+                <w:rFonts w:ascii="Verdana" w:hAnsi="Verdana"/>
+                <w:b w:val="0"/>
+                <w:sz w:val="16"/>
+              </w:rPr>
+              <w:t>0</w:t>
+            </w:r>
+          </w:p>
+        </w:tc>
+        <w:tc>
+          <w:tcPr>
+            <w:tcW w:type="dxa" w:w="1514"/>
+          </w:tcPr>
+          <w:p>
+            <w:pPr>
+              <w:spacing w:before="20" w:after="20"/>
+            </w:pPr>
+            <w:r/>
+            <w:r>
+              <w:rPr>
+                <w:rFonts w:ascii="Verdana" w:hAnsi="Verdana"/>
+                <w:b w:val="0"/>
+                <w:sz w:val="16"/>
+              </w:rPr>
+              <w:t>14</w:t>
+            </w:r>
+          </w:p>
+        </w:tc>
+        <w:tc>
+          <w:tcPr>
+            <w:tcW w:type="dxa" w:w="1514"/>
+          </w:tcPr>
+          <w:p>
+            <w:pPr>
+              <w:spacing w:before="20" w:after="20"/>
+            </w:pPr>
+            <w:r/>
+            <w:r>
+              <w:rPr>
+                <w:rFonts w:ascii="Verdana" w:hAnsi="Verdana"/>
+                <w:sz w:val="16"/>
+              </w:rPr>
               <w:t>m</w:t>
             </w:r>
           </w:p>
@@ -4059,6 +5218,9 @@
             <w:tcW w:type="dxa" w:w="1514"/>
           </w:tcPr>
           <w:p>
+            <w:pPr>
+              <w:spacing w:before="20" w:after="20"/>
+            </w:pPr>
             <w:r/>
             <w:r>
               <w:rPr>
@@ -4075,6 +5237,9 @@
             <w:tcW w:type="dxa" w:w="1514"/>
           </w:tcPr>
           <w:p>
+            <w:pPr>
+              <w:spacing w:before="20" w:after="20"/>
+            </w:pPr>
             <w:r/>
             <w:r>
               <w:rPr>
@@ -4082,70 +5247,6 @@
                 <w:b w:val="0"/>
                 <w:sz w:val="16"/>
               </w:rPr>
-              <w:t>0</w:t>
-            </w:r>
-          </w:p>
-        </w:tc>
-        <w:tc>
-          <w:tcPr>
-            <w:tcW w:type="dxa" w:w="1514"/>
-          </w:tcPr>
-          <w:p>
-            <w:r/>
-            <w:r>
-              <w:rPr>
-                <w:rFonts w:ascii="Verdana" w:hAnsi="Verdana"/>
-                <w:b w:val="0"/>
-                <w:sz w:val="16"/>
-              </w:rPr>
-              <w:t>14</w:t>
-            </w:r>
-          </w:p>
-        </w:tc>
-        <w:tc>
-          <w:tcPr>
-            <w:tcW w:type="dxa" w:w="1514"/>
-          </w:tcPr>
-          <w:p>
-            <w:r/>
-            <w:r>
-              <w:rPr>
-                <w:rFonts w:ascii="Verdana" w:hAnsi="Verdana"/>
-                <w:b w:val="0"/>
-                <w:sz w:val="16"/>
-              </w:rPr>
-              <w:t>m</w:t>
-            </w:r>
-          </w:p>
-        </w:tc>
-        <w:tc>
-          <w:tcPr>
-            <w:tcW w:type="dxa" w:w="1514"/>
-          </w:tcPr>
-          <w:p>
-            <w:r/>
-            <w:r>
-              <w:rPr>
-                <w:rFonts w:ascii="Verdana" w:hAnsi="Verdana"/>
-                <w:b w:val="0"/>
-                <w:sz w:val="16"/>
-              </w:rPr>
-              <w:t>2</w:t>
-            </w:r>
-          </w:p>
-        </w:tc>
-        <w:tc>
-          <w:tcPr>
-            <w:tcW w:type="dxa" w:w="1514"/>
-          </w:tcPr>
-          <w:p>
-            <w:r/>
-            <w:r>
-              <w:rPr>
-                <w:rFonts w:ascii="Verdana" w:hAnsi="Verdana"/>
-                <w:b w:val="0"/>
-                <w:sz w:val="16"/>
-              </w:rPr>
               <w:t>5</w:t>
             </w:r>
           </w:p>
@@ -4155,6 +5256,9 @@
             <w:tcW w:type="dxa" w:w="1514"/>
           </w:tcPr>
           <w:p>
+            <w:pPr>
+              <w:spacing w:before="20" w:after="20"/>
+            </w:pPr>
             <w:r/>
             <w:r>
               <w:rPr>
@@ -4175,6 +5279,9 @@
             <w:tcW w:type="dxa" w:w="1514"/>
           </w:tcPr>
           <w:p>
+            <w:pPr>
+              <w:spacing w:before="20" w:after="20"/>
+            </w:pPr>
             <w:r/>
             <w:r>
               <w:rPr>
@@ -4191,6 +5298,9 @@
             <w:tcW w:type="dxa" w:w="1514"/>
           </w:tcPr>
           <w:p>
+            <w:pPr>
+              <w:spacing w:before="20" w:after="20"/>
+            </w:pPr>
             <w:r/>
             <w:r>
               <w:rPr>
@@ -4207,6 +5317,27 @@
             <w:tcW w:type="dxa" w:w="1514"/>
           </w:tcPr>
           <w:p>
+            <w:pPr>
+              <w:spacing w:before="20" w:after="20"/>
+            </w:pPr>
+            <w:r/>
+            <w:r>
+              <w:rPr>
+                <w:rFonts w:ascii="Verdana" w:hAnsi="Verdana"/>
+                <w:sz w:val="16"/>
+              </w:rPr>
+              <w:t>m</w:t>
+            </w:r>
+          </w:p>
+        </w:tc>
+        <w:tc>
+          <w:tcPr>
+            <w:tcW w:type="dxa" w:w="1514"/>
+          </w:tcPr>
+          <w:p>
+            <w:pPr>
+              <w:spacing w:before="20" w:after="20"/>
+            </w:pPr>
             <w:r/>
             <w:r>
               <w:rPr>
@@ -4214,6 +5345,62 @@
                 <w:b w:val="0"/>
                 <w:sz w:val="16"/>
               </w:rPr>
+              <w:t>1</w:t>
+            </w:r>
+          </w:p>
+        </w:tc>
+        <w:tc>
+          <w:tcPr>
+            <w:tcW w:type="dxa" w:w="1514"/>
+          </w:tcPr>
+          <w:p>
+            <w:pPr>
+              <w:spacing w:before="20" w:after="20"/>
+            </w:pPr>
+            <w:r/>
+            <w:r>
+              <w:rPr>
+                <w:rFonts w:ascii="Verdana" w:hAnsi="Verdana"/>
+                <w:b w:val="0"/>
+                <w:sz w:val="16"/>
+              </w:rPr>
+              <w:t>0</w:t>
+            </w:r>
+          </w:p>
+        </w:tc>
+        <w:tc>
+          <w:tcPr>
+            <w:tcW w:type="dxa" w:w="1514"/>
+          </w:tcPr>
+          <w:p>
+            <w:pPr>
+              <w:spacing w:before="20" w:after="20"/>
+            </w:pPr>
+            <w:r/>
+            <w:r>
+              <w:rPr>
+                <w:rFonts w:ascii="Verdana" w:hAnsi="Verdana"/>
+                <w:b w:val="0"/>
+                <w:sz w:val="16"/>
+              </w:rPr>
+              <w:t>17</w:t>
+            </w:r>
+          </w:p>
+        </w:tc>
+        <w:tc>
+          <w:tcPr>
+            <w:tcW w:type="dxa" w:w="1514"/>
+          </w:tcPr>
+          <w:p>
+            <w:pPr>
+              <w:spacing w:before="20" w:after="20"/>
+            </w:pPr>
+            <w:r/>
+            <w:r>
+              <w:rPr>
+                <w:rFonts w:ascii="Verdana" w:hAnsi="Verdana"/>
+                <w:sz w:val="16"/>
+              </w:rPr>
               <w:t>m</w:t>
             </w:r>
           </w:p>
@@ -4223,6 +5410,9 @@
             <w:tcW w:type="dxa" w:w="1514"/>
           </w:tcPr>
           <w:p>
+            <w:pPr>
+              <w:spacing w:before="20" w:after="20"/>
+            </w:pPr>
             <w:r/>
             <w:r>
               <w:rPr>
@@ -4239,6 +5429,9 @@
             <w:tcW w:type="dxa" w:w="1514"/>
           </w:tcPr>
           <w:p>
+            <w:pPr>
+              <w:spacing w:before="20" w:after="20"/>
+            </w:pPr>
             <w:r/>
             <w:r>
               <w:rPr>
@@ -4246,70 +5439,6 @@
                 <w:b w:val="0"/>
                 <w:sz w:val="16"/>
               </w:rPr>
-              <w:t>0</w:t>
-            </w:r>
-          </w:p>
-        </w:tc>
-        <w:tc>
-          <w:tcPr>
-            <w:tcW w:type="dxa" w:w="1514"/>
-          </w:tcPr>
-          <w:p>
-            <w:r/>
-            <w:r>
-              <w:rPr>
-                <w:rFonts w:ascii="Verdana" w:hAnsi="Verdana"/>
-                <w:b w:val="0"/>
-                <w:sz w:val="16"/>
-              </w:rPr>
-              <w:t>17</w:t>
-            </w:r>
-          </w:p>
-        </w:tc>
-        <w:tc>
-          <w:tcPr>
-            <w:tcW w:type="dxa" w:w="1514"/>
-          </w:tcPr>
-          <w:p>
-            <w:r/>
-            <w:r>
-              <w:rPr>
-                <w:rFonts w:ascii="Verdana" w:hAnsi="Verdana"/>
-                <w:b w:val="0"/>
-                <w:sz w:val="16"/>
-              </w:rPr>
-              <w:t>m</w:t>
-            </w:r>
-          </w:p>
-        </w:tc>
-        <w:tc>
-          <w:tcPr>
-            <w:tcW w:type="dxa" w:w="1514"/>
-          </w:tcPr>
-          <w:p>
-            <w:r/>
-            <w:r>
-              <w:rPr>
-                <w:rFonts w:ascii="Verdana" w:hAnsi="Verdana"/>
-                <w:b w:val="0"/>
-                <w:sz w:val="16"/>
-              </w:rPr>
-              <w:t>1</w:t>
-            </w:r>
-          </w:p>
-        </w:tc>
-        <w:tc>
-          <w:tcPr>
-            <w:tcW w:type="dxa" w:w="1514"/>
-          </w:tcPr>
-          <w:p>
-            <w:r/>
-            <w:r>
-              <w:rPr>
-                <w:rFonts w:ascii="Verdana" w:hAnsi="Verdana"/>
-                <w:b w:val="0"/>
-                <w:sz w:val="16"/>
-              </w:rPr>
               <w:t>6</w:t>
             </w:r>
           </w:p>
@@ -4319,6 +5448,9 @@
             <w:tcW w:type="dxa" w:w="1514"/>
           </w:tcPr>
           <w:p>
+            <w:pPr>
+              <w:spacing w:before="20" w:after="20"/>
+            </w:pPr>
             <w:r/>
             <w:r>
               <w:rPr>
@@ -4339,6 +5471,9 @@
             <w:tcW w:type="dxa" w:w="1514"/>
           </w:tcPr>
           <w:p>
+            <w:pPr>
+              <w:spacing w:before="20" w:after="20"/>
+            </w:pPr>
             <w:r/>
             <w:r>
               <w:rPr>
@@ -4355,6 +5490,9 @@
             <w:tcW w:type="dxa" w:w="1514"/>
           </w:tcPr>
           <w:p>
+            <w:pPr>
+              <w:spacing w:before="20" w:after="20"/>
+            </w:pPr>
             <w:r/>
             <w:r>
               <w:rPr>
@@ -4371,6 +5509,27 @@
             <w:tcW w:type="dxa" w:w="1514"/>
           </w:tcPr>
           <w:p>
+            <w:pPr>
+              <w:spacing w:before="20" w:after="20"/>
+            </w:pPr>
+            <w:r/>
+            <w:r>
+              <w:rPr>
+                <w:rFonts w:ascii="Verdana" w:hAnsi="Verdana"/>
+                <w:sz w:val="16"/>
+              </w:rPr>
+              <w:t>m</w:t>
+            </w:r>
+          </w:p>
+        </w:tc>
+        <w:tc>
+          <w:tcPr>
+            <w:tcW w:type="dxa" w:w="1514"/>
+          </w:tcPr>
+          <w:p>
+            <w:pPr>
+              <w:spacing w:before="20" w:after="20"/>
+            </w:pPr>
             <w:r/>
             <w:r>
               <w:rPr>
@@ -4378,6 +5537,62 @@
                 <w:b w:val="0"/>
                 <w:sz w:val="16"/>
               </w:rPr>
+              <w:t>2</w:t>
+            </w:r>
+          </w:p>
+        </w:tc>
+        <w:tc>
+          <w:tcPr>
+            <w:tcW w:type="dxa" w:w="1514"/>
+          </w:tcPr>
+          <w:p>
+            <w:pPr>
+              <w:spacing w:before="20" w:after="20"/>
+            </w:pPr>
+            <w:r/>
+            <w:r>
+              <w:rPr>
+                <w:rFonts w:ascii="Verdana" w:hAnsi="Verdana"/>
+                <w:b w:val="0"/>
+                <w:sz w:val="16"/>
+              </w:rPr>
+              <w:t>0</w:t>
+            </w:r>
+          </w:p>
+        </w:tc>
+        <w:tc>
+          <w:tcPr>
+            <w:tcW w:type="dxa" w:w="1514"/>
+          </w:tcPr>
+          <w:p>
+            <w:pPr>
+              <w:spacing w:before="20" w:after="20"/>
+            </w:pPr>
+            <w:r/>
+            <w:r>
+              <w:rPr>
+                <w:rFonts w:ascii="Verdana" w:hAnsi="Verdana"/>
+                <w:b w:val="0"/>
+                <w:sz w:val="16"/>
+              </w:rPr>
+              <w:t>20</w:t>
+            </w:r>
+          </w:p>
+        </w:tc>
+        <w:tc>
+          <w:tcPr>
+            <w:tcW w:type="dxa" w:w="1514"/>
+          </w:tcPr>
+          <w:p>
+            <w:pPr>
+              <w:spacing w:before="20" w:after="20"/>
+            </w:pPr>
+            <w:r/>
+            <w:r>
+              <w:rPr>
+                <w:rFonts w:ascii="Verdana" w:hAnsi="Verdana"/>
+                <w:sz w:val="16"/>
+              </w:rPr>
               <w:t>m</w:t>
             </w:r>
           </w:p>
@@ -4387,6 +5602,9 @@
             <w:tcW w:type="dxa" w:w="1514"/>
           </w:tcPr>
           <w:p>
+            <w:pPr>
+              <w:spacing w:before="20" w:after="20"/>
+            </w:pPr>
             <w:r/>
             <w:r>
               <w:rPr>
@@ -4403,6 +5621,9 @@
             <w:tcW w:type="dxa" w:w="1514"/>
           </w:tcPr>
           <w:p>
+            <w:pPr>
+              <w:spacing w:before="20" w:after="20"/>
+            </w:pPr>
             <w:r/>
             <w:r>
               <w:rPr>
@@ -4410,70 +5631,6 @@
                 <w:b w:val="0"/>
                 <w:sz w:val="16"/>
               </w:rPr>
-              <w:t>0</w:t>
-            </w:r>
-          </w:p>
-        </w:tc>
-        <w:tc>
-          <w:tcPr>
-            <w:tcW w:type="dxa" w:w="1514"/>
-          </w:tcPr>
-          <w:p>
-            <w:r/>
-            <w:r>
-              <w:rPr>
-                <w:rFonts w:ascii="Verdana" w:hAnsi="Verdana"/>
-                <w:b w:val="0"/>
-                <w:sz w:val="16"/>
-              </w:rPr>
-              <w:t>20</w:t>
-            </w:r>
-          </w:p>
-        </w:tc>
-        <w:tc>
-          <w:tcPr>
-            <w:tcW w:type="dxa" w:w="1514"/>
-          </w:tcPr>
-          <w:p>
-            <w:r/>
-            <w:r>
-              <w:rPr>
-                <w:rFonts w:ascii="Verdana" w:hAnsi="Verdana"/>
-                <w:b w:val="0"/>
-                <w:sz w:val="16"/>
-              </w:rPr>
-              <w:t>m</w:t>
-            </w:r>
-          </w:p>
-        </w:tc>
-        <w:tc>
-          <w:tcPr>
-            <w:tcW w:type="dxa" w:w="1514"/>
-          </w:tcPr>
-          <w:p>
-            <w:r/>
-            <w:r>
-              <w:rPr>
-                <w:rFonts w:ascii="Verdana" w:hAnsi="Verdana"/>
-                <w:b w:val="0"/>
-                <w:sz w:val="16"/>
-              </w:rPr>
-              <w:t>2</w:t>
-            </w:r>
-          </w:p>
-        </w:tc>
-        <w:tc>
-          <w:tcPr>
-            <w:tcW w:type="dxa" w:w="1514"/>
-          </w:tcPr>
-          <w:p>
-            <w:r/>
-            <w:r>
-              <w:rPr>
-                <w:rFonts w:ascii="Verdana" w:hAnsi="Verdana"/>
-                <w:b w:val="0"/>
-                <w:sz w:val="16"/>
-              </w:rPr>
               <w:t>7</w:t>
             </w:r>
           </w:p>
@@ -4483,6 +5640,9 @@
             <w:tcW w:type="dxa" w:w="1514"/>
           </w:tcPr>
           <w:p>
+            <w:pPr>
+              <w:spacing w:before="20" w:after="20"/>
+            </w:pPr>
             <w:r/>
             <w:r>
               <w:rPr>
@@ -4503,6 +5663,9 @@
             <w:tcW w:type="dxa" w:w="1514"/>
           </w:tcPr>
           <w:p>
+            <w:pPr>
+              <w:spacing w:before="20" w:after="20"/>
+            </w:pPr>
             <w:r/>
             <w:r>
               <w:rPr>
@@ -4519,6 +5682,9 @@
             <w:tcW w:type="dxa" w:w="1514"/>
           </w:tcPr>
           <w:p>
+            <w:pPr>
+              <w:spacing w:before="20" w:after="20"/>
+            </w:pPr>
             <w:r/>
             <w:r>
               <w:rPr>
@@ -4535,6 +5701,27 @@
             <w:tcW w:type="dxa" w:w="1514"/>
           </w:tcPr>
           <w:p>
+            <w:pPr>
+              <w:spacing w:before="20" w:after="20"/>
+            </w:pPr>
+            <w:r/>
+            <w:r>
+              <w:rPr>
+                <w:rFonts w:ascii="Verdana" w:hAnsi="Verdana"/>
+                <w:sz w:val="16"/>
+              </w:rPr>
+              <w:t>m</w:t>
+            </w:r>
+          </w:p>
+        </w:tc>
+        <w:tc>
+          <w:tcPr>
+            <w:tcW w:type="dxa" w:w="1514"/>
+          </w:tcPr>
+          <w:p>
+            <w:pPr>
+              <w:spacing w:before="20" w:after="20"/>
+            </w:pPr>
             <w:r/>
             <w:r>
               <w:rPr>
@@ -4542,6 +5729,62 @@
                 <w:b w:val="0"/>
                 <w:sz w:val="16"/>
               </w:rPr>
+              <w:t>0</w:t>
+            </w:r>
+          </w:p>
+        </w:tc>
+        <w:tc>
+          <w:tcPr>
+            <w:tcW w:type="dxa" w:w="1514"/>
+          </w:tcPr>
+          <w:p>
+            <w:pPr>
+              <w:spacing w:before="20" w:after="20"/>
+            </w:pPr>
+            <w:r/>
+            <w:r>
+              <w:rPr>
+                <w:rFonts w:ascii="Verdana" w:hAnsi="Verdana"/>
+                <w:b w:val="0"/>
+                <w:sz w:val="16"/>
+              </w:rPr>
+              <w:t>0</w:t>
+            </w:r>
+          </w:p>
+        </w:tc>
+        <w:tc>
+          <w:tcPr>
+            <w:tcW w:type="dxa" w:w="1514"/>
+          </w:tcPr>
+          <w:p>
+            <w:pPr>
+              <w:spacing w:before="20" w:after="20"/>
+            </w:pPr>
+            <w:r/>
+            <w:r>
+              <w:rPr>
+                <w:rFonts w:ascii="Verdana" w:hAnsi="Verdana"/>
+                <w:b w:val="0"/>
+                <w:sz w:val="16"/>
+              </w:rPr>
+              <w:t>4</w:t>
+            </w:r>
+          </w:p>
+        </w:tc>
+        <w:tc>
+          <w:tcPr>
+            <w:tcW w:type="dxa" w:w="1514"/>
+          </w:tcPr>
+          <w:p>
+            <w:pPr>
+              <w:spacing w:before="20" w:after="20"/>
+            </w:pPr>
+            <w:r/>
+            <w:r>
+              <w:rPr>
+                <w:rFonts w:ascii="Verdana" w:hAnsi="Verdana"/>
+                <w:sz w:val="16"/>
+              </w:rPr>
               <w:t>m</w:t>
             </w:r>
           </w:p>
@@ -4551,6 +5794,9 @@
             <w:tcW w:type="dxa" w:w="1514"/>
           </w:tcPr>
           <w:p>
+            <w:pPr>
+              <w:spacing w:before="20" w:after="20"/>
+            </w:pPr>
             <w:r/>
             <w:r>
               <w:rPr>
@@ -4567,6 +5813,9 @@
             <w:tcW w:type="dxa" w:w="1514"/>
           </w:tcPr>
           <w:p>
+            <w:pPr>
+              <w:spacing w:before="20" w:after="20"/>
+            </w:pPr>
             <w:r/>
             <w:r>
               <w:rPr>
@@ -4574,70 +5823,6 @@
                 <w:b w:val="0"/>
                 <w:sz w:val="16"/>
               </w:rPr>
-              <w:t>0</w:t>
-            </w:r>
-          </w:p>
-        </w:tc>
-        <w:tc>
-          <w:tcPr>
-            <w:tcW w:type="dxa" w:w="1514"/>
-          </w:tcPr>
-          <w:p>
-            <w:r/>
-            <w:r>
-              <w:rPr>
-                <w:rFonts w:ascii="Verdana" w:hAnsi="Verdana"/>
-                <w:b w:val="0"/>
-                <w:sz w:val="16"/>
-              </w:rPr>
-              <w:t>4</w:t>
-            </w:r>
-          </w:p>
-        </w:tc>
-        <w:tc>
-          <w:tcPr>
-            <w:tcW w:type="dxa" w:w="1514"/>
-          </w:tcPr>
-          <w:p>
-            <w:r/>
-            <w:r>
-              <w:rPr>
-                <w:rFonts w:ascii="Verdana" w:hAnsi="Verdana"/>
-                <w:b w:val="0"/>
-                <w:sz w:val="16"/>
-              </w:rPr>
-              <w:t>m</w:t>
-            </w:r>
-          </w:p>
-        </w:tc>
-        <w:tc>
-          <w:tcPr>
-            <w:tcW w:type="dxa" w:w="1514"/>
-          </w:tcPr>
-          <w:p>
-            <w:r/>
-            <w:r>
-              <w:rPr>
-                <w:rFonts w:ascii="Verdana" w:hAnsi="Verdana"/>
-                <w:b w:val="0"/>
-                <w:sz w:val="16"/>
-              </w:rPr>
-              <w:t>0</w:t>
-            </w:r>
-          </w:p>
-        </w:tc>
-        <w:tc>
-          <w:tcPr>
-            <w:tcW w:type="dxa" w:w="1514"/>
-          </w:tcPr>
-          <w:p>
-            <w:r/>
-            <w:r>
-              <w:rPr>
-                <w:rFonts w:ascii="Verdana" w:hAnsi="Verdana"/>
-                <w:b w:val="0"/>
-                <w:sz w:val="16"/>
-              </w:rPr>
               <w:t>2</w:t>
             </w:r>
           </w:p>
@@ -4647,6 +5832,9 @@
             <w:tcW w:type="dxa" w:w="1514"/>
           </w:tcPr>
           <w:p>
+            <w:pPr>
+              <w:spacing w:before="20" w:after="20"/>
+            </w:pPr>
             <w:r/>
             <w:r>
               <w:rPr>
@@ -4668,6 +5856,9 @@
             <w:tcW w:type="dxa" w:w="1514"/>
           </w:tcPr>
           <w:p>
+            <w:pPr>
+              <w:spacing w:before="20" w:after="20"/>
+            </w:pPr>
             <w:r/>
             <w:r>
               <w:rPr>
@@ -4684,6 +5875,9 @@
             <w:tcW w:type="dxa" w:w="1514"/>
           </w:tcPr>
           <w:p>
+            <w:pPr>
+              <w:spacing w:before="20" w:after="20"/>
+            </w:pPr>
             <w:r/>
             <w:r>
               <w:rPr>
@@ -4700,6 +5894,27 @@
             <w:tcW w:type="dxa" w:w="1514"/>
           </w:tcPr>
           <w:p>
+            <w:pPr>
+              <w:spacing w:before="20" w:after="20"/>
+            </w:pPr>
+            <w:r/>
+            <w:r>
+              <w:rPr>
+                <w:rFonts w:ascii="Verdana" w:hAnsi="Verdana"/>
+                <w:sz w:val="16"/>
+              </w:rPr>
+              <w:t>Pa</w:t>
+            </w:r>
+          </w:p>
+        </w:tc>
+        <w:tc>
+          <w:tcPr>
+            <w:tcW w:type="dxa" w:w="1514"/>
+          </w:tcPr>
+          <w:p>
+            <w:pPr>
+              <w:spacing w:before="20" w:after="20"/>
+            </w:pPr>
             <w:r/>
             <w:r>
               <w:rPr>
@@ -4707,6 +5922,62 @@
                 <w:b w:val="0"/>
                 <w:sz w:val="16"/>
               </w:rPr>
+              <w:t>-3</w:t>
+            </w:r>
+          </w:p>
+        </w:tc>
+        <w:tc>
+          <w:tcPr>
+            <w:tcW w:type="dxa" w:w="1514"/>
+          </w:tcPr>
+          <w:p>
+            <w:pPr>
+              <w:spacing w:before="20" w:after="20"/>
+            </w:pPr>
+            <w:r/>
+            <w:r>
+              <w:rPr>
+                <w:rFonts w:ascii="Verdana" w:hAnsi="Verdana"/>
+                <w:b w:val="0"/>
+                <w:sz w:val="16"/>
+              </w:rPr>
+              <w:t>0</w:t>
+            </w:r>
+          </w:p>
+        </w:tc>
+        <w:tc>
+          <w:tcPr>
+            <w:tcW w:type="dxa" w:w="1514"/>
+          </w:tcPr>
+          <w:p>
+            <w:pPr>
+              <w:spacing w:before="20" w:after="20"/>
+            </w:pPr>
+            <w:r/>
+            <w:r>
+              <w:rPr>
+                <w:rFonts w:ascii="Verdana" w:hAnsi="Verdana"/>
+                <w:b w:val="0"/>
+                <w:sz w:val="16"/>
+              </w:rPr>
+              <w:t>17</w:t>
+            </w:r>
+          </w:p>
+        </w:tc>
+        <w:tc>
+          <w:tcPr>
+            <w:tcW w:type="dxa" w:w="1514"/>
+          </w:tcPr>
+          <w:p>
+            <w:pPr>
+              <w:spacing w:before="20" w:after="20"/>
+            </w:pPr>
+            <w:r/>
+            <w:r>
+              <w:rPr>
+                <w:rFonts w:ascii="Verdana" w:hAnsi="Verdana"/>
+                <w:sz w:val="16"/>
+              </w:rPr>
               <w:t>Pa</w:t>
             </w:r>
           </w:p>
@@ -4716,6 +5987,9 @@
             <w:tcW w:type="dxa" w:w="1514"/>
           </w:tcPr>
           <w:p>
+            <w:pPr>
+              <w:spacing w:before="20" w:after="20"/>
+            </w:pPr>
             <w:r/>
             <w:r>
               <w:rPr>
@@ -4732,6 +6006,9 @@
             <w:tcW w:type="dxa" w:w="1514"/>
           </w:tcPr>
           <w:p>
+            <w:pPr>
+              <w:spacing w:before="20" w:after="20"/>
+            </w:pPr>
             <w:r/>
             <w:r>
               <w:rPr>
@@ -4739,70 +6016,6 @@
                 <w:b w:val="0"/>
                 <w:sz w:val="16"/>
               </w:rPr>
-              <w:t>0</w:t>
-            </w:r>
-          </w:p>
-        </w:tc>
-        <w:tc>
-          <w:tcPr>
-            <w:tcW w:type="dxa" w:w="1514"/>
-          </w:tcPr>
-          <w:p>
-            <w:r/>
-            <w:r>
-              <w:rPr>
-                <w:rFonts w:ascii="Verdana" w:hAnsi="Verdana"/>
-                <w:b w:val="0"/>
-                <w:sz w:val="16"/>
-              </w:rPr>
-              <w:t>17</w:t>
-            </w:r>
-          </w:p>
-        </w:tc>
-        <w:tc>
-          <w:tcPr>
-            <w:tcW w:type="dxa" w:w="1514"/>
-          </w:tcPr>
-          <w:p>
-            <w:r/>
-            <w:r>
-              <w:rPr>
-                <w:rFonts w:ascii="Verdana" w:hAnsi="Verdana"/>
-                <w:b w:val="0"/>
-                <w:sz w:val="16"/>
-              </w:rPr>
-              <w:t>Pa</w:t>
-            </w:r>
-          </w:p>
-        </w:tc>
-        <w:tc>
-          <w:tcPr>
-            <w:tcW w:type="dxa" w:w="1514"/>
-          </w:tcPr>
-          <w:p>
-            <w:r/>
-            <w:r>
-              <w:rPr>
-                <w:rFonts w:ascii="Verdana" w:hAnsi="Verdana"/>
-                <w:b w:val="0"/>
-                <w:sz w:val="16"/>
-              </w:rPr>
-              <w:t>-3</w:t>
-            </w:r>
-          </w:p>
-        </w:tc>
-        <w:tc>
-          <w:tcPr>
-            <w:tcW w:type="dxa" w:w="1514"/>
-          </w:tcPr>
-          <w:p>
-            <w:r/>
-            <w:r>
-              <w:rPr>
-                <w:rFonts w:ascii="Verdana" w:hAnsi="Verdana"/>
-                <w:b w:val="0"/>
-                <w:sz w:val="16"/>
-              </w:rPr>
               <w:t>6</w:t>
             </w:r>
           </w:p>
@@ -4812,6 +6025,9 @@
             <w:tcW w:type="dxa" w:w="1514"/>
           </w:tcPr>
           <w:p>
+            <w:pPr>
+              <w:spacing w:before="20" w:after="20"/>
+            </w:pPr>
             <w:r/>
             <w:r>
               <w:rPr>
@@ -4832,6 +6048,9 @@
             <w:tcW w:type="dxa" w:w="1514"/>
           </w:tcPr>
           <w:p>
+            <w:pPr>
+              <w:spacing w:before="20" w:after="20"/>
+            </w:pPr>
             <w:r/>
             <w:r>
               <w:rPr>
@@ -4848,6 +6067,9 @@
             <w:tcW w:type="dxa" w:w="1514"/>
           </w:tcPr>
           <w:p>
+            <w:pPr>
+              <w:spacing w:before="20" w:after="20"/>
+            </w:pPr>
             <w:r/>
             <w:r>
               <w:rPr>
@@ -4864,6 +6086,27 @@
             <w:tcW w:type="dxa" w:w="1514"/>
           </w:tcPr>
           <w:p>
+            <w:pPr>
+              <w:spacing w:before="20" w:after="20"/>
+            </w:pPr>
+            <w:r/>
+            <w:r>
+              <w:rPr>
+                <w:rFonts w:ascii="Verdana" w:hAnsi="Verdana"/>
+                <w:sz w:val="16"/>
+              </w:rPr>
+              <w:t>m</w:t>
+            </w:r>
+          </w:p>
+        </w:tc>
+        <w:tc>
+          <w:tcPr>
+            <w:tcW w:type="dxa" w:w="1514"/>
+          </w:tcPr>
+          <w:p>
+            <w:pPr>
+              <w:spacing w:before="20" w:after="20"/>
+            </w:pPr>
             <w:r/>
             <w:r>
               <w:rPr>
@@ -4871,6 +6114,62 @@
                 <w:b w:val="0"/>
                 <w:sz w:val="16"/>
               </w:rPr>
+              <w:t>0</w:t>
+            </w:r>
+          </w:p>
+        </w:tc>
+        <w:tc>
+          <w:tcPr>
+            <w:tcW w:type="dxa" w:w="1514"/>
+          </w:tcPr>
+          <w:p>
+            <w:pPr>
+              <w:spacing w:before="20" w:after="20"/>
+            </w:pPr>
+            <w:r/>
+            <w:r>
+              <w:rPr>
+                <w:rFonts w:ascii="Verdana" w:hAnsi="Verdana"/>
+                <w:b w:val="0"/>
+                <w:sz w:val="16"/>
+              </w:rPr>
+              <w:t>0</w:t>
+            </w:r>
+          </w:p>
+        </w:tc>
+        <w:tc>
+          <w:tcPr>
+            <w:tcW w:type="dxa" w:w="1514"/>
+          </w:tcPr>
+          <w:p>
+            <w:pPr>
+              <w:spacing w:before="20" w:after="20"/>
+            </w:pPr>
+            <w:r/>
+            <w:r>
+              <w:rPr>
+                <w:rFonts w:ascii="Verdana" w:hAnsi="Verdana"/>
+                <w:b w:val="0"/>
+                <w:sz w:val="16"/>
+              </w:rPr>
+              <w:t>10</w:t>
+            </w:r>
+          </w:p>
+        </w:tc>
+        <w:tc>
+          <w:tcPr>
+            <w:tcW w:type="dxa" w:w="1514"/>
+          </w:tcPr>
+          <w:p>
+            <w:pPr>
+              <w:spacing w:before="20" w:after="20"/>
+            </w:pPr>
+            <w:r/>
+            <w:r>
+              <w:rPr>
+                <w:rFonts w:ascii="Verdana" w:hAnsi="Verdana"/>
+                <w:sz w:val="16"/>
+              </w:rPr>
               <w:t>m</w:t>
             </w:r>
           </w:p>
@@ -4880,6 +6179,9 @@
             <w:tcW w:type="dxa" w:w="1514"/>
           </w:tcPr>
           <w:p>
+            <w:pPr>
+              <w:spacing w:before="20" w:after="20"/>
+            </w:pPr>
             <w:r/>
             <w:r>
               <w:rPr>
@@ -4896,6 +6198,9 @@
             <w:tcW w:type="dxa" w:w="1514"/>
           </w:tcPr>
           <w:p>
+            <w:pPr>
+              <w:spacing w:before="20" w:after="20"/>
+            </w:pPr>
             <w:r/>
             <w:r>
               <w:rPr>
@@ -4903,70 +6208,6 @@
                 <w:b w:val="0"/>
                 <w:sz w:val="16"/>
               </w:rPr>
-              <w:t>0</w:t>
-            </w:r>
-          </w:p>
-        </w:tc>
-        <w:tc>
-          <w:tcPr>
-            <w:tcW w:type="dxa" w:w="1514"/>
-          </w:tcPr>
-          <w:p>
-            <w:r/>
-            <w:r>
-              <w:rPr>
-                <w:rFonts w:ascii="Verdana" w:hAnsi="Verdana"/>
-                <w:b w:val="0"/>
-                <w:sz w:val="16"/>
-              </w:rPr>
-              <w:t>10</w:t>
-            </w:r>
-          </w:p>
-        </w:tc>
-        <w:tc>
-          <w:tcPr>
-            <w:tcW w:type="dxa" w:w="1514"/>
-          </w:tcPr>
-          <w:p>
-            <w:r/>
-            <w:r>
-              <w:rPr>
-                <w:rFonts w:ascii="Verdana" w:hAnsi="Verdana"/>
-                <w:b w:val="0"/>
-                <w:sz w:val="16"/>
-              </w:rPr>
-              <w:t>m</w:t>
-            </w:r>
-          </w:p>
-        </w:tc>
-        <w:tc>
-          <w:tcPr>
-            <w:tcW w:type="dxa" w:w="1514"/>
-          </w:tcPr>
-          <w:p>
-            <w:r/>
-            <w:r>
-              <w:rPr>
-                <w:rFonts w:ascii="Verdana" w:hAnsi="Verdana"/>
-                <w:b w:val="0"/>
-                <w:sz w:val="16"/>
-              </w:rPr>
-              <w:t>0</w:t>
-            </w:r>
-          </w:p>
-        </w:tc>
-        <w:tc>
-          <w:tcPr>
-            <w:tcW w:type="dxa" w:w="1514"/>
-          </w:tcPr>
-          <w:p>
-            <w:r/>
-            <w:r>
-              <w:rPr>
-                <w:rFonts w:ascii="Verdana" w:hAnsi="Verdana"/>
-                <w:b w:val="0"/>
-                <w:sz w:val="16"/>
-              </w:rPr>
               <w:t>4</w:t>
             </w:r>
           </w:p>
@@ -4976,6 +6217,9 @@
             <w:tcW w:type="dxa" w:w="1514"/>
           </w:tcPr>
           <w:p>
+            <w:pPr>
+              <w:spacing w:before="20" w:after="20"/>
+            </w:pPr>
             <w:r/>
             <w:r>
               <w:rPr>
@@ -4996,6 +6240,9 @@
             <w:tcW w:type="dxa" w:w="1514"/>
           </w:tcPr>
           <w:p>
+            <w:pPr>
+              <w:spacing w:before="20" w:after="20"/>
+            </w:pPr>
             <w:r/>
             <w:r>
               <w:rPr>
@@ -5012,6 +6259,9 @@
             <w:tcW w:type="dxa" w:w="1514"/>
           </w:tcPr>
           <w:p>
+            <w:pPr>
+              <w:spacing w:before="20" w:after="20"/>
+            </w:pPr>
             <w:r/>
             <w:r>
               <w:rPr>
@@ -5028,6 +6278,27 @@
             <w:tcW w:type="dxa" w:w="1514"/>
           </w:tcPr>
           <w:p>
+            <w:pPr>
+              <w:spacing w:before="20" w:after="20"/>
+            </w:pPr>
+            <w:r/>
+            <w:r>
+              <w:rPr>
+                <w:rFonts w:ascii="Verdana" w:hAnsi="Verdana"/>
+                <w:sz w:val="16"/>
+              </w:rPr>
+              <w:t>m</w:t>
+            </w:r>
+          </w:p>
+        </w:tc>
+        <w:tc>
+          <w:tcPr>
+            <w:tcW w:type="dxa" w:w="1514"/>
+          </w:tcPr>
+          <w:p>
+            <w:pPr>
+              <w:spacing w:before="20" w:after="20"/>
+            </w:pPr>
             <w:r/>
             <w:r>
               <w:rPr>
@@ -5035,6 +6306,62 @@
                 <w:b w:val="0"/>
                 <w:sz w:val="16"/>
               </w:rPr>
+              <w:t>3</w:t>
+            </w:r>
+          </w:p>
+        </w:tc>
+        <w:tc>
+          <w:tcPr>
+            <w:tcW w:type="dxa" w:w="1514"/>
+          </w:tcPr>
+          <w:p>
+            <w:pPr>
+              <w:spacing w:before="20" w:after="20"/>
+            </w:pPr>
+            <w:r/>
+            <w:r>
+              <w:rPr>
+                <w:rFonts w:ascii="Verdana" w:hAnsi="Verdana"/>
+                <w:b w:val="0"/>
+                <w:sz w:val="16"/>
+              </w:rPr>
+              <w:t>-10000000</w:t>
+            </w:r>
+          </w:p>
+        </w:tc>
+        <w:tc>
+          <w:tcPr>
+            <w:tcW w:type="dxa" w:w="1514"/>
+          </w:tcPr>
+          <w:p>
+            <w:pPr>
+              <w:spacing w:before="20" w:after="20"/>
+            </w:pPr>
+            <w:r/>
+            <w:r>
+              <w:rPr>
+                <w:rFonts w:ascii="Verdana" w:hAnsi="Verdana"/>
+                <w:b w:val="0"/>
+                <w:sz w:val="16"/>
+              </w:rPr>
+              <w:t>26</w:t>
+            </w:r>
+          </w:p>
+        </w:tc>
+        <w:tc>
+          <w:tcPr>
+            <w:tcW w:type="dxa" w:w="1514"/>
+          </w:tcPr>
+          <w:p>
+            <w:pPr>
+              <w:spacing w:before="20" w:after="20"/>
+            </w:pPr>
+            <w:r/>
+            <w:r>
+              <w:rPr>
+                <w:rFonts w:ascii="Verdana" w:hAnsi="Verdana"/>
+                <w:sz w:val="16"/>
+              </w:rPr>
               <w:t>m</w:t>
             </w:r>
           </w:p>
@@ -5044,6 +6371,9 @@
             <w:tcW w:type="dxa" w:w="1514"/>
           </w:tcPr>
           <w:p>
+            <w:pPr>
+              <w:spacing w:before="20" w:after="20"/>
+            </w:pPr>
             <w:r/>
             <w:r>
               <w:rPr>
@@ -5060,6 +6390,9 @@
             <w:tcW w:type="dxa" w:w="1514"/>
           </w:tcPr>
           <w:p>
+            <w:pPr>
+              <w:spacing w:before="20" w:after="20"/>
+            </w:pPr>
             <w:r/>
             <w:r>
               <w:rPr>
@@ -5067,70 +6400,6 @@
                 <w:b w:val="0"/>
                 <w:sz w:val="16"/>
               </w:rPr>
-              <w:t>-10000000</w:t>
-            </w:r>
-          </w:p>
-        </w:tc>
-        <w:tc>
-          <w:tcPr>
-            <w:tcW w:type="dxa" w:w="1514"/>
-          </w:tcPr>
-          <w:p>
-            <w:r/>
-            <w:r>
-              <w:rPr>
-                <w:rFonts w:ascii="Verdana" w:hAnsi="Verdana"/>
-                <w:b w:val="0"/>
-                <w:sz w:val="16"/>
-              </w:rPr>
-              <w:t>26</w:t>
-            </w:r>
-          </w:p>
-        </w:tc>
-        <w:tc>
-          <w:tcPr>
-            <w:tcW w:type="dxa" w:w="1514"/>
-          </w:tcPr>
-          <w:p>
-            <w:r/>
-            <w:r>
-              <w:rPr>
-                <w:rFonts w:ascii="Verdana" w:hAnsi="Verdana"/>
-                <w:b w:val="0"/>
-                <w:sz w:val="16"/>
-              </w:rPr>
-              <w:t>m</w:t>
-            </w:r>
-          </w:p>
-        </w:tc>
-        <w:tc>
-          <w:tcPr>
-            <w:tcW w:type="dxa" w:w="1514"/>
-          </w:tcPr>
-          <w:p>
-            <w:r/>
-            <w:r>
-              <w:rPr>
-                <w:rFonts w:ascii="Verdana" w:hAnsi="Verdana"/>
-                <w:b w:val="0"/>
-                <w:sz w:val="16"/>
-              </w:rPr>
-              <w:t>3</w:t>
-            </w:r>
-          </w:p>
-        </w:tc>
-        <w:tc>
-          <w:tcPr>
-            <w:tcW w:type="dxa" w:w="1514"/>
-          </w:tcPr>
-          <w:p>
-            <w:r/>
-            <w:r>
-              <w:rPr>
-                <w:rFonts w:ascii="Verdana" w:hAnsi="Verdana"/>
-                <w:b w:val="0"/>
-                <w:sz w:val="16"/>
-              </w:rPr>
               <w:t>8</w:t>
             </w:r>
           </w:p>
@@ -5140,6 +6409,9 @@
             <w:tcW w:type="dxa" w:w="1514"/>
           </w:tcPr>
           <w:p>
+            <w:pPr>
+              <w:spacing w:before="20" w:after="20"/>
+            </w:pPr>
             <w:r/>
             <w:r>
               <w:rPr>
@@ -5160,6 +6432,9 @@
             <w:tcW w:type="dxa" w:w="1514"/>
           </w:tcPr>
           <w:p>
+            <w:pPr>
+              <w:spacing w:before="20" w:after="20"/>
+            </w:pPr>
             <w:r/>
             <w:r>
               <w:rPr>
@@ -5176,6 +6451,9 @@
             <w:tcW w:type="dxa" w:w="1514"/>
           </w:tcPr>
           <w:p>
+            <w:pPr>
+              <w:spacing w:before="20" w:after="20"/>
+            </w:pPr>
             <w:r/>
             <w:r>
               <w:rPr>
@@ -5192,6 +6470,27 @@
             <w:tcW w:type="dxa" w:w="1514"/>
           </w:tcPr>
           <w:p>
+            <w:pPr>
+              <w:spacing w:before="20" w:after="20"/>
+            </w:pPr>
+            <w:r/>
+            <w:r>
+              <w:rPr>
+                <w:rFonts w:ascii="Verdana" w:hAnsi="Verdana"/>
+                <w:sz w:val="16"/>
+              </w:rPr>
+              <w:t>grado</w:t>
+            </w:r>
+          </w:p>
+        </w:tc>
+        <w:tc>
+          <w:tcPr>
+            <w:tcW w:type="dxa" w:w="1514"/>
+          </w:tcPr>
+          <w:p>
+            <w:pPr>
+              <w:spacing w:before="20" w:after="20"/>
+            </w:pPr>
             <w:r/>
             <w:r>
               <w:rPr>
@@ -5199,15 +6498,18 @@
                 <w:b w:val="0"/>
                 <w:sz w:val="16"/>
               </w:rPr>
-              <w:t>grado</w:t>
-            </w:r>
-          </w:p>
-        </w:tc>
-        <w:tc>
-          <w:tcPr>
-            <w:tcW w:type="dxa" w:w="1514"/>
-          </w:tcPr>
-          <w:p>
+              <w:t>2</w:t>
+            </w:r>
+          </w:p>
+        </w:tc>
+        <w:tc>
+          <w:tcPr>
+            <w:tcW w:type="dxa" w:w="1514"/>
+          </w:tcPr>
+          <w:p>
+            <w:pPr>
+              <w:spacing w:before="20" w:after="20"/>
+            </w:pPr>
             <w:r/>
             <w:r>
               <w:rPr>
@@ -5215,6 +6517,62 @@
                 <w:b w:val="0"/>
                 <w:sz w:val="16"/>
               </w:rPr>
+              <w:t>-9000</w:t>
+            </w:r>
+          </w:p>
+        </w:tc>
+        <w:tc>
+          <w:tcPr>
+            <w:tcW w:type="dxa" w:w="1514"/>
+          </w:tcPr>
+          <w:p>
+            <w:pPr>
+              <w:spacing w:before="20" w:after="20"/>
+            </w:pPr>
+            <w:r/>
+            <w:r>
+              <w:rPr>
+                <w:rFonts w:ascii="Verdana" w:hAnsi="Verdana"/>
+                <w:b w:val="0"/>
+                <w:sz w:val="16"/>
+              </w:rPr>
+              <w:t>15</w:t>
+            </w:r>
+          </w:p>
+        </w:tc>
+        <w:tc>
+          <w:tcPr>
+            <w:tcW w:type="dxa" w:w="1514"/>
+          </w:tcPr>
+          <w:p>
+            <w:pPr>
+              <w:spacing w:before="20" w:after="20"/>
+            </w:pPr>
+            <w:r/>
+            <w:r>
+              <w:rPr>
+                <w:rFonts w:ascii="Verdana" w:hAnsi="Verdana"/>
+                <w:sz w:val="16"/>
+              </w:rPr>
+              <w:t>grados</w:t>
+            </w:r>
+          </w:p>
+        </w:tc>
+        <w:tc>
+          <w:tcPr>
+            <w:tcW w:type="dxa" w:w="1514"/>
+          </w:tcPr>
+          <w:p>
+            <w:pPr>
+              <w:spacing w:before="20" w:after="20"/>
+            </w:pPr>
+            <w:r/>
+            <w:r>
+              <w:rPr>
+                <w:rFonts w:ascii="Verdana" w:hAnsi="Verdana"/>
+                <w:b w:val="0"/>
+                <w:sz w:val="16"/>
+              </w:rPr>
               <w:t>2</w:t>
             </w:r>
           </w:p>
@@ -5224,6 +6582,9 @@
             <w:tcW w:type="dxa" w:w="1514"/>
           </w:tcPr>
           <w:p>
+            <w:pPr>
+              <w:spacing w:before="20" w:after="20"/>
+            </w:pPr>
             <w:r/>
             <w:r>
               <w:rPr>
@@ -5231,70 +6592,6 @@
                 <w:b w:val="0"/>
                 <w:sz w:val="16"/>
               </w:rPr>
-              <w:t>-9000</w:t>
-            </w:r>
-          </w:p>
-        </w:tc>
-        <w:tc>
-          <w:tcPr>
-            <w:tcW w:type="dxa" w:w="1514"/>
-          </w:tcPr>
-          <w:p>
-            <w:r/>
-            <w:r>
-              <w:rPr>
-                <w:rFonts w:ascii="Verdana" w:hAnsi="Verdana"/>
-                <w:b w:val="0"/>
-                <w:sz w:val="16"/>
-              </w:rPr>
-              <w:t>15</w:t>
-            </w:r>
-          </w:p>
-        </w:tc>
-        <w:tc>
-          <w:tcPr>
-            <w:tcW w:type="dxa" w:w="1514"/>
-          </w:tcPr>
-          <w:p>
-            <w:r/>
-            <w:r>
-              <w:rPr>
-                <w:rFonts w:ascii="Verdana" w:hAnsi="Verdana"/>
-                <w:b w:val="0"/>
-                <w:sz w:val="16"/>
-              </w:rPr>
-              <w:t>grados</w:t>
-            </w:r>
-          </w:p>
-        </w:tc>
-        <w:tc>
-          <w:tcPr>
-            <w:tcW w:type="dxa" w:w="1514"/>
-          </w:tcPr>
-          <w:p>
-            <w:r/>
-            <w:r>
-              <w:rPr>
-                <w:rFonts w:ascii="Verdana" w:hAnsi="Verdana"/>
-                <w:b w:val="0"/>
-                <w:sz w:val="16"/>
-              </w:rPr>
-              <w:t>2</w:t>
-            </w:r>
-          </w:p>
-        </w:tc>
-        <w:tc>
-          <w:tcPr>
-            <w:tcW w:type="dxa" w:w="1514"/>
-          </w:tcPr>
-          <w:p>
-            <w:r/>
-            <w:r>
-              <w:rPr>
-                <w:rFonts w:ascii="Verdana" w:hAnsi="Verdana"/>
-                <w:b w:val="0"/>
-                <w:sz w:val="16"/>
-              </w:rPr>
               <w:t>6</w:t>
             </w:r>
           </w:p>
@@ -5304,6 +6601,9 @@
             <w:tcW w:type="dxa" w:w="1514"/>
           </w:tcPr>
           <w:p>
+            <w:pPr>
+              <w:spacing w:before="20" w:after="20"/>
+            </w:pPr>
             <w:r/>
             <w:r>
               <w:rPr>

--- a/docx/es/BUFRCREX_TableB_es_07.docx
+++ b/docx/es/BUFRCREX_TableB_es_07.docx
@@ -6246,377 +6246,6 @@
         </w:tc>
       </w:tr>
     </w:tbl>
-    <w:p/>
-    <w:p>
-      <w:r>
-        <w:rPr>
-          <w:rFonts w:ascii="Verdana" w:hAnsi="Verdana"/>
-          <w:i/>
-          <w:sz w:val="14"/>
-        </w:rPr>
-        <w:t>Note 23: El valor –0,1 kg m–2 antes de la aplicación del factor de escala (–1 después de su aplicación o en la clave CREX) indicará “trazas” (no mensurable, menos de 0,05 kg m–2).</w:t>
-      </w:r>
-    </w:p>
-    <w:p>
-      <w:r>
-        <w:rPr>
-          <w:rFonts w:ascii="Verdana" w:hAnsi="Verdana"/>
-          <w:i/>
-          <w:sz w:val="14"/>
-        </w:rPr>
-        <w:t>Note 25: Una significación definida anteriormente puede anularse transmitiendo un “valor faltante” a partir de la tabla de cifrado o de banderines apropiada.</w:t>
-      </w:r>
-    </w:p>
-    <w:p>
-      <w:r>
-        <w:rPr>
-          <w:rFonts w:ascii="Verdana" w:hAnsi="Verdana"/>
-          <w:i/>
-          <w:sz w:val="14"/>
-        </w:rPr>
-        <w:t>Note 27: Todas las horas están expresadas en Tiempo Universal Coordinado (UTC), a menos que se indique lo contrario. I.2 – BUFR/CREX Tabla B/04 – 3</w:t>
-      </w:r>
-    </w:p>
-    <w:p>
-      <w:r>
-        <w:rPr>
-          <w:rFonts w:ascii="Verdana" w:hAnsi="Verdana"/>
-          <w:i/>
-          <w:sz w:val="14"/>
-        </w:rPr>
-        <w:t>Note 32: Solo se indicará el rumbo o azimut en relación con la localización comunicada que no volverá a especificarse.</w:t>
-      </w:r>
-    </w:p>
-    <w:p>
-      <w:r>
-        <w:rPr>
-          <w:rFonts w:ascii="Verdana" w:hAnsi="Verdana"/>
-          <w:i/>
-          <w:sz w:val="14"/>
-        </w:rPr>
-        <w:t>Note 62: Tan solo se indicará la distancia en relación con la localización comunicada y el rumbo, azimut o elevación y no se volverá a especificar esta localización.</w:t>
-      </w:r>
-    </w:p>
-    <w:p>
-      <w:r>
-        <w:rPr>
-          <w:rFonts w:ascii="Verdana" w:hAnsi="Verdana"/>
-          <w:i/>
-          <w:sz w:val="14"/>
-        </w:rPr>
-        <w:t>Note 63: Se asignarán valores positivos a la radiación descendente.</w:t>
-      </w:r>
-    </w:p>
-    <w:p>
-      <w:r>
-        <w:rPr>
-          <w:rFonts w:ascii="Verdana" w:hAnsi="Verdana"/>
-          <w:i/>
-          <w:sz w:val="14"/>
-        </w:rPr>
-        <w:t>Note 64: Se asignarán valores positivos a los componentes descendentes w cuando las unidades sean Pa s –1.</w:t>
-      </w:r>
-    </w:p>
-    <w:p>
-      <w:r>
-        <w:rPr>
-          <w:rFonts w:ascii="Verdana" w:hAnsi="Verdana"/>
-          <w:i/>
-          <w:sz w:val="14"/>
-        </w:rPr>
-        <w:t>Note 66: Se asignarán valores negativos a los incrementos este-oeste.</w:t>
-      </w:r>
-    </w:p>
-    <w:p>
-      <w:r>
-        <w:rPr>
-          <w:rFonts w:ascii="Verdana" w:hAnsi="Verdana"/>
-          <w:i/>
-          <w:sz w:val="14"/>
-        </w:rPr>
-        <w:t>Note 75: Para los descriptores CREX F = B, no 0.</w:t>
-      </w:r>
-    </w:p>
-    <w:p>
-      <w:r>
-        <w:rPr>
-          <w:rFonts w:ascii="Verdana" w:hAnsi="Verdana"/>
-          <w:i/>
-          <w:sz w:val="14"/>
-        </w:rPr>
-        <w:t>Note 92: Para distinguir claramente los casos de datos faltantes y de píxeles saturados, los datos de imagen de n bits deberían cifrarse utilizando una anchura de datos de n + 1. Si tal descriptor no está disponible ya en la Clase 30, debería utilizarse un descriptor de operación 2 01 YYY para modificar la anchura de datos de la entrada existente, si fuese necesario. I.2 – BUFR/CREX Tabla B/30 – 1</w:t>
-      </w:r>
-    </w:p>
-    <w:p>
-      <w:r>
-        <w:rPr>
-          <w:rFonts w:ascii="Verdana" w:hAnsi="Verdana"/>
-          <w:i/>
-          <w:sz w:val="14"/>
-        </w:rPr>
-        <w:t>Note 105: Para indicar períodos de tiempo o desplazamientos que preceden al tiempo definido actualmente se emplearán períodos de tiempo negativos o desplazamientos.</w:t>
-      </w:r>
-    </w:p>
-    <w:p>
-      <w:r>
-        <w:rPr>
-          <w:rFonts w:ascii="Verdana" w:hAnsi="Verdana"/>
-          <w:i/>
-          <w:sz w:val="14"/>
-        </w:rPr>
-        <w:t>Note 110: Se asignarán valores negativos a los incrementos norte-sur.</w:t>
-      </w:r>
-    </w:p>
-    <w:p>
-      <w:r>
-        <w:rPr>
-          <w:rFonts w:ascii="Verdana" w:hAnsi="Verdana"/>
-          <w:i/>
-          <w:sz w:val="14"/>
-        </w:rPr>
-        <w:t>Note 115: La anchura de datos de los píxeles puede cambiarse mediante el descriptor 2 01 YYY.</w:t>
-      </w:r>
-    </w:p>
-    <w:p>
-      <w:r>
-        <w:rPr>
-          <w:rFonts w:ascii="Verdana" w:hAnsi="Verdana"/>
-          <w:i/>
-          <w:sz w:val="14"/>
-        </w:rPr>
-        <w:t>Note 121: En relación con determinados elementos de esta clase, pueden consignarse algunas indicaciones sobre la precisión prevista.</w:t>
-      </w:r>
-    </w:p>
-    <w:p>
-      <w:r>
-        <w:rPr>
-          <w:rFonts w:ascii="Verdana" w:hAnsi="Verdana"/>
-          <w:i/>
-          <w:sz w:val="14"/>
-        </w:rPr>
-        <w:t>Note 122: Se asignarán valores negativos a la latitud sur.</w:t>
-      </w:r>
-    </w:p>
-    <w:p>
-      <w:r>
-        <w:rPr>
-          <w:rFonts w:ascii="Verdana" w:hAnsi="Verdana"/>
-          <w:i/>
-          <w:sz w:val="14"/>
-        </w:rPr>
-        <w:t>Note 123: Se asignarán valores positivos a los componentes v en sentido sur–norte.</w:t>
-      </w:r>
-    </w:p>
-    <w:p>
-      <w:r>
-        <w:rPr>
-          <w:rFonts w:ascii="Verdana" w:hAnsi="Verdana"/>
-          <w:i/>
-          <w:sz w:val="14"/>
-        </w:rPr>
-        <w:t>Note 126: Los informes sobre la dirección del viento de superficie resultantes de mediciones dentro del 1° del Polo Norte o del Polo Sur se notificarán de manera que el cero de su acimut esté alineado, coincidiendo con los 0° del meridiano de Greenwich. I.2 – BUFR/CREX Tabla B/11 – 6</w:t>
-      </w:r>
-    </w:p>
-    <w:p>
-      <w:r>
-        <w:rPr>
-          <w:rFonts w:ascii="Verdana" w:hAnsi="Verdana"/>
-          <w:i/>
-          <w:sz w:val="14"/>
-        </w:rPr>
-        <w:t>Note 140: El tamaño del píxel en la horizontal – 1 está dado por la posición donde el factor de escala del mapa es igual a la unidad.</w:t>
-      </w:r>
-    </w:p>
-    <w:p>
-      <w:r>
-        <w:rPr>
-          <w:rFonts w:ascii="Verdana" w:hAnsi="Verdana"/>
-          <w:i/>
-          <w:sz w:val="14"/>
-        </w:rPr>
-        <w:t>Note 141: El tamaño del píxel en la horizontal – 2 está dado por la posición donde el factor de escala del mapa es igual a la unidad.</w:t>
-      </w:r>
-    </w:p>
-    <w:p>
-      <w:r>
-        <w:rPr>
-          <w:rFonts w:ascii="Verdana" w:hAnsi="Verdana"/>
-          <w:i/>
-          <w:sz w:val="14"/>
-        </w:rPr>
-        <w:t>Note 145: La significación de los períodos o desplazamientos de tiempo se puede indicar utilizando la clave de significación del tiempo correspondiente a la referencia de tabla 0 08 021.</w:t>
-      </w:r>
-    </w:p>
-    <w:p>
-      <w:r>
-        <w:rPr>
-          <w:rFonts w:ascii="Verdana" w:hAnsi="Verdana"/>
-          <w:i/>
-          <w:sz w:val="14"/>
-        </w:rPr>
-        <w:t>Note 149: La localización del tiempo, cuando se utiliza con valores de predicción, indicará la hora del estado inicial de la predicción o el comienzo del período de predicción; cuando se utilice con promedios de conjunto de valores de predicción, la localización del tiempo indicará el estado inicial o el comienzo de la primera predicción de las que se obtienen los valores medios de conjunto</w:t>
-      </w:r>
-    </w:p>
-    <w:p>
-      <w:r>
-        <w:rPr>
-          <w:rFonts w:ascii="Verdana" w:hAnsi="Verdana"/>
-          <w:i/>
-          <w:sz w:val="14"/>
-        </w:rPr>
-        <w:t>Note 155: Esta clase también puede contener elementos relativos a los procedimientos de observación.</w:t>
-      </w:r>
-    </w:p>
-    <w:p>
-      <w:r>
-        <w:rPr>
-          <w:rFonts w:ascii="Verdana" w:hAnsi="Verdana"/>
-          <w:i/>
-          <w:sz w:val="14"/>
-        </w:rPr>
-        <w:t>Note 156: Esta clase incluirá elementos que describen los instrumentos que se utilizan para obtener los elementos meteorológicos transmitidos.</w:t>
-      </w:r>
-    </w:p>
-    <w:p>
-      <w:r>
-        <w:rPr>
-          <w:rFonts w:ascii="Verdana" w:hAnsi="Verdana"/>
-          <w:i/>
-          <w:sz w:val="14"/>
-        </w:rPr>
-        <w:t>Note 158: Respecto a los períodos o desplazamientos de tiempo, e incrementos de tiempo, será necesario determinar la localización inicial del tiempo antes de utilizarlos, y a continuación, según corresponda, se indicará la definición y significación del tiempo.</w:t>
-      </w:r>
-    </w:p>
-    <w:p>
-      <w:r>
-        <w:rPr>
-          <w:rFonts w:ascii="Verdana" w:hAnsi="Verdana"/>
-          <w:i/>
-          <w:sz w:val="14"/>
-        </w:rPr>
-        <w:t>Note 160: Se asignarán valores negativos a la radiación ascendente.</w:t>
-      </w:r>
-    </w:p>
-    <w:p>
-      <w:r>
-        <w:rPr>
-          <w:rFonts w:ascii="Verdana" w:hAnsi="Verdana"/>
-          <w:i/>
-          <w:sz w:val="14"/>
-        </w:rPr>
-        <w:t>Note 161: Se asignarán valores positivos a los componentes ascendentes w cuando las unidades sean m s–1.</w:t>
-      </w:r>
-    </w:p>
-    <w:p>
-      <w:r>
-        <w:rPr>
-          <w:rFonts w:ascii="Verdana" w:hAnsi="Verdana"/>
-          <w:i/>
-          <w:sz w:val="14"/>
-        </w:rPr>
-        <w:t>Note 162: Intervalos útiles utilizados: de 1011 Bq a 1019 Bq para emisiones; de 10–2 Bq a 107 Bq y de 10–2 mSv a 107 mSv para concentraciones y dosis.</w:t>
-      </w:r>
-    </w:p>
-    <w:p>
-      <w:r>
-        <w:rPr>
-          <w:rFonts w:ascii="Verdana" w:hAnsi="Verdana"/>
-          <w:i/>
-          <w:sz w:val="14"/>
-        </w:rPr>
-        <w:t>Note 163: Los valores de la latitud y de los incrementos de latitud quedan comprendidos entre –90 grados y +90 grados.</w:t>
-      </w:r>
-    </w:p>
-    <w:p>
-      <w:r>
-        <w:rPr>
-          <w:rFonts w:ascii="Verdana" w:hAnsi="Verdana"/>
-          <w:i/>
-          <w:sz w:val="14"/>
-        </w:rPr>
-        <w:t>Note 164: Los valores de longitud quedarán comprendidos entre –180 grados y +180 grados.</w:t>
-      </w:r>
-    </w:p>
-    <w:p>
-      <w:r>
-        <w:rPr>
-          <w:rFonts w:ascii="Verdana" w:hAnsi="Verdana"/>
-          <w:i/>
-          <w:sz w:val="14"/>
-        </w:rPr>
-        <w:t>Note 165: Se indicarán los elementos verticales y la presión para determinar los valores de estos elementos con independencia del elemento o variable que indique la coordenada vertical.</w:t>
-      </w:r>
-    </w:p>
-    <w:p>
-      <w:r>
-        <w:rPr>
-          <w:rFonts w:ascii="Verdana" w:hAnsi="Verdana"/>
-          <w:i/>
-          <w:sz w:val="14"/>
-        </w:rPr>
-        <w:t>Note 166: Se asignarán valores negativos a la longitud oeste.</w:t>
-      </w:r>
-    </w:p>
-    <w:p>
-      <w:r>
-        <w:rPr>
-          <w:rFonts w:ascii="Verdana" w:hAnsi="Verdana"/>
-          <w:i/>
-          <w:sz w:val="14"/>
-        </w:rPr>
-        <w:t>Note 167: Se asignarán valores positivos a los componentes u en sentido oeste–este.</w:t>
-      </w:r>
-    </w:p>
-    <w:p>
-      <w:r>
-        <w:rPr>
-          <w:rFonts w:ascii="Verdana" w:hAnsi="Verdana"/>
-          <w:i/>
-          <w:sz w:val="14"/>
-        </w:rPr>
-        <w:t>Note 176: Cuando sea necesario indicar más de un período o desplazamiento de tiempo para hacer indicaciones de tiempo complejas se definirán en sucesión inmediata en el siguiente orden: período conjunto (según corresponda), seguido por el período de predicción (según corresponda), seguido por el período de promedio o acumulación (según corresponda).</w:t>
-      </w:r>
-    </w:p>
-    <w:p>
-      <w:r>
-        <w:rPr>
-          <w:rFonts w:ascii="Verdana" w:hAnsi="Verdana"/>
-          <w:i/>
-          <w:sz w:val="14"/>
-        </w:rPr>
-        <w:t>Note 178: Cuando se indique la expresión “período determinado” en la columna “nombre del elemento”, deberá indicarse el período correspondiente, utilizando referencias de la Clase 04.</w:t>
-      </w:r>
-    </w:p>
-    <w:p>
-      <w:r>
-        <w:rPr>
-          <w:rFonts w:ascii="Verdana" w:hAnsi="Verdana"/>
-          <w:i/>
-          <w:sz w:val="14"/>
-        </w:rPr>
-        <w:t>Note 179: Cuando se acumulen o promedien los valores (por ejemplo en relación con un determinado período de tiempo), el número total de valores de los que se obtienen los valores acumulados o promediados podrán representarse utilizando la referencia 0 08 022.</w:t>
-      </w:r>
-    </w:p>
-    <w:p>
-      <w:r>
-        <w:rPr>
-          <w:rFonts w:ascii="Verdana" w:hAnsi="Verdana"/>
-          <w:i/>
-          <w:sz w:val="14"/>
-        </w:rPr>
-        <w:t>Note 180: Normas para la información sobre vientos: Velocidad Dirección Valor faltante Valor faltante Calma 0 0 Observación normal &gt;0 1°–360° Velocidad solamente &gt;0 Valor faltante Dirección solamente Valor faltante 1°–360° “Ligero y variable” &gt;0 0 No hay observaciones</w:t>
-      </w:r>
-    </w:p>
-    <w:p>
-      <w:r>
-        <w:rPr>
-          <w:rFonts w:ascii="Verdana" w:hAnsi="Verdana"/>
-          <w:i/>
-          <w:sz w:val="14"/>
-        </w:rPr>
-        <w:t>Note 181: Normas de notificación sobre mar de viento y olas: Observación Velocidad Dirección Ninguna observación faltante faltante Calma 0 0 Observación normal &gt;0 1–360 Velocidad únicamente &gt;0 faltante Dirección únicamente faltante 1–360 &gt;0 0 “Ligero y variable”</w:t>
-      </w:r>
-    </w:p>
     <w:sectPr>
       <w:pgSz w:w="16838" w:h="11906" w:orient="landscape"/>
       <w:pgMar w:top="850" w:right="850" w:bottom="850" w:left="850" w:header="720" w:footer="720" w:gutter="0"/>
